--- a/Synretic_doc.docx
+++ b/Synretic_doc.docx
@@ -7408,10 +7408,7026 @@
         <w:t> - Version control</w:t>
       </w:r>
     </w:p>
-    <w:p>
+    <w:p/>
+    <w:p/>
+    <w:p/>
+    <w:p/>
+    <w:p>
+      <w:pPr>
+        <w:spacing w:before="100" w:beforeAutospacing="1" w:after="100" w:afterAutospacing="1" w:line="240" w:lineRule="auto"/>
+        <w:outlineLvl w:val="0"/>
+        <w:rPr>
+          <w:rFonts w:ascii="Times New Roman" w:eastAsia="Times New Roman" w:hAnsi="Times New Roman" w:cs="Times New Roman"/>
+          <w:b/>
+          <w:bCs/>
+          <w:kern w:val="36"/>
+          <w:sz w:val="48"/>
+          <w:szCs w:val="48"/>
+        </w:rPr>
+      </w:pPr>
+      <w:r>
+        <w:rPr>
+          <w:rFonts w:ascii="Times New Roman" w:eastAsia="Times New Roman" w:hAnsi="Times New Roman" w:cs="Times New Roman"/>
+          <w:b/>
+          <w:bCs/>
+          <w:kern w:val="36"/>
+          <w:sz w:val="48"/>
+          <w:szCs w:val="48"/>
+        </w:rPr>
+        <w:t>Project Modules Breakdown</w:t>
+      </w:r>
+    </w:p>
+    <w:p>
+      <w:pPr>
+        <w:spacing w:before="100" w:beforeAutospacing="1" w:after="100" w:afterAutospacing="1" w:line="240" w:lineRule="auto"/>
+        <w:rPr>
+          <w:rFonts w:ascii="Times New Roman" w:eastAsia="Times New Roman" w:hAnsi="Times New Roman" w:cs="Times New Roman"/>
+          <w:sz w:val="24"/>
+          <w:szCs w:val="24"/>
+        </w:rPr>
+      </w:pPr>
+      <w:r>
+        <w:rPr>
+          <w:rFonts w:ascii="Times New Roman" w:eastAsia="Times New Roman" w:hAnsi="Times New Roman" w:cs="Times New Roman"/>
+          <w:sz w:val="24"/>
+          <w:szCs w:val="24"/>
+        </w:rPr>
+        <w:t xml:space="preserve">Let's divide your </w:t>
+      </w:r>
+      <w:r>
+        <w:rPr>
+          <w:rFonts w:ascii="Times New Roman" w:eastAsia="Times New Roman" w:hAnsi="Times New Roman" w:cs="Times New Roman"/>
+          <w:b/>
+          <w:bCs/>
+          <w:sz w:val="24"/>
+          <w:szCs w:val="24"/>
+        </w:rPr>
+        <w:t>Multi-Agent Retail Orchestrator</w:t>
+      </w:r>
+      <w:r>
+        <w:rPr>
+          <w:rFonts w:ascii="Times New Roman" w:eastAsia="Times New Roman" w:hAnsi="Times New Roman" w:cs="Times New Roman"/>
+          <w:sz w:val="24"/>
+          <w:szCs w:val="24"/>
+        </w:rPr>
+        <w:t xml:space="preserve"> into </w:t>
+      </w:r>
+      <w:r>
+        <w:rPr>
+          <w:rFonts w:ascii="Times New Roman" w:eastAsia="Times New Roman" w:hAnsi="Times New Roman" w:cs="Times New Roman"/>
+          <w:b/>
+          <w:bCs/>
+          <w:sz w:val="24"/>
+          <w:szCs w:val="24"/>
+        </w:rPr>
+        <w:t>8 clear modules</w:t>
+      </w:r>
+      <w:r>
+        <w:rPr>
+          <w:rFonts w:ascii="Times New Roman" w:eastAsia="Times New Roman" w:hAnsi="Times New Roman" w:cs="Times New Roman"/>
+          <w:sz w:val="24"/>
+          <w:szCs w:val="24"/>
+        </w:rPr>
+        <w:t xml:space="preserve"> that build on each other. Each module is a milestone you can complete and test independently.</w:t>
+      </w:r>
+    </w:p>
+    <w:p>
+      <w:pPr>
+        <w:spacing w:after="0" w:line="240" w:lineRule="auto"/>
+        <w:rPr>
+          <w:rFonts w:ascii="Times New Roman" w:eastAsia="Times New Roman" w:hAnsi="Times New Roman" w:cs="Times New Roman"/>
+          <w:sz w:val="24"/>
+          <w:szCs w:val="24"/>
+        </w:rPr>
+      </w:pPr>
+      <w:r>
+        <w:rPr>
+          <w:rFonts w:ascii="Times New Roman" w:eastAsia="Times New Roman" w:hAnsi="Times New Roman" w:cs="Times New Roman"/>
+          <w:sz w:val="24"/>
+          <w:szCs w:val="24"/>
+        </w:rPr>
+        <w:pict>
+          <v:rect id="_x0000_i1042" style="width:0;height:1.5pt" o:hralign="center" o:hrstd="t" o:hr="t" fillcolor="#a0a0a0" stroked="f"/>
+        </w:pict>
+      </w:r>
+    </w:p>
+    <w:p>
+      <w:pPr>
+        <w:spacing w:before="100" w:beforeAutospacing="1" w:after="100" w:afterAutospacing="1" w:line="240" w:lineRule="auto"/>
+        <w:outlineLvl w:val="1"/>
+        <w:rPr>
+          <w:rFonts w:ascii="Times New Roman" w:eastAsia="Times New Roman" w:hAnsi="Times New Roman" w:cs="Times New Roman"/>
+          <w:b/>
+          <w:bCs/>
+          <w:sz w:val="36"/>
+          <w:szCs w:val="36"/>
+        </w:rPr>
+      </w:pPr>
+      <w:r>
+        <w:rPr>
+          <w:rFonts w:ascii="Segoe UI Symbol" w:eastAsia="Times New Roman" w:hAnsi="Segoe UI Symbol" w:cs="Segoe UI Symbol"/>
+          <w:b/>
+          <w:bCs/>
+          <w:sz w:val="36"/>
+          <w:szCs w:val="36"/>
+        </w:rPr>
+        <w:t>🗺</w:t>
+      </w:r>
+      <w:r>
+        <w:rPr>
+          <w:rFonts w:ascii="Times New Roman" w:eastAsia="Times New Roman" w:hAnsi="Times New Roman" w:cs="Times New Roman"/>
+          <w:b/>
+          <w:bCs/>
+          <w:sz w:val="36"/>
+          <w:szCs w:val="36"/>
+        </w:rPr>
+        <w:t>️ Module Map</w:t>
+      </w:r>
+    </w:p>
+    <w:p>
+      <w:pPr>
+        <w:tabs>
+          <w:tab w:val="left" w:pos="916"/>
+          <w:tab w:val="left" w:pos="1832"/>
+          <w:tab w:val="left" w:pos="2748"/>
+          <w:tab w:val="left" w:pos="3664"/>
+          <w:tab w:val="left" w:pos="4580"/>
+          <w:tab w:val="left" w:pos="5496"/>
+          <w:tab w:val="left" w:pos="6412"/>
+          <w:tab w:val="left" w:pos="7328"/>
+          <w:tab w:val="left" w:pos="8244"/>
+          <w:tab w:val="left" w:pos="9160"/>
+          <w:tab w:val="left" w:pos="10076"/>
+          <w:tab w:val="left" w:pos="10992"/>
+          <w:tab w:val="left" w:pos="11908"/>
+          <w:tab w:val="left" w:pos="12824"/>
+          <w:tab w:val="left" w:pos="13740"/>
+          <w:tab w:val="left" w:pos="14656"/>
+        </w:tabs>
+        <w:spacing w:after="0" w:line="240" w:lineRule="auto"/>
+        <w:rPr>
+          <w:rFonts w:ascii="Courier New" w:eastAsia="Times New Roman" w:hAnsi="Courier New" w:cs="Courier New"/>
+          <w:sz w:val="20"/>
+          <w:szCs w:val="20"/>
+        </w:rPr>
+      </w:pPr>
+      <w:r>
+        <w:rPr>
+          <w:rFonts w:ascii="Courier New" w:eastAsia="Times New Roman" w:hAnsi="Courier New" w:cs="Courier New"/>
+          <w:sz w:val="20"/>
+          <w:szCs w:val="20"/>
+        </w:rPr>
+        <w:t>Module 1: Setup &amp; Environment</w:t>
+      </w:r>
+    </w:p>
+    <w:p>
+      <w:pPr>
+        <w:tabs>
+          <w:tab w:val="left" w:pos="916"/>
+          <w:tab w:val="left" w:pos="1832"/>
+          <w:tab w:val="left" w:pos="2748"/>
+          <w:tab w:val="left" w:pos="3664"/>
+          <w:tab w:val="left" w:pos="4580"/>
+          <w:tab w:val="left" w:pos="5496"/>
+          <w:tab w:val="left" w:pos="6412"/>
+          <w:tab w:val="left" w:pos="7328"/>
+          <w:tab w:val="left" w:pos="8244"/>
+          <w:tab w:val="left" w:pos="9160"/>
+          <w:tab w:val="left" w:pos="10076"/>
+          <w:tab w:val="left" w:pos="10992"/>
+          <w:tab w:val="left" w:pos="11908"/>
+          <w:tab w:val="left" w:pos="12824"/>
+          <w:tab w:val="left" w:pos="13740"/>
+          <w:tab w:val="left" w:pos="14656"/>
+        </w:tabs>
+        <w:spacing w:after="0" w:line="240" w:lineRule="auto"/>
+        <w:rPr>
+          <w:rFonts w:ascii="Courier New" w:eastAsia="Times New Roman" w:hAnsi="Courier New" w:cs="Courier New"/>
+          <w:sz w:val="20"/>
+          <w:szCs w:val="20"/>
+        </w:rPr>
+      </w:pPr>
+      <w:r>
+        <w:rPr>
+          <w:rFonts w:ascii="Courier New" w:eastAsia="Times New Roman" w:hAnsi="Courier New" w:cs="Courier New"/>
+          <w:sz w:val="20"/>
+          <w:szCs w:val="20"/>
+        </w:rPr>
+        <w:t xml:space="preserve">        ↓</w:t>
+      </w:r>
+    </w:p>
+    <w:p>
+      <w:pPr>
+        <w:tabs>
+          <w:tab w:val="left" w:pos="916"/>
+          <w:tab w:val="left" w:pos="1832"/>
+          <w:tab w:val="left" w:pos="2748"/>
+          <w:tab w:val="left" w:pos="3664"/>
+          <w:tab w:val="left" w:pos="4580"/>
+          <w:tab w:val="left" w:pos="5496"/>
+          <w:tab w:val="left" w:pos="6412"/>
+          <w:tab w:val="left" w:pos="7328"/>
+          <w:tab w:val="left" w:pos="8244"/>
+          <w:tab w:val="left" w:pos="9160"/>
+          <w:tab w:val="left" w:pos="10076"/>
+          <w:tab w:val="left" w:pos="10992"/>
+          <w:tab w:val="left" w:pos="11908"/>
+          <w:tab w:val="left" w:pos="12824"/>
+          <w:tab w:val="left" w:pos="13740"/>
+          <w:tab w:val="left" w:pos="14656"/>
+        </w:tabs>
+        <w:spacing w:after="0" w:line="240" w:lineRule="auto"/>
+        <w:rPr>
+          <w:rFonts w:ascii="Courier New" w:eastAsia="Times New Roman" w:hAnsi="Courier New" w:cs="Courier New"/>
+          <w:sz w:val="20"/>
+          <w:szCs w:val="20"/>
+        </w:rPr>
+      </w:pPr>
+      <w:r>
+        <w:rPr>
+          <w:rFonts w:ascii="Courier New" w:eastAsia="Times New Roman" w:hAnsi="Courier New" w:cs="Courier New"/>
+          <w:sz w:val="20"/>
+          <w:szCs w:val="20"/>
+        </w:rPr>
+        <w:t>Module 2: Database Setup (</w:t>
+      </w:r>
+      <w:proofErr w:type="spellStart"/>
+      <w:r>
+        <w:rPr>
+          <w:rFonts w:ascii="Courier New" w:eastAsia="Times New Roman" w:hAnsi="Courier New" w:cs="Courier New"/>
+          <w:sz w:val="20"/>
+          <w:szCs w:val="20"/>
+        </w:rPr>
+        <w:t>PostgreSQL</w:t>
+      </w:r>
+      <w:proofErr w:type="spellEnd"/>
+      <w:r>
+        <w:rPr>
+          <w:rFonts w:ascii="Courier New" w:eastAsia="Times New Roman" w:hAnsi="Courier New" w:cs="Courier New"/>
+          <w:sz w:val="20"/>
+          <w:szCs w:val="20"/>
+        </w:rPr>
+        <w:t xml:space="preserve"> + </w:t>
+      </w:r>
+      <w:proofErr w:type="spellStart"/>
+      <w:r>
+        <w:rPr>
+          <w:rFonts w:ascii="Courier New" w:eastAsia="Times New Roman" w:hAnsi="Courier New" w:cs="Courier New"/>
+          <w:sz w:val="20"/>
+          <w:szCs w:val="20"/>
+        </w:rPr>
+        <w:t>ChromaDB</w:t>
+      </w:r>
+      <w:proofErr w:type="spellEnd"/>
+      <w:r>
+        <w:rPr>
+          <w:rFonts w:ascii="Courier New" w:eastAsia="Times New Roman" w:hAnsi="Courier New" w:cs="Courier New"/>
+          <w:sz w:val="20"/>
+          <w:szCs w:val="20"/>
+        </w:rPr>
+        <w:t>)</w:t>
+      </w:r>
+    </w:p>
+    <w:p>
+      <w:pPr>
+        <w:tabs>
+          <w:tab w:val="left" w:pos="916"/>
+          <w:tab w:val="left" w:pos="1832"/>
+          <w:tab w:val="left" w:pos="2748"/>
+          <w:tab w:val="left" w:pos="3664"/>
+          <w:tab w:val="left" w:pos="4580"/>
+          <w:tab w:val="left" w:pos="5496"/>
+          <w:tab w:val="left" w:pos="6412"/>
+          <w:tab w:val="left" w:pos="7328"/>
+          <w:tab w:val="left" w:pos="8244"/>
+          <w:tab w:val="left" w:pos="9160"/>
+          <w:tab w:val="left" w:pos="10076"/>
+          <w:tab w:val="left" w:pos="10992"/>
+          <w:tab w:val="left" w:pos="11908"/>
+          <w:tab w:val="left" w:pos="12824"/>
+          <w:tab w:val="left" w:pos="13740"/>
+          <w:tab w:val="left" w:pos="14656"/>
+        </w:tabs>
+        <w:spacing w:after="0" w:line="240" w:lineRule="auto"/>
+        <w:rPr>
+          <w:rFonts w:ascii="Courier New" w:eastAsia="Times New Roman" w:hAnsi="Courier New" w:cs="Courier New"/>
+          <w:sz w:val="20"/>
+          <w:szCs w:val="20"/>
+        </w:rPr>
+      </w:pPr>
+      <w:r>
+        <w:rPr>
+          <w:rFonts w:ascii="Courier New" w:eastAsia="Times New Roman" w:hAnsi="Courier New" w:cs="Courier New"/>
+          <w:sz w:val="20"/>
+          <w:szCs w:val="20"/>
+        </w:rPr>
+        <w:t xml:space="preserve">        ↓</w:t>
+      </w:r>
+    </w:p>
+    <w:p>
+      <w:pPr>
+        <w:tabs>
+          <w:tab w:val="left" w:pos="916"/>
+          <w:tab w:val="left" w:pos="1832"/>
+          <w:tab w:val="left" w:pos="2748"/>
+          <w:tab w:val="left" w:pos="3664"/>
+          <w:tab w:val="left" w:pos="4580"/>
+          <w:tab w:val="left" w:pos="5496"/>
+          <w:tab w:val="left" w:pos="6412"/>
+          <w:tab w:val="left" w:pos="7328"/>
+          <w:tab w:val="left" w:pos="8244"/>
+          <w:tab w:val="left" w:pos="9160"/>
+          <w:tab w:val="left" w:pos="10076"/>
+          <w:tab w:val="left" w:pos="10992"/>
+          <w:tab w:val="left" w:pos="11908"/>
+          <w:tab w:val="left" w:pos="12824"/>
+          <w:tab w:val="left" w:pos="13740"/>
+          <w:tab w:val="left" w:pos="14656"/>
+        </w:tabs>
+        <w:spacing w:after="0" w:line="240" w:lineRule="auto"/>
+        <w:rPr>
+          <w:rFonts w:ascii="Courier New" w:eastAsia="Times New Roman" w:hAnsi="Courier New" w:cs="Courier New"/>
+          <w:sz w:val="20"/>
+          <w:szCs w:val="20"/>
+        </w:rPr>
+      </w:pPr>
+      <w:r>
+        <w:rPr>
+          <w:rFonts w:ascii="Courier New" w:eastAsia="Times New Roman" w:hAnsi="Courier New" w:cs="Courier New"/>
+          <w:sz w:val="20"/>
+          <w:szCs w:val="20"/>
+        </w:rPr>
+        <w:t>Module 3: LLM Configuration (</w:t>
+      </w:r>
+      <w:proofErr w:type="spellStart"/>
+      <w:r>
+        <w:rPr>
+          <w:rFonts w:ascii="Courier New" w:eastAsia="Times New Roman" w:hAnsi="Courier New" w:cs="Courier New"/>
+          <w:sz w:val="20"/>
+          <w:szCs w:val="20"/>
+        </w:rPr>
+        <w:t>Freellm</w:t>
+      </w:r>
+      <w:proofErr w:type="spellEnd"/>
+      <w:r>
+        <w:rPr>
+          <w:rFonts w:ascii="Courier New" w:eastAsia="Times New Roman" w:hAnsi="Courier New" w:cs="Courier New"/>
+          <w:sz w:val="20"/>
+          <w:szCs w:val="20"/>
+        </w:rPr>
+        <w:t xml:space="preserve"> + API Keys)</w:t>
+      </w:r>
+    </w:p>
+    <w:p>
+      <w:pPr>
+        <w:tabs>
+          <w:tab w:val="left" w:pos="916"/>
+          <w:tab w:val="left" w:pos="1832"/>
+          <w:tab w:val="left" w:pos="2748"/>
+          <w:tab w:val="left" w:pos="3664"/>
+          <w:tab w:val="left" w:pos="4580"/>
+          <w:tab w:val="left" w:pos="5496"/>
+          <w:tab w:val="left" w:pos="6412"/>
+          <w:tab w:val="left" w:pos="7328"/>
+          <w:tab w:val="left" w:pos="8244"/>
+          <w:tab w:val="left" w:pos="9160"/>
+          <w:tab w:val="left" w:pos="10076"/>
+          <w:tab w:val="left" w:pos="10992"/>
+          <w:tab w:val="left" w:pos="11908"/>
+          <w:tab w:val="left" w:pos="12824"/>
+          <w:tab w:val="left" w:pos="13740"/>
+          <w:tab w:val="left" w:pos="14656"/>
+        </w:tabs>
+        <w:spacing w:after="0" w:line="240" w:lineRule="auto"/>
+        <w:rPr>
+          <w:rFonts w:ascii="Courier New" w:eastAsia="Times New Roman" w:hAnsi="Courier New" w:cs="Courier New"/>
+          <w:sz w:val="20"/>
+          <w:szCs w:val="20"/>
+        </w:rPr>
+      </w:pPr>
+      <w:r>
+        <w:rPr>
+          <w:rFonts w:ascii="Courier New" w:eastAsia="Times New Roman" w:hAnsi="Courier New" w:cs="Courier New"/>
+          <w:sz w:val="20"/>
+          <w:szCs w:val="20"/>
+        </w:rPr>
+        <w:t xml:space="preserve">        ↓</w:t>
+      </w:r>
+    </w:p>
+    <w:p>
+      <w:pPr>
+        <w:tabs>
+          <w:tab w:val="left" w:pos="916"/>
+          <w:tab w:val="left" w:pos="1832"/>
+          <w:tab w:val="left" w:pos="2748"/>
+          <w:tab w:val="left" w:pos="3664"/>
+          <w:tab w:val="left" w:pos="4580"/>
+          <w:tab w:val="left" w:pos="5496"/>
+          <w:tab w:val="left" w:pos="6412"/>
+          <w:tab w:val="left" w:pos="7328"/>
+          <w:tab w:val="left" w:pos="8244"/>
+          <w:tab w:val="left" w:pos="9160"/>
+          <w:tab w:val="left" w:pos="10076"/>
+          <w:tab w:val="left" w:pos="10992"/>
+          <w:tab w:val="left" w:pos="11908"/>
+          <w:tab w:val="left" w:pos="12824"/>
+          <w:tab w:val="left" w:pos="13740"/>
+          <w:tab w:val="left" w:pos="14656"/>
+        </w:tabs>
+        <w:spacing w:after="0" w:line="240" w:lineRule="auto"/>
+        <w:rPr>
+          <w:rFonts w:ascii="Courier New" w:eastAsia="Times New Roman" w:hAnsi="Courier New" w:cs="Courier New"/>
+          <w:sz w:val="20"/>
+          <w:szCs w:val="20"/>
+        </w:rPr>
+      </w:pPr>
+      <w:r>
+        <w:rPr>
+          <w:rFonts w:ascii="Courier New" w:eastAsia="Times New Roman" w:hAnsi="Courier New" w:cs="Courier New"/>
+          <w:sz w:val="20"/>
+          <w:szCs w:val="20"/>
+        </w:rPr>
+        <w:t>Module 4: Agent Creation (Specialized Agents)</w:t>
+      </w:r>
+    </w:p>
+    <w:p>
+      <w:pPr>
+        <w:tabs>
+          <w:tab w:val="left" w:pos="916"/>
+          <w:tab w:val="left" w:pos="1832"/>
+          <w:tab w:val="left" w:pos="2748"/>
+          <w:tab w:val="left" w:pos="3664"/>
+          <w:tab w:val="left" w:pos="4580"/>
+          <w:tab w:val="left" w:pos="5496"/>
+          <w:tab w:val="left" w:pos="6412"/>
+          <w:tab w:val="left" w:pos="7328"/>
+          <w:tab w:val="left" w:pos="8244"/>
+          <w:tab w:val="left" w:pos="9160"/>
+          <w:tab w:val="left" w:pos="10076"/>
+          <w:tab w:val="left" w:pos="10992"/>
+          <w:tab w:val="left" w:pos="11908"/>
+          <w:tab w:val="left" w:pos="12824"/>
+          <w:tab w:val="left" w:pos="13740"/>
+          <w:tab w:val="left" w:pos="14656"/>
+        </w:tabs>
+        <w:spacing w:after="0" w:line="240" w:lineRule="auto"/>
+        <w:rPr>
+          <w:rFonts w:ascii="Courier New" w:eastAsia="Times New Roman" w:hAnsi="Courier New" w:cs="Courier New"/>
+          <w:sz w:val="20"/>
+          <w:szCs w:val="20"/>
+        </w:rPr>
+      </w:pPr>
+      <w:r>
+        <w:rPr>
+          <w:rFonts w:ascii="Courier New" w:eastAsia="Times New Roman" w:hAnsi="Courier New" w:cs="Courier New"/>
+          <w:sz w:val="20"/>
+          <w:szCs w:val="20"/>
+        </w:rPr>
+        <w:t xml:space="preserve">        ↓</w:t>
+      </w:r>
+    </w:p>
+    <w:p>
+      <w:pPr>
+        <w:tabs>
+          <w:tab w:val="left" w:pos="916"/>
+          <w:tab w:val="left" w:pos="1832"/>
+          <w:tab w:val="left" w:pos="2748"/>
+          <w:tab w:val="left" w:pos="3664"/>
+          <w:tab w:val="left" w:pos="4580"/>
+          <w:tab w:val="left" w:pos="5496"/>
+          <w:tab w:val="left" w:pos="6412"/>
+          <w:tab w:val="left" w:pos="7328"/>
+          <w:tab w:val="left" w:pos="8244"/>
+          <w:tab w:val="left" w:pos="9160"/>
+          <w:tab w:val="left" w:pos="10076"/>
+          <w:tab w:val="left" w:pos="10992"/>
+          <w:tab w:val="left" w:pos="11908"/>
+          <w:tab w:val="left" w:pos="12824"/>
+          <w:tab w:val="left" w:pos="13740"/>
+          <w:tab w:val="left" w:pos="14656"/>
+        </w:tabs>
+        <w:spacing w:after="0" w:line="240" w:lineRule="auto"/>
+        <w:rPr>
+          <w:rFonts w:ascii="Courier New" w:eastAsia="Times New Roman" w:hAnsi="Courier New" w:cs="Courier New"/>
+          <w:sz w:val="20"/>
+          <w:szCs w:val="20"/>
+        </w:rPr>
+      </w:pPr>
+      <w:r>
+        <w:rPr>
+          <w:rFonts w:ascii="Courier New" w:eastAsia="Times New Roman" w:hAnsi="Courier New" w:cs="Courier New"/>
+          <w:sz w:val="20"/>
+          <w:szCs w:val="20"/>
+        </w:rPr>
+        <w:t>Module 5: Supervisor Agent (Orchestration)</w:t>
+      </w:r>
+    </w:p>
+    <w:p>
+      <w:pPr>
+        <w:tabs>
+          <w:tab w:val="left" w:pos="916"/>
+          <w:tab w:val="left" w:pos="1832"/>
+          <w:tab w:val="left" w:pos="2748"/>
+          <w:tab w:val="left" w:pos="3664"/>
+          <w:tab w:val="left" w:pos="4580"/>
+          <w:tab w:val="left" w:pos="5496"/>
+          <w:tab w:val="left" w:pos="6412"/>
+          <w:tab w:val="left" w:pos="7328"/>
+          <w:tab w:val="left" w:pos="8244"/>
+          <w:tab w:val="left" w:pos="9160"/>
+          <w:tab w:val="left" w:pos="10076"/>
+          <w:tab w:val="left" w:pos="10992"/>
+          <w:tab w:val="left" w:pos="11908"/>
+          <w:tab w:val="left" w:pos="12824"/>
+          <w:tab w:val="left" w:pos="13740"/>
+          <w:tab w:val="left" w:pos="14656"/>
+        </w:tabs>
+        <w:spacing w:after="0" w:line="240" w:lineRule="auto"/>
+        <w:rPr>
+          <w:rFonts w:ascii="Courier New" w:eastAsia="Times New Roman" w:hAnsi="Courier New" w:cs="Courier New"/>
+          <w:sz w:val="20"/>
+          <w:szCs w:val="20"/>
+        </w:rPr>
+      </w:pPr>
+      <w:r>
+        <w:rPr>
+          <w:rFonts w:ascii="Courier New" w:eastAsia="Times New Roman" w:hAnsi="Courier New" w:cs="Courier New"/>
+          <w:sz w:val="20"/>
+          <w:szCs w:val="20"/>
+        </w:rPr>
+        <w:t xml:space="preserve">        ↓</w:t>
+      </w:r>
+    </w:p>
+    <w:p>
+      <w:pPr>
+        <w:tabs>
+          <w:tab w:val="left" w:pos="916"/>
+          <w:tab w:val="left" w:pos="1832"/>
+          <w:tab w:val="left" w:pos="2748"/>
+          <w:tab w:val="left" w:pos="3664"/>
+          <w:tab w:val="left" w:pos="4580"/>
+          <w:tab w:val="left" w:pos="5496"/>
+          <w:tab w:val="left" w:pos="6412"/>
+          <w:tab w:val="left" w:pos="7328"/>
+          <w:tab w:val="left" w:pos="8244"/>
+          <w:tab w:val="left" w:pos="9160"/>
+          <w:tab w:val="left" w:pos="10076"/>
+          <w:tab w:val="left" w:pos="10992"/>
+          <w:tab w:val="left" w:pos="11908"/>
+          <w:tab w:val="left" w:pos="12824"/>
+          <w:tab w:val="left" w:pos="13740"/>
+          <w:tab w:val="left" w:pos="14656"/>
+        </w:tabs>
+        <w:spacing w:after="0" w:line="240" w:lineRule="auto"/>
+        <w:rPr>
+          <w:rFonts w:ascii="Courier New" w:eastAsia="Times New Roman" w:hAnsi="Courier New" w:cs="Courier New"/>
+          <w:sz w:val="20"/>
+          <w:szCs w:val="20"/>
+        </w:rPr>
+      </w:pPr>
+      <w:r>
+        <w:rPr>
+          <w:rFonts w:ascii="Courier New" w:eastAsia="Times New Roman" w:hAnsi="Courier New" w:cs="Courier New"/>
+          <w:sz w:val="20"/>
+          <w:szCs w:val="20"/>
+        </w:rPr>
+        <w:t>Module 6: Backend API (</w:t>
+      </w:r>
+      <w:proofErr w:type="spellStart"/>
+      <w:r>
+        <w:rPr>
+          <w:rFonts w:ascii="Courier New" w:eastAsia="Times New Roman" w:hAnsi="Courier New" w:cs="Courier New"/>
+          <w:sz w:val="20"/>
+          <w:szCs w:val="20"/>
+        </w:rPr>
+        <w:t>FastAPI</w:t>
+      </w:r>
+      <w:proofErr w:type="spellEnd"/>
+      <w:r>
+        <w:rPr>
+          <w:rFonts w:ascii="Courier New" w:eastAsia="Times New Roman" w:hAnsi="Courier New" w:cs="Courier New"/>
+          <w:sz w:val="20"/>
+          <w:szCs w:val="20"/>
+        </w:rPr>
+        <w:t xml:space="preserve"> + </w:t>
+      </w:r>
+      <w:proofErr w:type="spellStart"/>
+      <w:r>
+        <w:rPr>
+          <w:rFonts w:ascii="Courier New" w:eastAsia="Times New Roman" w:hAnsi="Courier New" w:cs="Courier New"/>
+          <w:sz w:val="20"/>
+          <w:szCs w:val="20"/>
+        </w:rPr>
+        <w:t>WebSockets</w:t>
+      </w:r>
+      <w:proofErr w:type="spellEnd"/>
+      <w:r>
+        <w:rPr>
+          <w:rFonts w:ascii="Courier New" w:eastAsia="Times New Roman" w:hAnsi="Courier New" w:cs="Courier New"/>
+          <w:sz w:val="20"/>
+          <w:szCs w:val="20"/>
+        </w:rPr>
+        <w:t>)</w:t>
+      </w:r>
+    </w:p>
+    <w:p>
+      <w:pPr>
+        <w:tabs>
+          <w:tab w:val="left" w:pos="916"/>
+          <w:tab w:val="left" w:pos="1832"/>
+          <w:tab w:val="left" w:pos="2748"/>
+          <w:tab w:val="left" w:pos="3664"/>
+          <w:tab w:val="left" w:pos="4580"/>
+          <w:tab w:val="left" w:pos="5496"/>
+          <w:tab w:val="left" w:pos="6412"/>
+          <w:tab w:val="left" w:pos="7328"/>
+          <w:tab w:val="left" w:pos="8244"/>
+          <w:tab w:val="left" w:pos="9160"/>
+          <w:tab w:val="left" w:pos="10076"/>
+          <w:tab w:val="left" w:pos="10992"/>
+          <w:tab w:val="left" w:pos="11908"/>
+          <w:tab w:val="left" w:pos="12824"/>
+          <w:tab w:val="left" w:pos="13740"/>
+          <w:tab w:val="left" w:pos="14656"/>
+        </w:tabs>
+        <w:spacing w:after="0" w:line="240" w:lineRule="auto"/>
+        <w:rPr>
+          <w:rFonts w:ascii="Courier New" w:eastAsia="Times New Roman" w:hAnsi="Courier New" w:cs="Courier New"/>
+          <w:sz w:val="20"/>
+          <w:szCs w:val="20"/>
+        </w:rPr>
+      </w:pPr>
+      <w:r>
+        <w:rPr>
+          <w:rFonts w:ascii="Courier New" w:eastAsia="Times New Roman" w:hAnsi="Courier New" w:cs="Courier New"/>
+          <w:sz w:val="20"/>
+          <w:szCs w:val="20"/>
+        </w:rPr>
+        <w:t xml:space="preserve">        ↓</w:t>
+      </w:r>
+    </w:p>
+    <w:p>
+      <w:pPr>
+        <w:tabs>
+          <w:tab w:val="left" w:pos="916"/>
+          <w:tab w:val="left" w:pos="1832"/>
+          <w:tab w:val="left" w:pos="2748"/>
+          <w:tab w:val="left" w:pos="3664"/>
+          <w:tab w:val="left" w:pos="4580"/>
+          <w:tab w:val="left" w:pos="5496"/>
+          <w:tab w:val="left" w:pos="6412"/>
+          <w:tab w:val="left" w:pos="7328"/>
+          <w:tab w:val="left" w:pos="8244"/>
+          <w:tab w:val="left" w:pos="9160"/>
+          <w:tab w:val="left" w:pos="10076"/>
+          <w:tab w:val="left" w:pos="10992"/>
+          <w:tab w:val="left" w:pos="11908"/>
+          <w:tab w:val="left" w:pos="12824"/>
+          <w:tab w:val="left" w:pos="13740"/>
+          <w:tab w:val="left" w:pos="14656"/>
+        </w:tabs>
+        <w:spacing w:after="0" w:line="240" w:lineRule="auto"/>
+        <w:rPr>
+          <w:rFonts w:ascii="Courier New" w:eastAsia="Times New Roman" w:hAnsi="Courier New" w:cs="Courier New"/>
+          <w:sz w:val="20"/>
+          <w:szCs w:val="20"/>
+        </w:rPr>
+      </w:pPr>
+      <w:r>
+        <w:rPr>
+          <w:rFonts w:ascii="Courier New" w:eastAsia="Times New Roman" w:hAnsi="Courier New" w:cs="Courier New"/>
+          <w:sz w:val="20"/>
+          <w:szCs w:val="20"/>
+        </w:rPr>
+        <w:t>Module 7: Frontend UI (React Dashboard)</w:t>
+      </w:r>
+    </w:p>
+    <w:p>
+      <w:pPr>
+        <w:tabs>
+          <w:tab w:val="left" w:pos="916"/>
+          <w:tab w:val="left" w:pos="1832"/>
+          <w:tab w:val="left" w:pos="2748"/>
+          <w:tab w:val="left" w:pos="3664"/>
+          <w:tab w:val="left" w:pos="4580"/>
+          <w:tab w:val="left" w:pos="5496"/>
+          <w:tab w:val="left" w:pos="6412"/>
+          <w:tab w:val="left" w:pos="7328"/>
+          <w:tab w:val="left" w:pos="8244"/>
+          <w:tab w:val="left" w:pos="9160"/>
+          <w:tab w:val="left" w:pos="10076"/>
+          <w:tab w:val="left" w:pos="10992"/>
+          <w:tab w:val="left" w:pos="11908"/>
+          <w:tab w:val="left" w:pos="12824"/>
+          <w:tab w:val="left" w:pos="13740"/>
+          <w:tab w:val="left" w:pos="14656"/>
+        </w:tabs>
+        <w:spacing w:after="0" w:line="240" w:lineRule="auto"/>
+        <w:rPr>
+          <w:rFonts w:ascii="Courier New" w:eastAsia="Times New Roman" w:hAnsi="Courier New" w:cs="Courier New"/>
+          <w:sz w:val="20"/>
+          <w:szCs w:val="20"/>
+        </w:rPr>
+      </w:pPr>
+      <w:r>
+        <w:rPr>
+          <w:rFonts w:ascii="Courier New" w:eastAsia="Times New Roman" w:hAnsi="Courier New" w:cs="Courier New"/>
+          <w:sz w:val="20"/>
+          <w:szCs w:val="20"/>
+        </w:rPr>
+        <w:t xml:space="preserve">        ↓</w:t>
+      </w:r>
+    </w:p>
+    <w:p>
+      <w:pPr>
+        <w:tabs>
+          <w:tab w:val="left" w:pos="916"/>
+          <w:tab w:val="left" w:pos="1832"/>
+          <w:tab w:val="left" w:pos="2748"/>
+          <w:tab w:val="left" w:pos="3664"/>
+          <w:tab w:val="left" w:pos="4580"/>
+          <w:tab w:val="left" w:pos="5496"/>
+          <w:tab w:val="left" w:pos="6412"/>
+          <w:tab w:val="left" w:pos="7328"/>
+          <w:tab w:val="left" w:pos="8244"/>
+          <w:tab w:val="left" w:pos="9160"/>
+          <w:tab w:val="left" w:pos="10076"/>
+          <w:tab w:val="left" w:pos="10992"/>
+          <w:tab w:val="left" w:pos="11908"/>
+          <w:tab w:val="left" w:pos="12824"/>
+          <w:tab w:val="left" w:pos="13740"/>
+          <w:tab w:val="left" w:pos="14656"/>
+        </w:tabs>
+        <w:spacing w:after="0" w:line="240" w:lineRule="auto"/>
+        <w:rPr>
+          <w:rFonts w:ascii="Courier New" w:eastAsia="Times New Roman" w:hAnsi="Courier New" w:cs="Courier New"/>
+          <w:sz w:val="20"/>
+          <w:szCs w:val="20"/>
+        </w:rPr>
+      </w:pPr>
+      <w:r>
+        <w:rPr>
+          <w:rFonts w:ascii="Courier New" w:eastAsia="Times New Roman" w:hAnsi="Courier New" w:cs="Courier New"/>
+          <w:sz w:val="20"/>
+          <w:szCs w:val="20"/>
+        </w:rPr>
+        <w:t>Module 8: Deployment &amp; Testing</w:t>
+      </w:r>
+    </w:p>
+    <w:p>
+      <w:pPr>
+        <w:spacing w:after="0" w:line="240" w:lineRule="auto"/>
+        <w:rPr>
+          <w:rFonts w:ascii="Times New Roman" w:eastAsia="Times New Roman" w:hAnsi="Times New Roman" w:cs="Times New Roman"/>
+          <w:sz w:val="24"/>
+          <w:szCs w:val="24"/>
+        </w:rPr>
+      </w:pPr>
+      <w:r>
+        <w:rPr>
+          <w:rFonts w:ascii="Times New Roman" w:eastAsia="Times New Roman" w:hAnsi="Times New Roman" w:cs="Times New Roman"/>
+          <w:sz w:val="24"/>
+          <w:szCs w:val="24"/>
+        </w:rPr>
+        <w:pict>
+          <v:rect id="_x0000_i1043" style="width:0;height:1.5pt" o:hralign="center" o:hrstd="t" o:hr="t" fillcolor="#a0a0a0" stroked="f"/>
+        </w:pict>
+      </w:r>
+    </w:p>
+    <w:p>
+      <w:pPr>
+        <w:spacing w:before="100" w:beforeAutospacing="1" w:after="100" w:afterAutospacing="1" w:line="240" w:lineRule="auto"/>
+        <w:outlineLvl w:val="0"/>
+        <w:rPr>
+          <w:rFonts w:ascii="Times New Roman" w:eastAsia="Times New Roman" w:hAnsi="Times New Roman" w:cs="Times New Roman"/>
+          <w:b/>
+          <w:bCs/>
+          <w:kern w:val="36"/>
+          <w:sz w:val="48"/>
+          <w:szCs w:val="48"/>
+        </w:rPr>
+      </w:pPr>
+      <w:r>
+        <w:rPr>
+          <w:rFonts w:ascii="Segoe UI Symbol" w:eastAsia="Times New Roman" w:hAnsi="Segoe UI Symbol" w:cs="Segoe UI Symbol"/>
+          <w:b/>
+          <w:bCs/>
+          <w:kern w:val="36"/>
+          <w:sz w:val="48"/>
+          <w:szCs w:val="48"/>
+        </w:rPr>
+        <w:t>📦</w:t>
+      </w:r>
+      <w:r>
+        <w:rPr>
+          <w:rFonts w:ascii="Times New Roman" w:eastAsia="Times New Roman" w:hAnsi="Times New Roman" w:cs="Times New Roman"/>
+          <w:b/>
+          <w:bCs/>
+          <w:kern w:val="36"/>
+          <w:sz w:val="48"/>
+          <w:szCs w:val="48"/>
+        </w:rPr>
+        <w:t xml:space="preserve"> Module 1: Setup &amp; Environment</w:t>
+      </w:r>
+    </w:p>
+    <w:p>
+      <w:pPr>
+        <w:spacing w:before="100" w:beforeAutospacing="1" w:after="100" w:afterAutospacing="1" w:line="240" w:lineRule="auto"/>
+        <w:rPr>
+          <w:rFonts w:ascii="Times New Roman" w:eastAsia="Times New Roman" w:hAnsi="Times New Roman" w:cs="Times New Roman"/>
+          <w:sz w:val="24"/>
+          <w:szCs w:val="24"/>
+        </w:rPr>
+      </w:pPr>
+      <w:r>
+        <w:rPr>
+          <w:rFonts w:ascii="Times New Roman" w:eastAsia="Times New Roman" w:hAnsi="Times New Roman" w:cs="Times New Roman"/>
+          <w:b/>
+          <w:bCs/>
+          <w:sz w:val="24"/>
+          <w:szCs w:val="24"/>
+        </w:rPr>
+        <w:t>Goal:</w:t>
+      </w:r>
+      <w:r>
+        <w:rPr>
+          <w:rFonts w:ascii="Times New Roman" w:eastAsia="Times New Roman" w:hAnsi="Times New Roman" w:cs="Times New Roman"/>
+          <w:sz w:val="24"/>
+          <w:szCs w:val="24"/>
+        </w:rPr>
+        <w:t xml:space="preserve"> Get your development environment ready.</w:t>
+      </w:r>
+    </w:p>
+    <w:p>
+      <w:pPr>
+        <w:spacing w:before="100" w:beforeAutospacing="1" w:after="100" w:afterAutospacing="1" w:line="240" w:lineRule="auto"/>
+        <w:outlineLvl w:val="2"/>
+        <w:rPr>
+          <w:rFonts w:ascii="Times New Roman" w:eastAsia="Times New Roman" w:hAnsi="Times New Roman" w:cs="Times New Roman"/>
+          <w:b/>
+          <w:bCs/>
+          <w:sz w:val="27"/>
+          <w:szCs w:val="27"/>
+        </w:rPr>
+      </w:pPr>
+      <w:r>
+        <w:rPr>
+          <w:rFonts w:ascii="Times New Roman" w:eastAsia="Times New Roman" w:hAnsi="Times New Roman" w:cs="Times New Roman"/>
+          <w:b/>
+          <w:bCs/>
+          <w:sz w:val="27"/>
+          <w:szCs w:val="27"/>
+        </w:rPr>
+        <w:t>Tasks</w:t>
+      </w:r>
+    </w:p>
+    <w:p>
+      <w:pPr>
+        <w:numPr>
+          <w:ilvl w:val="0"/>
+          <w:numId w:val="14"/>
+        </w:numPr>
+        <w:spacing w:before="100" w:beforeAutospacing="1" w:after="100" w:afterAutospacing="1" w:line="240" w:lineRule="auto"/>
+        <w:rPr>
+          <w:rFonts w:ascii="Times New Roman" w:eastAsia="Times New Roman" w:hAnsi="Times New Roman" w:cs="Times New Roman"/>
+          <w:sz w:val="24"/>
+          <w:szCs w:val="24"/>
+        </w:rPr>
+      </w:pPr>
+      <w:r>
+        <w:rPr>
+          <w:rFonts w:ascii="Times New Roman" w:eastAsia="Times New Roman" w:hAnsi="Times New Roman" w:cs="Times New Roman"/>
+          <w:sz w:val="24"/>
+          <w:szCs w:val="24"/>
+        </w:rPr>
+        <w:t>Install Python 3.11+</w:t>
+      </w:r>
+    </w:p>
+    <w:p>
+      <w:pPr>
+        <w:numPr>
+          <w:ilvl w:val="0"/>
+          <w:numId w:val="14"/>
+        </w:numPr>
+        <w:spacing w:before="100" w:beforeAutospacing="1" w:after="100" w:afterAutospacing="1" w:line="240" w:lineRule="auto"/>
+        <w:rPr>
+          <w:rFonts w:ascii="Times New Roman" w:eastAsia="Times New Roman" w:hAnsi="Times New Roman" w:cs="Times New Roman"/>
+          <w:sz w:val="24"/>
+          <w:szCs w:val="24"/>
+        </w:rPr>
+      </w:pPr>
+      <w:r>
+        <w:rPr>
+          <w:rFonts w:ascii="Times New Roman" w:eastAsia="Times New Roman" w:hAnsi="Times New Roman" w:cs="Times New Roman"/>
+          <w:sz w:val="24"/>
+          <w:szCs w:val="24"/>
+        </w:rPr>
+        <w:t xml:space="preserve">Install </w:t>
+      </w:r>
+      <w:proofErr w:type="spellStart"/>
+      <w:r>
+        <w:rPr>
+          <w:rFonts w:ascii="Times New Roman" w:eastAsia="Times New Roman" w:hAnsi="Times New Roman" w:cs="Times New Roman"/>
+          <w:sz w:val="24"/>
+          <w:szCs w:val="24"/>
+        </w:rPr>
+        <w:t>VSCode</w:t>
+      </w:r>
+      <w:proofErr w:type="spellEnd"/>
+      <w:r>
+        <w:rPr>
+          <w:rFonts w:ascii="Times New Roman" w:eastAsia="Times New Roman" w:hAnsi="Times New Roman" w:cs="Times New Roman"/>
+          <w:sz w:val="24"/>
+          <w:szCs w:val="24"/>
+        </w:rPr>
+        <w:t xml:space="preserve"> extensions</w:t>
+      </w:r>
+    </w:p>
+    <w:p>
+      <w:pPr>
+        <w:numPr>
+          <w:ilvl w:val="0"/>
+          <w:numId w:val="14"/>
+        </w:numPr>
+        <w:spacing w:before="100" w:beforeAutospacing="1" w:after="100" w:afterAutospacing="1" w:line="240" w:lineRule="auto"/>
+        <w:rPr>
+          <w:rFonts w:ascii="Times New Roman" w:eastAsia="Times New Roman" w:hAnsi="Times New Roman" w:cs="Times New Roman"/>
+          <w:sz w:val="24"/>
+          <w:szCs w:val="24"/>
+        </w:rPr>
+      </w:pPr>
+      <w:r>
+        <w:rPr>
+          <w:rFonts w:ascii="Times New Roman" w:eastAsia="Times New Roman" w:hAnsi="Times New Roman" w:cs="Times New Roman"/>
+          <w:sz w:val="24"/>
+          <w:szCs w:val="24"/>
+        </w:rPr>
+        <w:t>Create project folder structure</w:t>
+      </w:r>
+    </w:p>
+    <w:p>
+      <w:pPr>
+        <w:numPr>
+          <w:ilvl w:val="0"/>
+          <w:numId w:val="14"/>
+        </w:numPr>
+        <w:spacing w:before="100" w:beforeAutospacing="1" w:after="100" w:afterAutospacing="1" w:line="240" w:lineRule="auto"/>
+        <w:rPr>
+          <w:rFonts w:ascii="Times New Roman" w:eastAsia="Times New Roman" w:hAnsi="Times New Roman" w:cs="Times New Roman"/>
+          <w:sz w:val="24"/>
+          <w:szCs w:val="24"/>
+        </w:rPr>
+      </w:pPr>
+      <w:r>
+        <w:rPr>
+          <w:rFonts w:ascii="Times New Roman" w:eastAsia="Times New Roman" w:hAnsi="Times New Roman" w:cs="Times New Roman"/>
+          <w:sz w:val="24"/>
+          <w:szCs w:val="24"/>
+        </w:rPr>
+        <w:t>Set up virtual environment</w:t>
+      </w:r>
+    </w:p>
+    <w:p>
+      <w:pPr>
+        <w:numPr>
+          <w:ilvl w:val="0"/>
+          <w:numId w:val="14"/>
+        </w:numPr>
+        <w:spacing w:before="100" w:beforeAutospacing="1" w:after="100" w:afterAutospacing="1" w:line="240" w:lineRule="auto"/>
+        <w:rPr>
+          <w:rFonts w:ascii="Times New Roman" w:eastAsia="Times New Roman" w:hAnsi="Times New Roman" w:cs="Times New Roman"/>
+          <w:sz w:val="24"/>
+          <w:szCs w:val="24"/>
+        </w:rPr>
+      </w:pPr>
+      <w:r>
+        <w:rPr>
+          <w:rFonts w:ascii="Times New Roman" w:eastAsia="Times New Roman" w:hAnsi="Times New Roman" w:cs="Times New Roman"/>
+          <w:sz w:val="24"/>
+          <w:szCs w:val="24"/>
+        </w:rPr>
+        <w:t xml:space="preserve">Create </w:t>
+      </w:r>
+      <w:r>
+        <w:rPr>
+          <w:rFonts w:ascii="Courier New" w:eastAsia="Times New Roman" w:hAnsi="Courier New" w:cs="Courier New"/>
+          <w:sz w:val="20"/>
+          <w:szCs w:val="20"/>
+        </w:rPr>
+        <w:t>requirements.txt</w:t>
+      </w:r>
+    </w:p>
+    <w:p>
+      <w:pPr>
+        <w:numPr>
+          <w:ilvl w:val="0"/>
+          <w:numId w:val="14"/>
+        </w:numPr>
+        <w:spacing w:before="100" w:beforeAutospacing="1" w:after="100" w:afterAutospacing="1" w:line="240" w:lineRule="auto"/>
+        <w:rPr>
+          <w:rFonts w:ascii="Times New Roman" w:eastAsia="Times New Roman" w:hAnsi="Times New Roman" w:cs="Times New Roman"/>
+          <w:sz w:val="24"/>
+          <w:szCs w:val="24"/>
+        </w:rPr>
+      </w:pPr>
+      <w:r>
+        <w:rPr>
+          <w:rFonts w:ascii="Times New Roman" w:eastAsia="Times New Roman" w:hAnsi="Times New Roman" w:cs="Times New Roman"/>
+          <w:sz w:val="24"/>
+          <w:szCs w:val="24"/>
+        </w:rPr>
+        <w:t xml:space="preserve">Initialize </w:t>
+      </w:r>
+      <w:proofErr w:type="spellStart"/>
+      <w:r>
+        <w:rPr>
+          <w:rFonts w:ascii="Times New Roman" w:eastAsia="Times New Roman" w:hAnsi="Times New Roman" w:cs="Times New Roman"/>
+          <w:sz w:val="24"/>
+          <w:szCs w:val="24"/>
+        </w:rPr>
+        <w:t>Git</w:t>
+      </w:r>
+      <w:proofErr w:type="spellEnd"/>
+      <w:r>
+        <w:rPr>
+          <w:rFonts w:ascii="Times New Roman" w:eastAsia="Times New Roman" w:hAnsi="Times New Roman" w:cs="Times New Roman"/>
+          <w:sz w:val="24"/>
+          <w:szCs w:val="24"/>
+        </w:rPr>
+        <w:t xml:space="preserve"> repository</w:t>
+      </w:r>
+    </w:p>
+    <w:p>
+      <w:pPr>
+        <w:spacing w:before="100" w:beforeAutospacing="1" w:after="100" w:afterAutospacing="1" w:line="240" w:lineRule="auto"/>
+        <w:outlineLvl w:val="2"/>
+        <w:rPr>
+          <w:rFonts w:ascii="Times New Roman" w:eastAsia="Times New Roman" w:hAnsi="Times New Roman" w:cs="Times New Roman"/>
+          <w:b/>
+          <w:bCs/>
+          <w:sz w:val="27"/>
+          <w:szCs w:val="27"/>
+        </w:rPr>
+      </w:pPr>
+      <w:r>
+        <w:rPr>
+          <w:rFonts w:ascii="Times New Roman" w:eastAsia="Times New Roman" w:hAnsi="Times New Roman" w:cs="Times New Roman"/>
+          <w:b/>
+          <w:bCs/>
+          <w:sz w:val="27"/>
+          <w:szCs w:val="27"/>
+        </w:rPr>
+        <w:t>Folder Structure</w:t>
+      </w:r>
+    </w:p>
+    <w:p>
+      <w:pPr>
+        <w:tabs>
+          <w:tab w:val="left" w:pos="916"/>
+          <w:tab w:val="left" w:pos="1832"/>
+          <w:tab w:val="left" w:pos="2748"/>
+          <w:tab w:val="left" w:pos="3664"/>
+          <w:tab w:val="left" w:pos="4580"/>
+          <w:tab w:val="left" w:pos="5496"/>
+          <w:tab w:val="left" w:pos="6412"/>
+          <w:tab w:val="left" w:pos="7328"/>
+          <w:tab w:val="left" w:pos="8244"/>
+          <w:tab w:val="left" w:pos="9160"/>
+          <w:tab w:val="left" w:pos="10076"/>
+          <w:tab w:val="left" w:pos="10992"/>
+          <w:tab w:val="left" w:pos="11908"/>
+          <w:tab w:val="left" w:pos="12824"/>
+          <w:tab w:val="left" w:pos="13740"/>
+          <w:tab w:val="left" w:pos="14656"/>
+        </w:tabs>
+        <w:spacing w:after="0" w:line="240" w:lineRule="auto"/>
+        <w:rPr>
+          <w:rFonts w:ascii="Courier New" w:eastAsia="Times New Roman" w:hAnsi="Courier New" w:cs="Courier New"/>
+          <w:sz w:val="20"/>
+          <w:szCs w:val="20"/>
+        </w:rPr>
+      </w:pPr>
+      <w:proofErr w:type="gramStart"/>
+      <w:r>
+        <w:rPr>
+          <w:rFonts w:ascii="Courier New" w:eastAsia="Times New Roman" w:hAnsi="Courier New" w:cs="Courier New"/>
+          <w:sz w:val="20"/>
+          <w:szCs w:val="20"/>
+        </w:rPr>
+        <w:t>retail-orchestrator</w:t>
+      </w:r>
+      <w:proofErr w:type="gramEnd"/>
+      <w:r>
+        <w:rPr>
+          <w:rFonts w:ascii="Courier New" w:eastAsia="Times New Roman" w:hAnsi="Courier New" w:cs="Courier New"/>
+          <w:sz w:val="20"/>
+          <w:szCs w:val="20"/>
+        </w:rPr>
+        <w:t>/</w:t>
+      </w:r>
+    </w:p>
+    <w:p>
+      <w:pPr>
+        <w:tabs>
+          <w:tab w:val="left" w:pos="916"/>
+          <w:tab w:val="left" w:pos="1832"/>
+          <w:tab w:val="left" w:pos="2748"/>
+          <w:tab w:val="left" w:pos="3664"/>
+          <w:tab w:val="left" w:pos="4580"/>
+          <w:tab w:val="left" w:pos="5496"/>
+          <w:tab w:val="left" w:pos="6412"/>
+          <w:tab w:val="left" w:pos="7328"/>
+          <w:tab w:val="left" w:pos="8244"/>
+          <w:tab w:val="left" w:pos="9160"/>
+          <w:tab w:val="left" w:pos="10076"/>
+          <w:tab w:val="left" w:pos="10992"/>
+          <w:tab w:val="left" w:pos="11908"/>
+          <w:tab w:val="left" w:pos="12824"/>
+          <w:tab w:val="left" w:pos="13740"/>
+          <w:tab w:val="left" w:pos="14656"/>
+        </w:tabs>
+        <w:spacing w:after="0" w:line="240" w:lineRule="auto"/>
+        <w:rPr>
+          <w:rFonts w:ascii="Courier New" w:eastAsia="Times New Roman" w:hAnsi="Courier New" w:cs="Courier New"/>
+          <w:sz w:val="20"/>
+          <w:szCs w:val="20"/>
+        </w:rPr>
+      </w:pPr>
+      <w:r>
+        <w:rPr>
+          <w:rFonts w:ascii="Courier New" w:eastAsia="Times New Roman" w:hAnsi="Courier New" w:cs="Courier New"/>
+          <w:sz w:val="20"/>
+          <w:szCs w:val="20"/>
+        </w:rPr>
+        <w:lastRenderedPageBreak/>
+        <w:t xml:space="preserve">├── </w:t>
+      </w:r>
+      <w:proofErr w:type="gramStart"/>
+      <w:r>
+        <w:rPr>
+          <w:rFonts w:ascii="Courier New" w:eastAsia="Times New Roman" w:hAnsi="Courier New" w:cs="Courier New"/>
+          <w:sz w:val="20"/>
+          <w:szCs w:val="20"/>
+        </w:rPr>
+        <w:t>backend</w:t>
+      </w:r>
+      <w:proofErr w:type="gramEnd"/>
+      <w:r>
+        <w:rPr>
+          <w:rFonts w:ascii="Courier New" w:eastAsia="Times New Roman" w:hAnsi="Courier New" w:cs="Courier New"/>
+          <w:sz w:val="20"/>
+          <w:szCs w:val="20"/>
+        </w:rPr>
+        <w:t>/</w:t>
+      </w:r>
+    </w:p>
+    <w:p>
+      <w:pPr>
+        <w:tabs>
+          <w:tab w:val="left" w:pos="916"/>
+          <w:tab w:val="left" w:pos="1832"/>
+          <w:tab w:val="left" w:pos="2748"/>
+          <w:tab w:val="left" w:pos="3664"/>
+          <w:tab w:val="left" w:pos="4580"/>
+          <w:tab w:val="left" w:pos="5496"/>
+          <w:tab w:val="left" w:pos="6412"/>
+          <w:tab w:val="left" w:pos="7328"/>
+          <w:tab w:val="left" w:pos="8244"/>
+          <w:tab w:val="left" w:pos="9160"/>
+          <w:tab w:val="left" w:pos="10076"/>
+          <w:tab w:val="left" w:pos="10992"/>
+          <w:tab w:val="left" w:pos="11908"/>
+          <w:tab w:val="left" w:pos="12824"/>
+          <w:tab w:val="left" w:pos="13740"/>
+          <w:tab w:val="left" w:pos="14656"/>
+        </w:tabs>
+        <w:spacing w:after="0" w:line="240" w:lineRule="auto"/>
+        <w:rPr>
+          <w:rFonts w:ascii="Courier New" w:eastAsia="Times New Roman" w:hAnsi="Courier New" w:cs="Courier New"/>
+          <w:sz w:val="20"/>
+          <w:szCs w:val="20"/>
+        </w:rPr>
+      </w:pPr>
+      <w:r>
+        <w:rPr>
+          <w:rFonts w:ascii="Courier New" w:eastAsia="Times New Roman" w:hAnsi="Courier New" w:cs="Courier New"/>
+          <w:sz w:val="20"/>
+          <w:szCs w:val="20"/>
+        </w:rPr>
+        <w:t>│   ├── agents/</w:t>
+      </w:r>
+    </w:p>
+    <w:p>
+      <w:pPr>
+        <w:tabs>
+          <w:tab w:val="left" w:pos="916"/>
+          <w:tab w:val="left" w:pos="1832"/>
+          <w:tab w:val="left" w:pos="2748"/>
+          <w:tab w:val="left" w:pos="3664"/>
+          <w:tab w:val="left" w:pos="4580"/>
+          <w:tab w:val="left" w:pos="5496"/>
+          <w:tab w:val="left" w:pos="6412"/>
+          <w:tab w:val="left" w:pos="7328"/>
+          <w:tab w:val="left" w:pos="8244"/>
+          <w:tab w:val="left" w:pos="9160"/>
+          <w:tab w:val="left" w:pos="10076"/>
+          <w:tab w:val="left" w:pos="10992"/>
+          <w:tab w:val="left" w:pos="11908"/>
+          <w:tab w:val="left" w:pos="12824"/>
+          <w:tab w:val="left" w:pos="13740"/>
+          <w:tab w:val="left" w:pos="14656"/>
+        </w:tabs>
+        <w:spacing w:after="0" w:line="240" w:lineRule="auto"/>
+        <w:rPr>
+          <w:rFonts w:ascii="Courier New" w:eastAsia="Times New Roman" w:hAnsi="Courier New" w:cs="Courier New"/>
+          <w:sz w:val="20"/>
+          <w:szCs w:val="20"/>
+        </w:rPr>
+      </w:pPr>
+      <w:r>
+        <w:rPr>
+          <w:rFonts w:ascii="Courier New" w:eastAsia="Times New Roman" w:hAnsi="Courier New" w:cs="Courier New"/>
+          <w:sz w:val="20"/>
+          <w:szCs w:val="20"/>
+        </w:rPr>
+        <w:t xml:space="preserve">│   ├── </w:t>
+      </w:r>
+      <w:proofErr w:type="spellStart"/>
+      <w:proofErr w:type="gramStart"/>
+      <w:r>
+        <w:rPr>
+          <w:rFonts w:ascii="Courier New" w:eastAsia="Times New Roman" w:hAnsi="Courier New" w:cs="Courier New"/>
+          <w:sz w:val="20"/>
+          <w:szCs w:val="20"/>
+        </w:rPr>
+        <w:t>api</w:t>
+      </w:r>
+      <w:proofErr w:type="spellEnd"/>
+      <w:proofErr w:type="gramEnd"/>
+      <w:r>
+        <w:rPr>
+          <w:rFonts w:ascii="Courier New" w:eastAsia="Times New Roman" w:hAnsi="Courier New" w:cs="Courier New"/>
+          <w:sz w:val="20"/>
+          <w:szCs w:val="20"/>
+        </w:rPr>
+        <w:t>/</w:t>
+      </w:r>
+    </w:p>
+    <w:p>
+      <w:pPr>
+        <w:tabs>
+          <w:tab w:val="left" w:pos="916"/>
+          <w:tab w:val="left" w:pos="1832"/>
+          <w:tab w:val="left" w:pos="2748"/>
+          <w:tab w:val="left" w:pos="3664"/>
+          <w:tab w:val="left" w:pos="4580"/>
+          <w:tab w:val="left" w:pos="5496"/>
+          <w:tab w:val="left" w:pos="6412"/>
+          <w:tab w:val="left" w:pos="7328"/>
+          <w:tab w:val="left" w:pos="8244"/>
+          <w:tab w:val="left" w:pos="9160"/>
+          <w:tab w:val="left" w:pos="10076"/>
+          <w:tab w:val="left" w:pos="10992"/>
+          <w:tab w:val="left" w:pos="11908"/>
+          <w:tab w:val="left" w:pos="12824"/>
+          <w:tab w:val="left" w:pos="13740"/>
+          <w:tab w:val="left" w:pos="14656"/>
+        </w:tabs>
+        <w:spacing w:after="0" w:line="240" w:lineRule="auto"/>
+        <w:rPr>
+          <w:rFonts w:ascii="Courier New" w:eastAsia="Times New Roman" w:hAnsi="Courier New" w:cs="Courier New"/>
+          <w:sz w:val="20"/>
+          <w:szCs w:val="20"/>
+        </w:rPr>
+      </w:pPr>
+      <w:r>
+        <w:rPr>
+          <w:rFonts w:ascii="Courier New" w:eastAsia="Times New Roman" w:hAnsi="Courier New" w:cs="Courier New"/>
+          <w:sz w:val="20"/>
+          <w:szCs w:val="20"/>
+        </w:rPr>
+        <w:t>│   ├── database/</w:t>
+      </w:r>
+    </w:p>
+    <w:p>
+      <w:pPr>
+        <w:tabs>
+          <w:tab w:val="left" w:pos="916"/>
+          <w:tab w:val="left" w:pos="1832"/>
+          <w:tab w:val="left" w:pos="2748"/>
+          <w:tab w:val="left" w:pos="3664"/>
+          <w:tab w:val="left" w:pos="4580"/>
+          <w:tab w:val="left" w:pos="5496"/>
+          <w:tab w:val="left" w:pos="6412"/>
+          <w:tab w:val="left" w:pos="7328"/>
+          <w:tab w:val="left" w:pos="8244"/>
+          <w:tab w:val="left" w:pos="9160"/>
+          <w:tab w:val="left" w:pos="10076"/>
+          <w:tab w:val="left" w:pos="10992"/>
+          <w:tab w:val="left" w:pos="11908"/>
+          <w:tab w:val="left" w:pos="12824"/>
+          <w:tab w:val="left" w:pos="13740"/>
+          <w:tab w:val="left" w:pos="14656"/>
+        </w:tabs>
+        <w:spacing w:after="0" w:line="240" w:lineRule="auto"/>
+        <w:rPr>
+          <w:rFonts w:ascii="Courier New" w:eastAsia="Times New Roman" w:hAnsi="Courier New" w:cs="Courier New"/>
+          <w:sz w:val="20"/>
+          <w:szCs w:val="20"/>
+        </w:rPr>
+      </w:pPr>
+      <w:r>
+        <w:rPr>
+          <w:rFonts w:ascii="Courier New" w:eastAsia="Times New Roman" w:hAnsi="Courier New" w:cs="Courier New"/>
+          <w:sz w:val="20"/>
+          <w:szCs w:val="20"/>
+        </w:rPr>
+        <w:t>│   ├── models/</w:t>
+      </w:r>
+    </w:p>
+    <w:p>
+      <w:pPr>
+        <w:tabs>
+          <w:tab w:val="left" w:pos="916"/>
+          <w:tab w:val="left" w:pos="1832"/>
+          <w:tab w:val="left" w:pos="2748"/>
+          <w:tab w:val="left" w:pos="3664"/>
+          <w:tab w:val="left" w:pos="4580"/>
+          <w:tab w:val="left" w:pos="5496"/>
+          <w:tab w:val="left" w:pos="6412"/>
+          <w:tab w:val="left" w:pos="7328"/>
+          <w:tab w:val="left" w:pos="8244"/>
+          <w:tab w:val="left" w:pos="9160"/>
+          <w:tab w:val="left" w:pos="10076"/>
+          <w:tab w:val="left" w:pos="10992"/>
+          <w:tab w:val="left" w:pos="11908"/>
+          <w:tab w:val="left" w:pos="12824"/>
+          <w:tab w:val="left" w:pos="13740"/>
+          <w:tab w:val="left" w:pos="14656"/>
+        </w:tabs>
+        <w:spacing w:after="0" w:line="240" w:lineRule="auto"/>
+        <w:rPr>
+          <w:rFonts w:ascii="Courier New" w:eastAsia="Times New Roman" w:hAnsi="Courier New" w:cs="Courier New"/>
+          <w:sz w:val="20"/>
+          <w:szCs w:val="20"/>
+        </w:rPr>
+      </w:pPr>
+      <w:r>
+        <w:rPr>
+          <w:rFonts w:ascii="Courier New" w:eastAsia="Times New Roman" w:hAnsi="Courier New" w:cs="Courier New"/>
+          <w:sz w:val="20"/>
+          <w:szCs w:val="20"/>
+        </w:rPr>
+        <w:t xml:space="preserve">│   └── </w:t>
+      </w:r>
+      <w:proofErr w:type="spellStart"/>
+      <w:r>
+        <w:rPr>
+          <w:rFonts w:ascii="Courier New" w:eastAsia="Times New Roman" w:hAnsi="Courier New" w:cs="Courier New"/>
+          <w:sz w:val="20"/>
+          <w:szCs w:val="20"/>
+        </w:rPr>
+        <w:t>utils</w:t>
+      </w:r>
+      <w:proofErr w:type="spellEnd"/>
+      <w:r>
+        <w:rPr>
+          <w:rFonts w:ascii="Courier New" w:eastAsia="Times New Roman" w:hAnsi="Courier New" w:cs="Courier New"/>
+          <w:sz w:val="20"/>
+          <w:szCs w:val="20"/>
+        </w:rPr>
+        <w:t>/</w:t>
+      </w:r>
+    </w:p>
+    <w:p>
+      <w:pPr>
+        <w:tabs>
+          <w:tab w:val="left" w:pos="916"/>
+          <w:tab w:val="left" w:pos="1832"/>
+          <w:tab w:val="left" w:pos="2748"/>
+          <w:tab w:val="left" w:pos="3664"/>
+          <w:tab w:val="left" w:pos="4580"/>
+          <w:tab w:val="left" w:pos="5496"/>
+          <w:tab w:val="left" w:pos="6412"/>
+          <w:tab w:val="left" w:pos="7328"/>
+          <w:tab w:val="left" w:pos="8244"/>
+          <w:tab w:val="left" w:pos="9160"/>
+          <w:tab w:val="left" w:pos="10076"/>
+          <w:tab w:val="left" w:pos="10992"/>
+          <w:tab w:val="left" w:pos="11908"/>
+          <w:tab w:val="left" w:pos="12824"/>
+          <w:tab w:val="left" w:pos="13740"/>
+          <w:tab w:val="left" w:pos="14656"/>
+        </w:tabs>
+        <w:spacing w:after="0" w:line="240" w:lineRule="auto"/>
+        <w:rPr>
+          <w:rFonts w:ascii="Courier New" w:eastAsia="Times New Roman" w:hAnsi="Courier New" w:cs="Courier New"/>
+          <w:sz w:val="20"/>
+          <w:szCs w:val="20"/>
+        </w:rPr>
+      </w:pPr>
+      <w:r>
+        <w:rPr>
+          <w:rFonts w:ascii="Courier New" w:eastAsia="Times New Roman" w:hAnsi="Courier New" w:cs="Courier New"/>
+          <w:sz w:val="20"/>
+          <w:szCs w:val="20"/>
+        </w:rPr>
+        <w:t xml:space="preserve">├── </w:t>
+      </w:r>
+      <w:proofErr w:type="gramStart"/>
+      <w:r>
+        <w:rPr>
+          <w:rFonts w:ascii="Courier New" w:eastAsia="Times New Roman" w:hAnsi="Courier New" w:cs="Courier New"/>
+          <w:sz w:val="20"/>
+          <w:szCs w:val="20"/>
+        </w:rPr>
+        <w:t>frontend</w:t>
+      </w:r>
+      <w:proofErr w:type="gramEnd"/>
+      <w:r>
+        <w:rPr>
+          <w:rFonts w:ascii="Courier New" w:eastAsia="Times New Roman" w:hAnsi="Courier New" w:cs="Courier New"/>
+          <w:sz w:val="20"/>
+          <w:szCs w:val="20"/>
+        </w:rPr>
+        <w:t>/</w:t>
+      </w:r>
+    </w:p>
+    <w:p>
+      <w:pPr>
+        <w:tabs>
+          <w:tab w:val="left" w:pos="916"/>
+          <w:tab w:val="left" w:pos="1832"/>
+          <w:tab w:val="left" w:pos="2748"/>
+          <w:tab w:val="left" w:pos="3664"/>
+          <w:tab w:val="left" w:pos="4580"/>
+          <w:tab w:val="left" w:pos="5496"/>
+          <w:tab w:val="left" w:pos="6412"/>
+          <w:tab w:val="left" w:pos="7328"/>
+          <w:tab w:val="left" w:pos="8244"/>
+          <w:tab w:val="left" w:pos="9160"/>
+          <w:tab w:val="left" w:pos="10076"/>
+          <w:tab w:val="left" w:pos="10992"/>
+          <w:tab w:val="left" w:pos="11908"/>
+          <w:tab w:val="left" w:pos="12824"/>
+          <w:tab w:val="left" w:pos="13740"/>
+          <w:tab w:val="left" w:pos="14656"/>
+        </w:tabs>
+        <w:spacing w:after="0" w:line="240" w:lineRule="auto"/>
+        <w:rPr>
+          <w:rFonts w:ascii="Courier New" w:eastAsia="Times New Roman" w:hAnsi="Courier New" w:cs="Courier New"/>
+          <w:sz w:val="20"/>
+          <w:szCs w:val="20"/>
+        </w:rPr>
+      </w:pPr>
+      <w:r>
+        <w:rPr>
+          <w:rFonts w:ascii="Courier New" w:eastAsia="Times New Roman" w:hAnsi="Courier New" w:cs="Courier New"/>
+          <w:sz w:val="20"/>
+          <w:szCs w:val="20"/>
+        </w:rPr>
+        <w:t xml:space="preserve">│   ├── </w:t>
+      </w:r>
+      <w:proofErr w:type="spellStart"/>
+      <w:r>
+        <w:rPr>
+          <w:rFonts w:ascii="Courier New" w:eastAsia="Times New Roman" w:hAnsi="Courier New" w:cs="Courier New"/>
+          <w:sz w:val="20"/>
+          <w:szCs w:val="20"/>
+        </w:rPr>
+        <w:t>src</w:t>
+      </w:r>
+      <w:proofErr w:type="spellEnd"/>
+      <w:r>
+        <w:rPr>
+          <w:rFonts w:ascii="Courier New" w:eastAsia="Times New Roman" w:hAnsi="Courier New" w:cs="Courier New"/>
+          <w:sz w:val="20"/>
+          <w:szCs w:val="20"/>
+        </w:rPr>
+        <w:t>/</w:t>
+      </w:r>
+    </w:p>
+    <w:p>
+      <w:pPr>
+        <w:tabs>
+          <w:tab w:val="left" w:pos="916"/>
+          <w:tab w:val="left" w:pos="1832"/>
+          <w:tab w:val="left" w:pos="2748"/>
+          <w:tab w:val="left" w:pos="3664"/>
+          <w:tab w:val="left" w:pos="4580"/>
+          <w:tab w:val="left" w:pos="5496"/>
+          <w:tab w:val="left" w:pos="6412"/>
+          <w:tab w:val="left" w:pos="7328"/>
+          <w:tab w:val="left" w:pos="8244"/>
+          <w:tab w:val="left" w:pos="9160"/>
+          <w:tab w:val="left" w:pos="10076"/>
+          <w:tab w:val="left" w:pos="10992"/>
+          <w:tab w:val="left" w:pos="11908"/>
+          <w:tab w:val="left" w:pos="12824"/>
+          <w:tab w:val="left" w:pos="13740"/>
+          <w:tab w:val="left" w:pos="14656"/>
+        </w:tabs>
+        <w:spacing w:after="0" w:line="240" w:lineRule="auto"/>
+        <w:rPr>
+          <w:rFonts w:ascii="Courier New" w:eastAsia="Times New Roman" w:hAnsi="Courier New" w:cs="Courier New"/>
+          <w:sz w:val="20"/>
+          <w:szCs w:val="20"/>
+        </w:rPr>
+      </w:pPr>
+      <w:r>
+        <w:rPr>
+          <w:rFonts w:ascii="Courier New" w:eastAsia="Times New Roman" w:hAnsi="Courier New" w:cs="Courier New"/>
+          <w:sz w:val="20"/>
+          <w:szCs w:val="20"/>
+        </w:rPr>
+        <w:t>│   ├── public/</w:t>
+      </w:r>
+    </w:p>
+    <w:p>
+      <w:pPr>
+        <w:tabs>
+          <w:tab w:val="left" w:pos="916"/>
+          <w:tab w:val="left" w:pos="1832"/>
+          <w:tab w:val="left" w:pos="2748"/>
+          <w:tab w:val="left" w:pos="3664"/>
+          <w:tab w:val="left" w:pos="4580"/>
+          <w:tab w:val="left" w:pos="5496"/>
+          <w:tab w:val="left" w:pos="6412"/>
+          <w:tab w:val="left" w:pos="7328"/>
+          <w:tab w:val="left" w:pos="8244"/>
+          <w:tab w:val="left" w:pos="9160"/>
+          <w:tab w:val="left" w:pos="10076"/>
+          <w:tab w:val="left" w:pos="10992"/>
+          <w:tab w:val="left" w:pos="11908"/>
+          <w:tab w:val="left" w:pos="12824"/>
+          <w:tab w:val="left" w:pos="13740"/>
+          <w:tab w:val="left" w:pos="14656"/>
+        </w:tabs>
+        <w:spacing w:after="0" w:line="240" w:lineRule="auto"/>
+        <w:rPr>
+          <w:rFonts w:ascii="Courier New" w:eastAsia="Times New Roman" w:hAnsi="Courier New" w:cs="Courier New"/>
+          <w:sz w:val="20"/>
+          <w:szCs w:val="20"/>
+        </w:rPr>
+      </w:pPr>
+      <w:r>
+        <w:rPr>
+          <w:rFonts w:ascii="Courier New" w:eastAsia="Times New Roman" w:hAnsi="Courier New" w:cs="Courier New"/>
+          <w:sz w:val="20"/>
+          <w:szCs w:val="20"/>
+        </w:rPr>
+        <w:t xml:space="preserve">│   └── </w:t>
+      </w:r>
+      <w:proofErr w:type="spellStart"/>
+      <w:r>
+        <w:rPr>
+          <w:rFonts w:ascii="Courier New" w:eastAsia="Times New Roman" w:hAnsi="Courier New" w:cs="Courier New"/>
+          <w:sz w:val="20"/>
+          <w:szCs w:val="20"/>
+        </w:rPr>
+        <w:t>package.json</w:t>
+      </w:r>
+      <w:proofErr w:type="spellEnd"/>
+    </w:p>
+    <w:p>
+      <w:pPr>
+        <w:tabs>
+          <w:tab w:val="left" w:pos="916"/>
+          <w:tab w:val="left" w:pos="1832"/>
+          <w:tab w:val="left" w:pos="2748"/>
+          <w:tab w:val="left" w:pos="3664"/>
+          <w:tab w:val="left" w:pos="4580"/>
+          <w:tab w:val="left" w:pos="5496"/>
+          <w:tab w:val="left" w:pos="6412"/>
+          <w:tab w:val="left" w:pos="7328"/>
+          <w:tab w:val="left" w:pos="8244"/>
+          <w:tab w:val="left" w:pos="9160"/>
+          <w:tab w:val="left" w:pos="10076"/>
+          <w:tab w:val="left" w:pos="10992"/>
+          <w:tab w:val="left" w:pos="11908"/>
+          <w:tab w:val="left" w:pos="12824"/>
+          <w:tab w:val="left" w:pos="13740"/>
+          <w:tab w:val="left" w:pos="14656"/>
+        </w:tabs>
+        <w:spacing w:after="0" w:line="240" w:lineRule="auto"/>
+        <w:rPr>
+          <w:rFonts w:ascii="Courier New" w:eastAsia="Times New Roman" w:hAnsi="Courier New" w:cs="Courier New"/>
+          <w:sz w:val="20"/>
+          <w:szCs w:val="20"/>
+        </w:rPr>
+      </w:pPr>
+      <w:r>
+        <w:rPr>
+          <w:rFonts w:ascii="Courier New" w:eastAsia="Times New Roman" w:hAnsi="Courier New" w:cs="Courier New"/>
+          <w:sz w:val="20"/>
+          <w:szCs w:val="20"/>
+        </w:rPr>
+        <w:t xml:space="preserve">├── </w:t>
+      </w:r>
+      <w:proofErr w:type="spellStart"/>
+      <w:r>
+        <w:rPr>
+          <w:rFonts w:ascii="Courier New" w:eastAsia="Times New Roman" w:hAnsi="Courier New" w:cs="Courier New"/>
+          <w:sz w:val="20"/>
+          <w:szCs w:val="20"/>
+        </w:rPr>
+        <w:t>docker-compose.yml</w:t>
+      </w:r>
+      <w:proofErr w:type="spellEnd"/>
+    </w:p>
+    <w:p>
+      <w:pPr>
+        <w:tabs>
+          <w:tab w:val="left" w:pos="916"/>
+          <w:tab w:val="left" w:pos="1832"/>
+          <w:tab w:val="left" w:pos="2748"/>
+          <w:tab w:val="left" w:pos="3664"/>
+          <w:tab w:val="left" w:pos="4580"/>
+          <w:tab w:val="left" w:pos="5496"/>
+          <w:tab w:val="left" w:pos="6412"/>
+          <w:tab w:val="left" w:pos="7328"/>
+          <w:tab w:val="left" w:pos="8244"/>
+          <w:tab w:val="left" w:pos="9160"/>
+          <w:tab w:val="left" w:pos="10076"/>
+          <w:tab w:val="left" w:pos="10992"/>
+          <w:tab w:val="left" w:pos="11908"/>
+          <w:tab w:val="left" w:pos="12824"/>
+          <w:tab w:val="left" w:pos="13740"/>
+          <w:tab w:val="left" w:pos="14656"/>
+        </w:tabs>
+        <w:spacing w:after="0" w:line="240" w:lineRule="auto"/>
+        <w:rPr>
+          <w:rFonts w:ascii="Courier New" w:eastAsia="Times New Roman" w:hAnsi="Courier New" w:cs="Courier New"/>
+          <w:sz w:val="20"/>
+          <w:szCs w:val="20"/>
+        </w:rPr>
+      </w:pPr>
+      <w:r>
+        <w:rPr>
+          <w:rFonts w:ascii="Courier New" w:eastAsia="Times New Roman" w:hAnsi="Courier New" w:cs="Courier New"/>
+          <w:sz w:val="20"/>
+          <w:szCs w:val="20"/>
+        </w:rPr>
+        <w:t>├── requirements.txt</w:t>
+      </w:r>
+    </w:p>
+    <w:p>
+      <w:pPr>
+        <w:tabs>
+          <w:tab w:val="left" w:pos="916"/>
+          <w:tab w:val="left" w:pos="1832"/>
+          <w:tab w:val="left" w:pos="2748"/>
+          <w:tab w:val="left" w:pos="3664"/>
+          <w:tab w:val="left" w:pos="4580"/>
+          <w:tab w:val="left" w:pos="5496"/>
+          <w:tab w:val="left" w:pos="6412"/>
+          <w:tab w:val="left" w:pos="7328"/>
+          <w:tab w:val="left" w:pos="8244"/>
+          <w:tab w:val="left" w:pos="9160"/>
+          <w:tab w:val="left" w:pos="10076"/>
+          <w:tab w:val="left" w:pos="10992"/>
+          <w:tab w:val="left" w:pos="11908"/>
+          <w:tab w:val="left" w:pos="12824"/>
+          <w:tab w:val="left" w:pos="13740"/>
+          <w:tab w:val="left" w:pos="14656"/>
+        </w:tabs>
+        <w:spacing w:after="0" w:line="240" w:lineRule="auto"/>
+        <w:rPr>
+          <w:rFonts w:ascii="Courier New" w:eastAsia="Times New Roman" w:hAnsi="Courier New" w:cs="Courier New"/>
+          <w:sz w:val="20"/>
+          <w:szCs w:val="20"/>
+        </w:rPr>
+      </w:pPr>
+      <w:r>
+        <w:rPr>
+          <w:rFonts w:ascii="Courier New" w:eastAsia="Times New Roman" w:hAnsi="Courier New" w:cs="Courier New"/>
+          <w:sz w:val="20"/>
+          <w:szCs w:val="20"/>
+        </w:rPr>
+        <w:t>└── README.md</w:t>
+      </w:r>
+    </w:p>
+    <w:p>
+      <w:pPr>
+        <w:spacing w:after="0" w:line="240" w:lineRule="auto"/>
+        <w:rPr>
+          <w:rFonts w:ascii="Times New Roman" w:eastAsia="Times New Roman" w:hAnsi="Times New Roman" w:cs="Times New Roman"/>
+          <w:sz w:val="24"/>
+          <w:szCs w:val="24"/>
+        </w:rPr>
+      </w:pPr>
+      <w:r>
+        <w:rPr>
+          <w:rFonts w:ascii="Times New Roman" w:eastAsia="Times New Roman" w:hAnsi="Times New Roman" w:cs="Times New Roman"/>
+          <w:sz w:val="24"/>
+          <w:szCs w:val="24"/>
+        </w:rPr>
+        <w:pict>
+          <v:rect id="_x0000_i1044" style="width:0;height:1.5pt" o:hralign="center" o:hrstd="t" o:hr="t" fillcolor="#a0a0a0" stroked="f"/>
+        </w:pict>
+      </w:r>
+    </w:p>
+    <w:p>
+      <w:pPr>
+        <w:spacing w:before="100" w:beforeAutospacing="1" w:after="100" w:afterAutospacing="1" w:line="240" w:lineRule="auto"/>
+        <w:outlineLvl w:val="0"/>
+        <w:rPr>
+          <w:rFonts w:ascii="Times New Roman" w:eastAsia="Times New Roman" w:hAnsi="Times New Roman" w:cs="Times New Roman"/>
+          <w:b/>
+          <w:bCs/>
+          <w:kern w:val="36"/>
+          <w:sz w:val="48"/>
+          <w:szCs w:val="48"/>
+        </w:rPr>
+      </w:pPr>
+      <w:r>
+        <w:rPr>
+          <w:rFonts w:ascii="Segoe UI Symbol" w:eastAsia="Times New Roman" w:hAnsi="Segoe UI Symbol" w:cs="Segoe UI Symbol"/>
+          <w:b/>
+          <w:bCs/>
+          <w:kern w:val="36"/>
+          <w:sz w:val="48"/>
+          <w:szCs w:val="48"/>
+        </w:rPr>
+        <w:t>💾</w:t>
+      </w:r>
+      <w:r>
+        <w:rPr>
+          <w:rFonts w:ascii="Times New Roman" w:eastAsia="Times New Roman" w:hAnsi="Times New Roman" w:cs="Times New Roman"/>
+          <w:b/>
+          <w:bCs/>
+          <w:kern w:val="36"/>
+          <w:sz w:val="48"/>
+          <w:szCs w:val="48"/>
+        </w:rPr>
+        <w:t xml:space="preserve"> Module 2: Database Setup</w:t>
+      </w:r>
+    </w:p>
+    <w:p>
+      <w:pPr>
+        <w:spacing w:before="100" w:beforeAutospacing="1" w:after="100" w:afterAutospacing="1" w:line="240" w:lineRule="auto"/>
+        <w:rPr>
+          <w:rFonts w:ascii="Times New Roman" w:eastAsia="Times New Roman" w:hAnsi="Times New Roman" w:cs="Times New Roman"/>
+          <w:sz w:val="24"/>
+          <w:szCs w:val="24"/>
+        </w:rPr>
+      </w:pPr>
+      <w:r>
+        <w:rPr>
+          <w:rFonts w:ascii="Times New Roman" w:eastAsia="Times New Roman" w:hAnsi="Times New Roman" w:cs="Times New Roman"/>
+          <w:b/>
+          <w:bCs/>
+          <w:sz w:val="24"/>
+          <w:szCs w:val="24"/>
+        </w:rPr>
+        <w:t>Goal:</w:t>
+      </w:r>
+      <w:r>
+        <w:rPr>
+          <w:rFonts w:ascii="Times New Roman" w:eastAsia="Times New Roman" w:hAnsi="Times New Roman" w:cs="Times New Roman"/>
+          <w:sz w:val="24"/>
+          <w:szCs w:val="24"/>
+        </w:rPr>
+        <w:t xml:space="preserve"> Set up </w:t>
+      </w:r>
+      <w:proofErr w:type="spellStart"/>
+      <w:r>
+        <w:rPr>
+          <w:rFonts w:ascii="Times New Roman" w:eastAsia="Times New Roman" w:hAnsi="Times New Roman" w:cs="Times New Roman"/>
+          <w:sz w:val="24"/>
+          <w:szCs w:val="24"/>
+        </w:rPr>
+        <w:t>PostgreSQL</w:t>
+      </w:r>
+      <w:proofErr w:type="spellEnd"/>
+      <w:r>
+        <w:rPr>
+          <w:rFonts w:ascii="Times New Roman" w:eastAsia="Times New Roman" w:hAnsi="Times New Roman" w:cs="Times New Roman"/>
+          <w:sz w:val="24"/>
+          <w:szCs w:val="24"/>
+        </w:rPr>
+        <w:t xml:space="preserve"> and </w:t>
+      </w:r>
+      <w:proofErr w:type="spellStart"/>
+      <w:r>
+        <w:rPr>
+          <w:rFonts w:ascii="Times New Roman" w:eastAsia="Times New Roman" w:hAnsi="Times New Roman" w:cs="Times New Roman"/>
+          <w:sz w:val="24"/>
+          <w:szCs w:val="24"/>
+        </w:rPr>
+        <w:t>ChromaDB</w:t>
+      </w:r>
+      <w:proofErr w:type="spellEnd"/>
+      <w:r>
+        <w:rPr>
+          <w:rFonts w:ascii="Times New Roman" w:eastAsia="Times New Roman" w:hAnsi="Times New Roman" w:cs="Times New Roman"/>
+          <w:sz w:val="24"/>
+          <w:szCs w:val="24"/>
+        </w:rPr>
+        <w:t>.</w:t>
+      </w:r>
+    </w:p>
+    <w:p>
+      <w:pPr>
+        <w:spacing w:before="100" w:beforeAutospacing="1" w:after="100" w:afterAutospacing="1" w:line="240" w:lineRule="auto"/>
+        <w:outlineLvl w:val="2"/>
+        <w:rPr>
+          <w:rFonts w:ascii="Times New Roman" w:eastAsia="Times New Roman" w:hAnsi="Times New Roman" w:cs="Times New Roman"/>
+          <w:b/>
+          <w:bCs/>
+          <w:sz w:val="27"/>
+          <w:szCs w:val="27"/>
+        </w:rPr>
+      </w:pPr>
+      <w:r>
+        <w:rPr>
+          <w:rFonts w:ascii="Times New Roman" w:eastAsia="Times New Roman" w:hAnsi="Times New Roman" w:cs="Times New Roman"/>
+          <w:b/>
+          <w:bCs/>
+          <w:sz w:val="27"/>
+          <w:szCs w:val="27"/>
+        </w:rPr>
+        <w:t>Tasks</w:t>
+      </w:r>
+    </w:p>
+    <w:p>
+      <w:pPr>
+        <w:numPr>
+          <w:ilvl w:val="0"/>
+          <w:numId w:val="15"/>
+        </w:numPr>
+        <w:spacing w:before="100" w:beforeAutospacing="1" w:after="100" w:afterAutospacing="1" w:line="240" w:lineRule="auto"/>
+        <w:rPr>
+          <w:rFonts w:ascii="Times New Roman" w:eastAsia="Times New Roman" w:hAnsi="Times New Roman" w:cs="Times New Roman"/>
+          <w:sz w:val="24"/>
+          <w:szCs w:val="24"/>
+        </w:rPr>
+      </w:pPr>
+      <w:r>
+        <w:rPr>
+          <w:rFonts w:ascii="Times New Roman" w:eastAsia="Times New Roman" w:hAnsi="Times New Roman" w:cs="Times New Roman"/>
+          <w:sz w:val="24"/>
+          <w:szCs w:val="24"/>
+        </w:rPr>
+        <w:t xml:space="preserve">Sign up for Neon </w:t>
+      </w:r>
+      <w:proofErr w:type="spellStart"/>
+      <w:r>
+        <w:rPr>
+          <w:rFonts w:ascii="Times New Roman" w:eastAsia="Times New Roman" w:hAnsi="Times New Roman" w:cs="Times New Roman"/>
+          <w:sz w:val="24"/>
+          <w:szCs w:val="24"/>
+        </w:rPr>
+        <w:t>PostgreSQL</w:t>
+      </w:r>
+      <w:proofErr w:type="spellEnd"/>
+      <w:r>
+        <w:rPr>
+          <w:rFonts w:ascii="Times New Roman" w:eastAsia="Times New Roman" w:hAnsi="Times New Roman" w:cs="Times New Roman"/>
+          <w:sz w:val="24"/>
+          <w:szCs w:val="24"/>
+        </w:rPr>
+        <w:t xml:space="preserve"> (free)</w:t>
+      </w:r>
+    </w:p>
+    <w:p>
+      <w:pPr>
+        <w:numPr>
+          <w:ilvl w:val="0"/>
+          <w:numId w:val="15"/>
+        </w:numPr>
+        <w:spacing w:before="100" w:beforeAutospacing="1" w:after="100" w:afterAutospacing="1" w:line="240" w:lineRule="auto"/>
+        <w:rPr>
+          <w:rFonts w:ascii="Times New Roman" w:eastAsia="Times New Roman" w:hAnsi="Times New Roman" w:cs="Times New Roman"/>
+          <w:sz w:val="24"/>
+          <w:szCs w:val="24"/>
+        </w:rPr>
+      </w:pPr>
+      <w:r>
+        <w:rPr>
+          <w:rFonts w:ascii="Times New Roman" w:eastAsia="Times New Roman" w:hAnsi="Times New Roman" w:cs="Times New Roman"/>
+          <w:sz w:val="24"/>
+          <w:szCs w:val="24"/>
+        </w:rPr>
+        <w:t>Get connection string</w:t>
+      </w:r>
+    </w:p>
+    <w:p>
+      <w:pPr>
+        <w:numPr>
+          <w:ilvl w:val="0"/>
+          <w:numId w:val="15"/>
+        </w:numPr>
+        <w:spacing w:before="100" w:beforeAutospacing="1" w:after="100" w:afterAutospacing="1" w:line="240" w:lineRule="auto"/>
+        <w:rPr>
+          <w:rFonts w:ascii="Times New Roman" w:eastAsia="Times New Roman" w:hAnsi="Times New Roman" w:cs="Times New Roman"/>
+          <w:sz w:val="24"/>
+          <w:szCs w:val="24"/>
+        </w:rPr>
+      </w:pPr>
+      <w:r>
+        <w:rPr>
+          <w:rFonts w:ascii="Times New Roman" w:eastAsia="Times New Roman" w:hAnsi="Times New Roman" w:cs="Times New Roman"/>
+          <w:sz w:val="24"/>
+          <w:szCs w:val="24"/>
+        </w:rPr>
+        <w:t>Create database tables (</w:t>
+      </w:r>
+      <w:r>
+        <w:rPr>
+          <w:rFonts w:ascii="Courier New" w:eastAsia="Times New Roman" w:hAnsi="Courier New" w:cs="Courier New"/>
+          <w:sz w:val="20"/>
+          <w:szCs w:val="20"/>
+        </w:rPr>
+        <w:t>users</w:t>
+      </w:r>
+      <w:r>
+        <w:rPr>
+          <w:rFonts w:ascii="Times New Roman" w:eastAsia="Times New Roman" w:hAnsi="Times New Roman" w:cs="Times New Roman"/>
+          <w:sz w:val="24"/>
+          <w:szCs w:val="24"/>
+        </w:rPr>
+        <w:t xml:space="preserve">, </w:t>
+      </w:r>
+      <w:r>
+        <w:rPr>
+          <w:rFonts w:ascii="Courier New" w:eastAsia="Times New Roman" w:hAnsi="Courier New" w:cs="Courier New"/>
+          <w:sz w:val="20"/>
+          <w:szCs w:val="20"/>
+        </w:rPr>
+        <w:t>orders</w:t>
+      </w:r>
+      <w:r>
+        <w:rPr>
+          <w:rFonts w:ascii="Times New Roman" w:eastAsia="Times New Roman" w:hAnsi="Times New Roman" w:cs="Times New Roman"/>
+          <w:sz w:val="24"/>
+          <w:szCs w:val="24"/>
+        </w:rPr>
+        <w:t xml:space="preserve">, </w:t>
+      </w:r>
+      <w:r>
+        <w:rPr>
+          <w:rFonts w:ascii="Courier New" w:eastAsia="Times New Roman" w:hAnsi="Courier New" w:cs="Courier New"/>
+          <w:sz w:val="20"/>
+          <w:szCs w:val="20"/>
+        </w:rPr>
+        <w:t>products</w:t>
+      </w:r>
+      <w:r>
+        <w:rPr>
+          <w:rFonts w:ascii="Times New Roman" w:eastAsia="Times New Roman" w:hAnsi="Times New Roman" w:cs="Times New Roman"/>
+          <w:sz w:val="24"/>
+          <w:szCs w:val="24"/>
+        </w:rPr>
+        <w:t xml:space="preserve">, </w:t>
+      </w:r>
+      <w:r>
+        <w:rPr>
+          <w:rFonts w:ascii="Courier New" w:eastAsia="Times New Roman" w:hAnsi="Courier New" w:cs="Courier New"/>
+          <w:sz w:val="20"/>
+          <w:szCs w:val="20"/>
+        </w:rPr>
+        <w:t>checkout</w:t>
+      </w:r>
+      <w:r>
+        <w:rPr>
+          <w:rFonts w:ascii="Times New Roman" w:eastAsia="Times New Roman" w:hAnsi="Times New Roman" w:cs="Times New Roman"/>
+          <w:sz w:val="24"/>
+          <w:szCs w:val="24"/>
+        </w:rPr>
+        <w:t>)</w:t>
+      </w:r>
+    </w:p>
+    <w:p>
+      <w:pPr>
+        <w:numPr>
+          <w:ilvl w:val="0"/>
+          <w:numId w:val="15"/>
+        </w:numPr>
+        <w:spacing w:before="100" w:beforeAutospacing="1" w:after="100" w:afterAutospacing="1" w:line="240" w:lineRule="auto"/>
+        <w:rPr>
+          <w:rFonts w:ascii="Times New Roman" w:eastAsia="Times New Roman" w:hAnsi="Times New Roman" w:cs="Times New Roman"/>
+          <w:sz w:val="24"/>
+          <w:szCs w:val="24"/>
+        </w:rPr>
+      </w:pPr>
+      <w:r>
+        <w:rPr>
+          <w:rFonts w:ascii="Times New Roman" w:eastAsia="Times New Roman" w:hAnsi="Times New Roman" w:cs="Times New Roman"/>
+          <w:sz w:val="24"/>
+          <w:szCs w:val="24"/>
+        </w:rPr>
+        <w:t xml:space="preserve">Test </w:t>
+      </w:r>
+      <w:proofErr w:type="spellStart"/>
+      <w:r>
+        <w:rPr>
+          <w:rFonts w:ascii="Times New Roman" w:eastAsia="Times New Roman" w:hAnsi="Times New Roman" w:cs="Times New Roman"/>
+          <w:sz w:val="24"/>
+          <w:szCs w:val="24"/>
+        </w:rPr>
+        <w:t>PostgreSQL</w:t>
+      </w:r>
+      <w:proofErr w:type="spellEnd"/>
+      <w:r>
+        <w:rPr>
+          <w:rFonts w:ascii="Times New Roman" w:eastAsia="Times New Roman" w:hAnsi="Times New Roman" w:cs="Times New Roman"/>
+          <w:sz w:val="24"/>
+          <w:szCs w:val="24"/>
+        </w:rPr>
+        <w:t xml:space="preserve"> connection</w:t>
+      </w:r>
+    </w:p>
+    <w:p>
+      <w:pPr>
+        <w:numPr>
+          <w:ilvl w:val="0"/>
+          <w:numId w:val="15"/>
+        </w:numPr>
+        <w:spacing w:before="100" w:beforeAutospacing="1" w:after="100" w:afterAutospacing="1" w:line="240" w:lineRule="auto"/>
+        <w:rPr>
+          <w:rFonts w:ascii="Times New Roman" w:eastAsia="Times New Roman" w:hAnsi="Times New Roman" w:cs="Times New Roman"/>
+          <w:sz w:val="24"/>
+          <w:szCs w:val="24"/>
+        </w:rPr>
+      </w:pPr>
+      <w:r>
+        <w:rPr>
+          <w:rFonts w:ascii="Times New Roman" w:eastAsia="Times New Roman" w:hAnsi="Times New Roman" w:cs="Times New Roman"/>
+          <w:sz w:val="24"/>
+          <w:szCs w:val="24"/>
+        </w:rPr>
+        <w:t xml:space="preserve">Install </w:t>
+      </w:r>
+      <w:proofErr w:type="spellStart"/>
+      <w:r>
+        <w:rPr>
+          <w:rFonts w:ascii="Times New Roman" w:eastAsia="Times New Roman" w:hAnsi="Times New Roman" w:cs="Times New Roman"/>
+          <w:sz w:val="24"/>
+          <w:szCs w:val="24"/>
+        </w:rPr>
+        <w:t>ChromaDB</w:t>
+      </w:r>
+      <w:proofErr w:type="spellEnd"/>
+    </w:p>
+    <w:p>
+      <w:pPr>
+        <w:numPr>
+          <w:ilvl w:val="0"/>
+          <w:numId w:val="15"/>
+        </w:numPr>
+        <w:spacing w:before="100" w:beforeAutospacing="1" w:after="100" w:afterAutospacing="1" w:line="240" w:lineRule="auto"/>
+        <w:rPr>
+          <w:rFonts w:ascii="Times New Roman" w:eastAsia="Times New Roman" w:hAnsi="Times New Roman" w:cs="Times New Roman"/>
+          <w:sz w:val="24"/>
+          <w:szCs w:val="24"/>
+        </w:rPr>
+      </w:pPr>
+      <w:r>
+        <w:rPr>
+          <w:rFonts w:ascii="Times New Roman" w:eastAsia="Times New Roman" w:hAnsi="Times New Roman" w:cs="Times New Roman"/>
+          <w:sz w:val="24"/>
+          <w:szCs w:val="24"/>
+        </w:rPr>
+        <w:t xml:space="preserve">Create </w:t>
+      </w:r>
+      <w:proofErr w:type="spellStart"/>
+      <w:r>
+        <w:rPr>
+          <w:rFonts w:ascii="Times New Roman" w:eastAsia="Times New Roman" w:hAnsi="Times New Roman" w:cs="Times New Roman"/>
+          <w:sz w:val="24"/>
+          <w:szCs w:val="24"/>
+        </w:rPr>
+        <w:t>ChromaDB</w:t>
+      </w:r>
+      <w:proofErr w:type="spellEnd"/>
+      <w:r>
+        <w:rPr>
+          <w:rFonts w:ascii="Times New Roman" w:eastAsia="Times New Roman" w:hAnsi="Times New Roman" w:cs="Times New Roman"/>
+          <w:sz w:val="24"/>
+          <w:szCs w:val="24"/>
+        </w:rPr>
+        <w:t xml:space="preserve"> collection for products</w:t>
+      </w:r>
+    </w:p>
+    <w:p>
+      <w:pPr>
+        <w:numPr>
+          <w:ilvl w:val="0"/>
+          <w:numId w:val="15"/>
+        </w:numPr>
+        <w:spacing w:before="100" w:beforeAutospacing="1" w:after="100" w:afterAutospacing="1" w:line="240" w:lineRule="auto"/>
+        <w:rPr>
+          <w:rFonts w:ascii="Times New Roman" w:eastAsia="Times New Roman" w:hAnsi="Times New Roman" w:cs="Times New Roman"/>
+          <w:sz w:val="24"/>
+          <w:szCs w:val="24"/>
+        </w:rPr>
+      </w:pPr>
+      <w:r>
+        <w:rPr>
+          <w:rFonts w:ascii="Times New Roman" w:eastAsia="Times New Roman" w:hAnsi="Times New Roman" w:cs="Times New Roman"/>
+          <w:sz w:val="24"/>
+          <w:szCs w:val="24"/>
+        </w:rPr>
+        <w:t xml:space="preserve">Seed sample product data with </w:t>
+      </w:r>
+      <w:proofErr w:type="spellStart"/>
+      <w:r>
+        <w:rPr>
+          <w:rFonts w:ascii="Times New Roman" w:eastAsia="Times New Roman" w:hAnsi="Times New Roman" w:cs="Times New Roman"/>
+          <w:sz w:val="24"/>
+          <w:szCs w:val="24"/>
+        </w:rPr>
+        <w:t>embeddings</w:t>
+      </w:r>
+      <w:proofErr w:type="spellEnd"/>
+    </w:p>
+    <w:p>
+      <w:pPr>
+        <w:spacing w:before="100" w:beforeAutospacing="1" w:after="100" w:afterAutospacing="1" w:line="240" w:lineRule="auto"/>
+        <w:outlineLvl w:val="2"/>
+        <w:rPr>
+          <w:rFonts w:ascii="Times New Roman" w:eastAsia="Times New Roman" w:hAnsi="Times New Roman" w:cs="Times New Roman"/>
+          <w:b/>
+          <w:bCs/>
+          <w:sz w:val="27"/>
+          <w:szCs w:val="27"/>
+        </w:rPr>
+      </w:pPr>
+      <w:r>
+        <w:rPr>
+          <w:rFonts w:ascii="Times New Roman" w:eastAsia="Times New Roman" w:hAnsi="Times New Roman" w:cs="Times New Roman"/>
+          <w:b/>
+          <w:bCs/>
+          <w:sz w:val="27"/>
+          <w:szCs w:val="27"/>
+        </w:rPr>
+        <w:t>Sample Tables</w:t>
+      </w:r>
+    </w:p>
+    <w:p>
+      <w:pPr>
+        <w:tabs>
+          <w:tab w:val="left" w:pos="916"/>
+          <w:tab w:val="left" w:pos="1832"/>
+          <w:tab w:val="left" w:pos="2748"/>
+          <w:tab w:val="left" w:pos="3664"/>
+          <w:tab w:val="left" w:pos="4580"/>
+          <w:tab w:val="left" w:pos="5496"/>
+          <w:tab w:val="left" w:pos="6412"/>
+          <w:tab w:val="left" w:pos="7328"/>
+          <w:tab w:val="left" w:pos="8244"/>
+          <w:tab w:val="left" w:pos="9160"/>
+          <w:tab w:val="left" w:pos="10076"/>
+          <w:tab w:val="left" w:pos="10992"/>
+          <w:tab w:val="left" w:pos="11908"/>
+          <w:tab w:val="left" w:pos="12824"/>
+          <w:tab w:val="left" w:pos="13740"/>
+          <w:tab w:val="left" w:pos="14656"/>
+        </w:tabs>
+        <w:spacing w:after="0" w:line="240" w:lineRule="auto"/>
+        <w:rPr>
+          <w:rFonts w:ascii="Courier New" w:eastAsia="Times New Roman" w:hAnsi="Courier New" w:cs="Courier New"/>
+          <w:sz w:val="20"/>
+          <w:szCs w:val="20"/>
+        </w:rPr>
+      </w:pPr>
+      <w:proofErr w:type="gramStart"/>
+      <w:r>
+        <w:rPr>
+          <w:rFonts w:ascii="Courier New" w:eastAsia="Times New Roman" w:hAnsi="Courier New" w:cs="Courier New"/>
+          <w:sz w:val="20"/>
+          <w:szCs w:val="20"/>
+        </w:rPr>
+        <w:t>users</w:t>
+      </w:r>
+      <w:proofErr w:type="gramEnd"/>
+      <w:r>
+        <w:rPr>
+          <w:rFonts w:ascii="Courier New" w:eastAsia="Times New Roman" w:hAnsi="Courier New" w:cs="Courier New"/>
+          <w:sz w:val="20"/>
+          <w:szCs w:val="20"/>
+        </w:rPr>
+        <w:t xml:space="preserve"> (id, name, email, history)</w:t>
+      </w:r>
+    </w:p>
+    <w:p>
+      <w:pPr>
+        <w:tabs>
+          <w:tab w:val="left" w:pos="916"/>
+          <w:tab w:val="left" w:pos="1832"/>
+          <w:tab w:val="left" w:pos="2748"/>
+          <w:tab w:val="left" w:pos="3664"/>
+          <w:tab w:val="left" w:pos="4580"/>
+          <w:tab w:val="left" w:pos="5496"/>
+          <w:tab w:val="left" w:pos="6412"/>
+          <w:tab w:val="left" w:pos="7328"/>
+          <w:tab w:val="left" w:pos="8244"/>
+          <w:tab w:val="left" w:pos="9160"/>
+          <w:tab w:val="left" w:pos="10076"/>
+          <w:tab w:val="left" w:pos="10992"/>
+          <w:tab w:val="left" w:pos="11908"/>
+          <w:tab w:val="left" w:pos="12824"/>
+          <w:tab w:val="left" w:pos="13740"/>
+          <w:tab w:val="left" w:pos="14656"/>
+        </w:tabs>
+        <w:spacing w:after="0" w:line="240" w:lineRule="auto"/>
+        <w:rPr>
+          <w:rFonts w:ascii="Courier New" w:eastAsia="Times New Roman" w:hAnsi="Courier New" w:cs="Courier New"/>
+          <w:sz w:val="20"/>
+          <w:szCs w:val="20"/>
+        </w:rPr>
+      </w:pPr>
+      <w:proofErr w:type="gramStart"/>
+      <w:r>
+        <w:rPr>
+          <w:rFonts w:ascii="Courier New" w:eastAsia="Times New Roman" w:hAnsi="Courier New" w:cs="Courier New"/>
+          <w:sz w:val="20"/>
+          <w:szCs w:val="20"/>
+        </w:rPr>
+        <w:t>products</w:t>
+      </w:r>
+      <w:proofErr w:type="gramEnd"/>
+      <w:r>
+        <w:rPr>
+          <w:rFonts w:ascii="Courier New" w:eastAsia="Times New Roman" w:hAnsi="Courier New" w:cs="Courier New"/>
+          <w:sz w:val="20"/>
+          <w:szCs w:val="20"/>
+        </w:rPr>
+        <w:t xml:space="preserve"> (id, name, category, price, stock, </w:t>
+      </w:r>
+      <w:proofErr w:type="spellStart"/>
+      <w:r>
+        <w:rPr>
+          <w:rFonts w:ascii="Courier New" w:eastAsia="Times New Roman" w:hAnsi="Courier New" w:cs="Courier New"/>
+          <w:sz w:val="20"/>
+          <w:szCs w:val="20"/>
+        </w:rPr>
+        <w:t>embedding_id</w:t>
+      </w:r>
+      <w:proofErr w:type="spellEnd"/>
+      <w:r>
+        <w:rPr>
+          <w:rFonts w:ascii="Courier New" w:eastAsia="Times New Roman" w:hAnsi="Courier New" w:cs="Courier New"/>
+          <w:sz w:val="20"/>
+          <w:szCs w:val="20"/>
+        </w:rPr>
+        <w:t>)</w:t>
+      </w:r>
+    </w:p>
+    <w:p>
+      <w:pPr>
+        <w:tabs>
+          <w:tab w:val="left" w:pos="916"/>
+          <w:tab w:val="left" w:pos="1832"/>
+          <w:tab w:val="left" w:pos="2748"/>
+          <w:tab w:val="left" w:pos="3664"/>
+          <w:tab w:val="left" w:pos="4580"/>
+          <w:tab w:val="left" w:pos="5496"/>
+          <w:tab w:val="left" w:pos="6412"/>
+          <w:tab w:val="left" w:pos="7328"/>
+          <w:tab w:val="left" w:pos="8244"/>
+          <w:tab w:val="left" w:pos="9160"/>
+          <w:tab w:val="left" w:pos="10076"/>
+          <w:tab w:val="left" w:pos="10992"/>
+          <w:tab w:val="left" w:pos="11908"/>
+          <w:tab w:val="left" w:pos="12824"/>
+          <w:tab w:val="left" w:pos="13740"/>
+          <w:tab w:val="left" w:pos="14656"/>
+        </w:tabs>
+        <w:spacing w:after="0" w:line="240" w:lineRule="auto"/>
+        <w:rPr>
+          <w:rFonts w:ascii="Courier New" w:eastAsia="Times New Roman" w:hAnsi="Courier New" w:cs="Courier New"/>
+          <w:sz w:val="20"/>
+          <w:szCs w:val="20"/>
+        </w:rPr>
+      </w:pPr>
+      <w:proofErr w:type="gramStart"/>
+      <w:r>
+        <w:rPr>
+          <w:rFonts w:ascii="Courier New" w:eastAsia="Times New Roman" w:hAnsi="Courier New" w:cs="Courier New"/>
+          <w:sz w:val="20"/>
+          <w:szCs w:val="20"/>
+        </w:rPr>
+        <w:t>orders</w:t>
+      </w:r>
+      <w:proofErr w:type="gramEnd"/>
+      <w:r>
+        <w:rPr>
+          <w:rFonts w:ascii="Courier New" w:eastAsia="Times New Roman" w:hAnsi="Courier New" w:cs="Courier New"/>
+          <w:sz w:val="20"/>
+          <w:szCs w:val="20"/>
+        </w:rPr>
+        <w:t xml:space="preserve"> (id, </w:t>
+      </w:r>
+      <w:proofErr w:type="spellStart"/>
+      <w:r>
+        <w:rPr>
+          <w:rFonts w:ascii="Courier New" w:eastAsia="Times New Roman" w:hAnsi="Courier New" w:cs="Courier New"/>
+          <w:sz w:val="20"/>
+          <w:szCs w:val="20"/>
+        </w:rPr>
+        <w:t>user_id</w:t>
+      </w:r>
+      <w:proofErr w:type="spellEnd"/>
+      <w:r>
+        <w:rPr>
+          <w:rFonts w:ascii="Courier New" w:eastAsia="Times New Roman" w:hAnsi="Courier New" w:cs="Courier New"/>
+          <w:sz w:val="20"/>
+          <w:szCs w:val="20"/>
+        </w:rPr>
+        <w:t xml:space="preserve">, </w:t>
+      </w:r>
+      <w:proofErr w:type="spellStart"/>
+      <w:r>
+        <w:rPr>
+          <w:rFonts w:ascii="Courier New" w:eastAsia="Times New Roman" w:hAnsi="Courier New" w:cs="Courier New"/>
+          <w:sz w:val="20"/>
+          <w:szCs w:val="20"/>
+        </w:rPr>
+        <w:t>product_id</w:t>
+      </w:r>
+      <w:proofErr w:type="spellEnd"/>
+      <w:r>
+        <w:rPr>
+          <w:rFonts w:ascii="Courier New" w:eastAsia="Times New Roman" w:hAnsi="Courier New" w:cs="Courier New"/>
+          <w:sz w:val="20"/>
+          <w:szCs w:val="20"/>
+        </w:rPr>
+        <w:t>, status, date)</w:t>
+      </w:r>
+    </w:p>
+    <w:p>
+      <w:pPr>
+        <w:tabs>
+          <w:tab w:val="left" w:pos="916"/>
+          <w:tab w:val="left" w:pos="1832"/>
+          <w:tab w:val="left" w:pos="2748"/>
+          <w:tab w:val="left" w:pos="3664"/>
+          <w:tab w:val="left" w:pos="4580"/>
+          <w:tab w:val="left" w:pos="5496"/>
+          <w:tab w:val="left" w:pos="6412"/>
+          <w:tab w:val="left" w:pos="7328"/>
+          <w:tab w:val="left" w:pos="8244"/>
+          <w:tab w:val="left" w:pos="9160"/>
+          <w:tab w:val="left" w:pos="10076"/>
+          <w:tab w:val="left" w:pos="10992"/>
+          <w:tab w:val="left" w:pos="11908"/>
+          <w:tab w:val="left" w:pos="12824"/>
+          <w:tab w:val="left" w:pos="13740"/>
+          <w:tab w:val="left" w:pos="14656"/>
+        </w:tabs>
+        <w:spacing w:after="0" w:line="240" w:lineRule="auto"/>
+        <w:rPr>
+          <w:rFonts w:ascii="Courier New" w:eastAsia="Times New Roman" w:hAnsi="Courier New" w:cs="Courier New"/>
+          <w:sz w:val="20"/>
+          <w:szCs w:val="20"/>
+        </w:rPr>
+      </w:pPr>
+      <w:proofErr w:type="gramStart"/>
+      <w:r>
+        <w:rPr>
+          <w:rFonts w:ascii="Courier New" w:eastAsia="Times New Roman" w:hAnsi="Courier New" w:cs="Courier New"/>
+          <w:sz w:val="20"/>
+          <w:szCs w:val="20"/>
+        </w:rPr>
+        <w:t>checkpoints</w:t>
+      </w:r>
+      <w:proofErr w:type="gramEnd"/>
+      <w:r>
+        <w:rPr>
+          <w:rFonts w:ascii="Courier New" w:eastAsia="Times New Roman" w:hAnsi="Courier New" w:cs="Courier New"/>
+          <w:sz w:val="20"/>
+          <w:szCs w:val="20"/>
+        </w:rPr>
+        <w:t xml:space="preserve"> (id, </w:t>
+      </w:r>
+      <w:proofErr w:type="spellStart"/>
+      <w:r>
+        <w:rPr>
+          <w:rFonts w:ascii="Courier New" w:eastAsia="Times New Roman" w:hAnsi="Courier New" w:cs="Courier New"/>
+          <w:sz w:val="20"/>
+          <w:szCs w:val="20"/>
+        </w:rPr>
+        <w:t>thread_id</w:t>
+      </w:r>
+      <w:proofErr w:type="spellEnd"/>
+      <w:r>
+        <w:rPr>
+          <w:rFonts w:ascii="Courier New" w:eastAsia="Times New Roman" w:hAnsi="Courier New" w:cs="Courier New"/>
+          <w:sz w:val="20"/>
+          <w:szCs w:val="20"/>
+        </w:rPr>
+        <w:t xml:space="preserve">, </w:t>
+      </w:r>
+      <w:proofErr w:type="spellStart"/>
+      <w:r>
+        <w:rPr>
+          <w:rFonts w:ascii="Courier New" w:eastAsia="Times New Roman" w:hAnsi="Courier New" w:cs="Courier New"/>
+          <w:sz w:val="20"/>
+          <w:szCs w:val="20"/>
+        </w:rPr>
+        <w:t>checkpoint_data</w:t>
+      </w:r>
+      <w:proofErr w:type="spellEnd"/>
+      <w:r>
+        <w:rPr>
+          <w:rFonts w:ascii="Courier New" w:eastAsia="Times New Roman" w:hAnsi="Courier New" w:cs="Courier New"/>
+          <w:sz w:val="20"/>
+          <w:szCs w:val="20"/>
+        </w:rPr>
+        <w:t>)</w:t>
+      </w:r>
+    </w:p>
+    <w:p>
+      <w:pPr>
+        <w:spacing w:after="0" w:line="240" w:lineRule="auto"/>
+        <w:rPr>
+          <w:rFonts w:ascii="Times New Roman" w:eastAsia="Times New Roman" w:hAnsi="Times New Roman" w:cs="Times New Roman"/>
+          <w:sz w:val="24"/>
+          <w:szCs w:val="24"/>
+        </w:rPr>
+      </w:pPr>
+      <w:r>
+        <w:rPr>
+          <w:rFonts w:ascii="Times New Roman" w:eastAsia="Times New Roman" w:hAnsi="Times New Roman" w:cs="Times New Roman"/>
+          <w:sz w:val="24"/>
+          <w:szCs w:val="24"/>
+        </w:rPr>
+        <w:pict>
+          <v:rect id="_x0000_i1045" style="width:0;height:1.5pt" o:hralign="center" o:hrstd="t" o:hr="t" fillcolor="#a0a0a0" stroked="f"/>
+        </w:pict>
+      </w:r>
+    </w:p>
+    <w:p>
+      <w:pPr>
+        <w:spacing w:before="100" w:beforeAutospacing="1" w:after="100" w:afterAutospacing="1" w:line="240" w:lineRule="auto"/>
+        <w:outlineLvl w:val="0"/>
+        <w:rPr>
+          <w:rFonts w:ascii="Times New Roman" w:eastAsia="Times New Roman" w:hAnsi="Times New Roman" w:cs="Times New Roman"/>
+          <w:b/>
+          <w:bCs/>
+          <w:kern w:val="36"/>
+          <w:sz w:val="48"/>
+          <w:szCs w:val="48"/>
+        </w:rPr>
+      </w:pPr>
+      <w:r>
+        <w:rPr>
+          <w:rFonts w:ascii="Times New Roman" w:eastAsia="Times New Roman" w:hAnsi="Times New Roman" w:cs="Times New Roman"/>
+          <w:b/>
+          <w:bCs/>
+          <w:kern w:val="36"/>
+          <w:sz w:val="48"/>
+          <w:szCs w:val="48"/>
+        </w:rPr>
+        <w:t>🤖 Module 3: LLM Configuration</w:t>
+      </w:r>
+    </w:p>
+    <w:p>
+      <w:pPr>
+        <w:spacing w:before="100" w:beforeAutospacing="1" w:after="100" w:afterAutospacing="1" w:line="240" w:lineRule="auto"/>
+        <w:rPr>
+          <w:rFonts w:ascii="Times New Roman" w:eastAsia="Times New Roman" w:hAnsi="Times New Roman" w:cs="Times New Roman"/>
+          <w:sz w:val="24"/>
+          <w:szCs w:val="24"/>
+        </w:rPr>
+      </w:pPr>
+      <w:r>
+        <w:rPr>
+          <w:rFonts w:ascii="Times New Roman" w:eastAsia="Times New Roman" w:hAnsi="Times New Roman" w:cs="Times New Roman"/>
+          <w:b/>
+          <w:bCs/>
+          <w:sz w:val="24"/>
+          <w:szCs w:val="24"/>
+        </w:rPr>
+        <w:t>Goal:</w:t>
+      </w:r>
+      <w:r>
+        <w:rPr>
+          <w:rFonts w:ascii="Times New Roman" w:eastAsia="Times New Roman" w:hAnsi="Times New Roman" w:cs="Times New Roman"/>
+          <w:sz w:val="24"/>
+          <w:szCs w:val="24"/>
+        </w:rPr>
+        <w:t xml:space="preserve"> Configure all LLM providers.</w:t>
+      </w:r>
+    </w:p>
+    <w:p>
+      <w:pPr>
+        <w:spacing w:before="100" w:beforeAutospacing="1" w:after="100" w:afterAutospacing="1" w:line="240" w:lineRule="auto"/>
+        <w:outlineLvl w:val="2"/>
+        <w:rPr>
+          <w:rFonts w:ascii="Times New Roman" w:eastAsia="Times New Roman" w:hAnsi="Times New Roman" w:cs="Times New Roman"/>
+          <w:b/>
+          <w:bCs/>
+          <w:sz w:val="27"/>
+          <w:szCs w:val="27"/>
+        </w:rPr>
+      </w:pPr>
+      <w:r>
+        <w:rPr>
+          <w:rFonts w:ascii="Times New Roman" w:eastAsia="Times New Roman" w:hAnsi="Times New Roman" w:cs="Times New Roman"/>
+          <w:b/>
+          <w:bCs/>
+          <w:sz w:val="27"/>
+          <w:szCs w:val="27"/>
+        </w:rPr>
+        <w:t>Tasks</w:t>
+      </w:r>
+    </w:p>
+    <w:p>
+      <w:pPr>
+        <w:numPr>
+          <w:ilvl w:val="0"/>
+          <w:numId w:val="16"/>
+        </w:numPr>
+        <w:spacing w:before="100" w:beforeAutospacing="1" w:after="100" w:afterAutospacing="1" w:line="240" w:lineRule="auto"/>
+        <w:rPr>
+          <w:rFonts w:ascii="Times New Roman" w:eastAsia="Times New Roman" w:hAnsi="Times New Roman" w:cs="Times New Roman"/>
+          <w:sz w:val="24"/>
+          <w:szCs w:val="24"/>
+        </w:rPr>
+      </w:pPr>
+      <w:r>
+        <w:rPr>
+          <w:rFonts w:ascii="Times New Roman" w:eastAsia="Times New Roman" w:hAnsi="Times New Roman" w:cs="Times New Roman"/>
+          <w:sz w:val="24"/>
+          <w:szCs w:val="24"/>
+        </w:rPr>
+        <w:t xml:space="preserve">Sign up for </w:t>
+      </w:r>
+      <w:proofErr w:type="spellStart"/>
+      <w:r>
+        <w:rPr>
+          <w:rFonts w:ascii="Times New Roman" w:eastAsia="Times New Roman" w:hAnsi="Times New Roman" w:cs="Times New Roman"/>
+          <w:sz w:val="24"/>
+          <w:szCs w:val="24"/>
+        </w:rPr>
+        <w:t>Groq</w:t>
+      </w:r>
+      <w:proofErr w:type="spellEnd"/>
+      <w:r>
+        <w:rPr>
+          <w:rFonts w:ascii="Times New Roman" w:eastAsia="Times New Roman" w:hAnsi="Times New Roman" w:cs="Times New Roman"/>
+          <w:sz w:val="24"/>
+          <w:szCs w:val="24"/>
+        </w:rPr>
+        <w:t xml:space="preserve"> (free)</w:t>
+      </w:r>
+    </w:p>
+    <w:p>
+      <w:pPr>
+        <w:numPr>
+          <w:ilvl w:val="0"/>
+          <w:numId w:val="16"/>
+        </w:numPr>
+        <w:spacing w:before="100" w:beforeAutospacing="1" w:after="100" w:afterAutospacing="1" w:line="240" w:lineRule="auto"/>
+        <w:rPr>
+          <w:rFonts w:ascii="Times New Roman" w:eastAsia="Times New Roman" w:hAnsi="Times New Roman" w:cs="Times New Roman"/>
+          <w:sz w:val="24"/>
+          <w:szCs w:val="24"/>
+        </w:rPr>
+      </w:pPr>
+      <w:r>
+        <w:rPr>
+          <w:rFonts w:ascii="Times New Roman" w:eastAsia="Times New Roman" w:hAnsi="Times New Roman" w:cs="Times New Roman"/>
+          <w:sz w:val="24"/>
+          <w:szCs w:val="24"/>
+        </w:rPr>
+        <w:t>Sign up for Google AI Studio (free)</w:t>
+      </w:r>
+    </w:p>
+    <w:p>
+      <w:pPr>
+        <w:numPr>
+          <w:ilvl w:val="0"/>
+          <w:numId w:val="16"/>
+        </w:numPr>
+        <w:spacing w:before="100" w:beforeAutospacing="1" w:after="100" w:afterAutospacing="1" w:line="240" w:lineRule="auto"/>
+        <w:rPr>
+          <w:rFonts w:ascii="Times New Roman" w:eastAsia="Times New Roman" w:hAnsi="Times New Roman" w:cs="Times New Roman"/>
+          <w:sz w:val="24"/>
+          <w:szCs w:val="24"/>
+        </w:rPr>
+      </w:pPr>
+      <w:r>
+        <w:rPr>
+          <w:rFonts w:ascii="Times New Roman" w:eastAsia="Times New Roman" w:hAnsi="Times New Roman" w:cs="Times New Roman"/>
+          <w:sz w:val="24"/>
+          <w:szCs w:val="24"/>
+        </w:rPr>
+        <w:t xml:space="preserve">Sign up for </w:t>
+      </w:r>
+      <w:proofErr w:type="spellStart"/>
+      <w:r>
+        <w:rPr>
+          <w:rFonts w:ascii="Times New Roman" w:eastAsia="Times New Roman" w:hAnsi="Times New Roman" w:cs="Times New Roman"/>
+          <w:sz w:val="24"/>
+          <w:szCs w:val="24"/>
+        </w:rPr>
+        <w:t>Cloudflare</w:t>
+      </w:r>
+      <w:proofErr w:type="spellEnd"/>
+      <w:r>
+        <w:rPr>
+          <w:rFonts w:ascii="Times New Roman" w:eastAsia="Times New Roman" w:hAnsi="Times New Roman" w:cs="Times New Roman"/>
+          <w:sz w:val="24"/>
+          <w:szCs w:val="24"/>
+        </w:rPr>
+        <w:t xml:space="preserve"> Workers AI (free)</w:t>
+      </w:r>
+    </w:p>
+    <w:p>
+      <w:pPr>
+        <w:numPr>
+          <w:ilvl w:val="0"/>
+          <w:numId w:val="16"/>
+        </w:numPr>
+        <w:spacing w:before="100" w:beforeAutospacing="1" w:after="100" w:afterAutospacing="1" w:line="240" w:lineRule="auto"/>
+        <w:rPr>
+          <w:rFonts w:ascii="Times New Roman" w:eastAsia="Times New Roman" w:hAnsi="Times New Roman" w:cs="Times New Roman"/>
+          <w:sz w:val="24"/>
+          <w:szCs w:val="24"/>
+        </w:rPr>
+      </w:pPr>
+      <w:r>
+        <w:rPr>
+          <w:rFonts w:ascii="Times New Roman" w:eastAsia="Times New Roman" w:hAnsi="Times New Roman" w:cs="Times New Roman"/>
+          <w:sz w:val="24"/>
+          <w:szCs w:val="24"/>
+        </w:rPr>
+        <w:t xml:space="preserve">Install </w:t>
+      </w:r>
+      <w:proofErr w:type="spellStart"/>
+      <w:r>
+        <w:rPr>
+          <w:rFonts w:ascii="Times New Roman" w:eastAsia="Times New Roman" w:hAnsi="Times New Roman" w:cs="Times New Roman"/>
+          <w:sz w:val="24"/>
+          <w:szCs w:val="24"/>
+        </w:rPr>
+        <w:t>Freellm</w:t>
+      </w:r>
+      <w:proofErr w:type="spellEnd"/>
+    </w:p>
+    <w:p>
+      <w:pPr>
+        <w:numPr>
+          <w:ilvl w:val="0"/>
+          <w:numId w:val="16"/>
+        </w:numPr>
+        <w:spacing w:before="100" w:beforeAutospacing="1" w:after="100" w:afterAutospacing="1" w:line="240" w:lineRule="auto"/>
+        <w:rPr>
+          <w:rFonts w:ascii="Times New Roman" w:eastAsia="Times New Roman" w:hAnsi="Times New Roman" w:cs="Times New Roman"/>
+          <w:sz w:val="24"/>
+          <w:szCs w:val="24"/>
+        </w:rPr>
+      </w:pPr>
+      <w:r>
+        <w:rPr>
+          <w:rFonts w:ascii="Times New Roman" w:eastAsia="Times New Roman" w:hAnsi="Times New Roman" w:cs="Times New Roman"/>
+          <w:sz w:val="24"/>
+          <w:szCs w:val="24"/>
+        </w:rPr>
+        <w:lastRenderedPageBreak/>
+        <w:t xml:space="preserve">Configure </w:t>
+      </w:r>
+      <w:proofErr w:type="spellStart"/>
+      <w:r>
+        <w:rPr>
+          <w:rFonts w:ascii="Times New Roman" w:eastAsia="Times New Roman" w:hAnsi="Times New Roman" w:cs="Times New Roman"/>
+          <w:sz w:val="24"/>
+          <w:szCs w:val="24"/>
+        </w:rPr>
+        <w:t>Freellm</w:t>
+      </w:r>
+      <w:proofErr w:type="spellEnd"/>
+      <w:r>
+        <w:rPr>
+          <w:rFonts w:ascii="Times New Roman" w:eastAsia="Times New Roman" w:hAnsi="Times New Roman" w:cs="Times New Roman"/>
+          <w:sz w:val="24"/>
+          <w:szCs w:val="24"/>
+        </w:rPr>
+        <w:t xml:space="preserve"> with all API keys</w:t>
+      </w:r>
+    </w:p>
+    <w:p>
+      <w:pPr>
+        <w:numPr>
+          <w:ilvl w:val="0"/>
+          <w:numId w:val="16"/>
+        </w:numPr>
+        <w:spacing w:before="100" w:beforeAutospacing="1" w:after="100" w:afterAutospacing="1" w:line="240" w:lineRule="auto"/>
+        <w:rPr>
+          <w:rFonts w:ascii="Times New Roman" w:eastAsia="Times New Roman" w:hAnsi="Times New Roman" w:cs="Times New Roman"/>
+          <w:sz w:val="24"/>
+          <w:szCs w:val="24"/>
+        </w:rPr>
+      </w:pPr>
+      <w:r>
+        <w:rPr>
+          <w:rFonts w:ascii="Times New Roman" w:eastAsia="Times New Roman" w:hAnsi="Times New Roman" w:cs="Times New Roman"/>
+          <w:sz w:val="24"/>
+          <w:szCs w:val="24"/>
+        </w:rPr>
+        <w:t>Test LLM connections</w:t>
+      </w:r>
+    </w:p>
+    <w:p>
+      <w:pPr>
+        <w:numPr>
+          <w:ilvl w:val="0"/>
+          <w:numId w:val="16"/>
+        </w:numPr>
+        <w:spacing w:before="100" w:beforeAutospacing="1" w:after="100" w:afterAutospacing="1" w:line="240" w:lineRule="auto"/>
+        <w:rPr>
+          <w:rFonts w:ascii="Times New Roman" w:eastAsia="Times New Roman" w:hAnsi="Times New Roman" w:cs="Times New Roman"/>
+          <w:sz w:val="24"/>
+          <w:szCs w:val="24"/>
+        </w:rPr>
+      </w:pPr>
+      <w:r>
+        <w:rPr>
+          <w:rFonts w:ascii="Times New Roman" w:eastAsia="Times New Roman" w:hAnsi="Times New Roman" w:cs="Times New Roman"/>
+          <w:sz w:val="24"/>
+          <w:szCs w:val="24"/>
+        </w:rPr>
+        <w:t>Set up failover logic</w:t>
+      </w:r>
+    </w:p>
+    <w:p>
+      <w:pPr>
+        <w:spacing w:before="100" w:beforeAutospacing="1" w:after="100" w:afterAutospacing="1" w:line="240" w:lineRule="auto"/>
+        <w:outlineLvl w:val="2"/>
+        <w:rPr>
+          <w:rFonts w:ascii="Times New Roman" w:eastAsia="Times New Roman" w:hAnsi="Times New Roman" w:cs="Times New Roman"/>
+          <w:b/>
+          <w:bCs/>
+          <w:sz w:val="27"/>
+          <w:szCs w:val="27"/>
+        </w:rPr>
+      </w:pPr>
+      <w:r>
+        <w:rPr>
+          <w:rFonts w:ascii="Times New Roman" w:eastAsia="Times New Roman" w:hAnsi="Times New Roman" w:cs="Times New Roman"/>
+          <w:b/>
+          <w:bCs/>
+          <w:sz w:val="27"/>
+          <w:szCs w:val="27"/>
+        </w:rPr>
+        <w:t xml:space="preserve">Sample </w:t>
+      </w:r>
+      <w:proofErr w:type="spellStart"/>
+      <w:r>
+        <w:rPr>
+          <w:rFonts w:ascii="Times New Roman" w:eastAsia="Times New Roman" w:hAnsi="Times New Roman" w:cs="Times New Roman"/>
+          <w:b/>
+          <w:bCs/>
+          <w:sz w:val="27"/>
+          <w:szCs w:val="27"/>
+        </w:rPr>
+        <w:t>Config</w:t>
+      </w:r>
+      <w:proofErr w:type="spellEnd"/>
+    </w:p>
+    <w:p>
+      <w:pPr>
+        <w:tabs>
+          <w:tab w:val="left" w:pos="916"/>
+          <w:tab w:val="left" w:pos="1832"/>
+          <w:tab w:val="left" w:pos="2748"/>
+          <w:tab w:val="left" w:pos="3664"/>
+          <w:tab w:val="left" w:pos="4580"/>
+          <w:tab w:val="left" w:pos="5496"/>
+          <w:tab w:val="left" w:pos="6412"/>
+          <w:tab w:val="left" w:pos="7328"/>
+          <w:tab w:val="left" w:pos="8244"/>
+          <w:tab w:val="left" w:pos="9160"/>
+          <w:tab w:val="left" w:pos="10076"/>
+          <w:tab w:val="left" w:pos="10992"/>
+          <w:tab w:val="left" w:pos="11908"/>
+          <w:tab w:val="left" w:pos="12824"/>
+          <w:tab w:val="left" w:pos="13740"/>
+          <w:tab w:val="left" w:pos="14656"/>
+        </w:tabs>
+        <w:spacing w:after="0" w:line="240" w:lineRule="auto"/>
+        <w:rPr>
+          <w:rFonts w:ascii="Courier New" w:eastAsia="Times New Roman" w:hAnsi="Courier New" w:cs="Courier New"/>
+          <w:sz w:val="20"/>
+          <w:szCs w:val="20"/>
+        </w:rPr>
+      </w:pPr>
+      <w:r>
+        <w:rPr>
+          <w:rFonts w:ascii="Courier New" w:eastAsia="Times New Roman" w:hAnsi="Courier New" w:cs="Courier New"/>
+          <w:sz w:val="20"/>
+          <w:szCs w:val="20"/>
+        </w:rPr>
+        <w:t>LLM_PROVIDERS = {</w:t>
+      </w:r>
+    </w:p>
+    <w:p>
+      <w:pPr>
+        <w:tabs>
+          <w:tab w:val="left" w:pos="916"/>
+          <w:tab w:val="left" w:pos="1832"/>
+          <w:tab w:val="left" w:pos="2748"/>
+          <w:tab w:val="left" w:pos="3664"/>
+          <w:tab w:val="left" w:pos="4580"/>
+          <w:tab w:val="left" w:pos="5496"/>
+          <w:tab w:val="left" w:pos="6412"/>
+          <w:tab w:val="left" w:pos="7328"/>
+          <w:tab w:val="left" w:pos="8244"/>
+          <w:tab w:val="left" w:pos="9160"/>
+          <w:tab w:val="left" w:pos="10076"/>
+          <w:tab w:val="left" w:pos="10992"/>
+          <w:tab w:val="left" w:pos="11908"/>
+          <w:tab w:val="left" w:pos="12824"/>
+          <w:tab w:val="left" w:pos="13740"/>
+          <w:tab w:val="left" w:pos="14656"/>
+        </w:tabs>
+        <w:spacing w:after="0" w:line="240" w:lineRule="auto"/>
+        <w:rPr>
+          <w:rFonts w:ascii="Courier New" w:eastAsia="Times New Roman" w:hAnsi="Courier New" w:cs="Courier New"/>
+          <w:sz w:val="20"/>
+          <w:szCs w:val="20"/>
+        </w:rPr>
+      </w:pPr>
+      <w:r>
+        <w:rPr>
+          <w:rFonts w:ascii="Courier New" w:eastAsia="Times New Roman" w:hAnsi="Courier New" w:cs="Courier New"/>
+          <w:sz w:val="20"/>
+          <w:szCs w:val="20"/>
+        </w:rPr>
+        <w:t xml:space="preserve">    "</w:t>
+      </w:r>
+      <w:proofErr w:type="gramStart"/>
+      <w:r>
+        <w:rPr>
+          <w:rFonts w:ascii="Courier New" w:eastAsia="Times New Roman" w:hAnsi="Courier New" w:cs="Courier New"/>
+          <w:sz w:val="20"/>
+          <w:szCs w:val="20"/>
+        </w:rPr>
+        <w:t>primary</w:t>
+      </w:r>
+      <w:proofErr w:type="gramEnd"/>
+      <w:r>
+        <w:rPr>
+          <w:rFonts w:ascii="Courier New" w:eastAsia="Times New Roman" w:hAnsi="Courier New" w:cs="Courier New"/>
+          <w:sz w:val="20"/>
+          <w:szCs w:val="20"/>
+        </w:rPr>
+        <w:t>": "</w:t>
+      </w:r>
+      <w:proofErr w:type="spellStart"/>
+      <w:r>
+        <w:rPr>
+          <w:rFonts w:ascii="Courier New" w:eastAsia="Times New Roman" w:hAnsi="Courier New" w:cs="Courier New"/>
+          <w:sz w:val="20"/>
+          <w:szCs w:val="20"/>
+        </w:rPr>
+        <w:t>groq</w:t>
+      </w:r>
+      <w:proofErr w:type="spellEnd"/>
+      <w:r>
+        <w:rPr>
+          <w:rFonts w:ascii="Courier New" w:eastAsia="Times New Roman" w:hAnsi="Courier New" w:cs="Courier New"/>
+          <w:sz w:val="20"/>
+          <w:szCs w:val="20"/>
+        </w:rPr>
+        <w:t>/llama-3.3-70b",</w:t>
+      </w:r>
+    </w:p>
+    <w:p>
+      <w:pPr>
+        <w:tabs>
+          <w:tab w:val="left" w:pos="916"/>
+          <w:tab w:val="left" w:pos="1832"/>
+          <w:tab w:val="left" w:pos="2748"/>
+          <w:tab w:val="left" w:pos="3664"/>
+          <w:tab w:val="left" w:pos="4580"/>
+          <w:tab w:val="left" w:pos="5496"/>
+          <w:tab w:val="left" w:pos="6412"/>
+          <w:tab w:val="left" w:pos="7328"/>
+          <w:tab w:val="left" w:pos="8244"/>
+          <w:tab w:val="left" w:pos="9160"/>
+          <w:tab w:val="left" w:pos="10076"/>
+          <w:tab w:val="left" w:pos="10992"/>
+          <w:tab w:val="left" w:pos="11908"/>
+          <w:tab w:val="left" w:pos="12824"/>
+          <w:tab w:val="left" w:pos="13740"/>
+          <w:tab w:val="left" w:pos="14656"/>
+        </w:tabs>
+        <w:spacing w:after="0" w:line="240" w:lineRule="auto"/>
+        <w:rPr>
+          <w:rFonts w:ascii="Courier New" w:eastAsia="Times New Roman" w:hAnsi="Courier New" w:cs="Courier New"/>
+          <w:sz w:val="20"/>
+          <w:szCs w:val="20"/>
+        </w:rPr>
+      </w:pPr>
+      <w:r>
+        <w:rPr>
+          <w:rFonts w:ascii="Courier New" w:eastAsia="Times New Roman" w:hAnsi="Courier New" w:cs="Courier New"/>
+          <w:sz w:val="20"/>
+          <w:szCs w:val="20"/>
+        </w:rPr>
+        <w:t xml:space="preserve">    "</w:t>
+      </w:r>
+      <w:proofErr w:type="gramStart"/>
+      <w:r>
+        <w:rPr>
+          <w:rFonts w:ascii="Courier New" w:eastAsia="Times New Roman" w:hAnsi="Courier New" w:cs="Courier New"/>
+          <w:sz w:val="20"/>
+          <w:szCs w:val="20"/>
+        </w:rPr>
+        <w:t>backup</w:t>
+      </w:r>
+      <w:proofErr w:type="gramEnd"/>
+      <w:r>
+        <w:rPr>
+          <w:rFonts w:ascii="Courier New" w:eastAsia="Times New Roman" w:hAnsi="Courier New" w:cs="Courier New"/>
+          <w:sz w:val="20"/>
+          <w:szCs w:val="20"/>
+        </w:rPr>
+        <w:t>": "</w:t>
+      </w:r>
+      <w:proofErr w:type="spellStart"/>
+      <w:r>
+        <w:rPr>
+          <w:rFonts w:ascii="Courier New" w:eastAsia="Times New Roman" w:hAnsi="Courier New" w:cs="Courier New"/>
+          <w:sz w:val="20"/>
+          <w:szCs w:val="20"/>
+        </w:rPr>
+        <w:t>google</w:t>
+      </w:r>
+      <w:proofErr w:type="spellEnd"/>
+      <w:r>
+        <w:rPr>
+          <w:rFonts w:ascii="Courier New" w:eastAsia="Times New Roman" w:hAnsi="Courier New" w:cs="Courier New"/>
+          <w:sz w:val="20"/>
+          <w:szCs w:val="20"/>
+        </w:rPr>
+        <w:t>/gemini-2.0-flash",</w:t>
+      </w:r>
+    </w:p>
+    <w:p>
+      <w:pPr>
+        <w:tabs>
+          <w:tab w:val="left" w:pos="916"/>
+          <w:tab w:val="left" w:pos="1832"/>
+          <w:tab w:val="left" w:pos="2748"/>
+          <w:tab w:val="left" w:pos="3664"/>
+          <w:tab w:val="left" w:pos="4580"/>
+          <w:tab w:val="left" w:pos="5496"/>
+          <w:tab w:val="left" w:pos="6412"/>
+          <w:tab w:val="left" w:pos="7328"/>
+          <w:tab w:val="left" w:pos="8244"/>
+          <w:tab w:val="left" w:pos="9160"/>
+          <w:tab w:val="left" w:pos="10076"/>
+          <w:tab w:val="left" w:pos="10992"/>
+          <w:tab w:val="left" w:pos="11908"/>
+          <w:tab w:val="left" w:pos="12824"/>
+          <w:tab w:val="left" w:pos="13740"/>
+          <w:tab w:val="left" w:pos="14656"/>
+        </w:tabs>
+        <w:spacing w:after="0" w:line="240" w:lineRule="auto"/>
+        <w:rPr>
+          <w:rFonts w:ascii="Courier New" w:eastAsia="Times New Roman" w:hAnsi="Courier New" w:cs="Courier New"/>
+          <w:sz w:val="20"/>
+          <w:szCs w:val="20"/>
+        </w:rPr>
+      </w:pPr>
+      <w:r>
+        <w:rPr>
+          <w:rFonts w:ascii="Courier New" w:eastAsia="Times New Roman" w:hAnsi="Courier New" w:cs="Courier New"/>
+          <w:sz w:val="20"/>
+          <w:szCs w:val="20"/>
+        </w:rPr>
+        <w:t xml:space="preserve">    "</w:t>
+      </w:r>
+      <w:proofErr w:type="gramStart"/>
+      <w:r>
+        <w:rPr>
+          <w:rFonts w:ascii="Courier New" w:eastAsia="Times New Roman" w:hAnsi="Courier New" w:cs="Courier New"/>
+          <w:sz w:val="20"/>
+          <w:szCs w:val="20"/>
+        </w:rPr>
+        <w:t>fallback</w:t>
+      </w:r>
+      <w:proofErr w:type="gramEnd"/>
+      <w:r>
+        <w:rPr>
+          <w:rFonts w:ascii="Courier New" w:eastAsia="Times New Roman" w:hAnsi="Courier New" w:cs="Courier New"/>
+          <w:sz w:val="20"/>
+          <w:szCs w:val="20"/>
+        </w:rPr>
+        <w:t>": "</w:t>
+      </w:r>
+      <w:proofErr w:type="spellStart"/>
+      <w:r>
+        <w:rPr>
+          <w:rFonts w:ascii="Courier New" w:eastAsia="Times New Roman" w:hAnsi="Courier New" w:cs="Courier New"/>
+          <w:sz w:val="20"/>
+          <w:szCs w:val="20"/>
+        </w:rPr>
+        <w:t>cloudflare</w:t>
+      </w:r>
+      <w:proofErr w:type="spellEnd"/>
+      <w:r>
+        <w:rPr>
+          <w:rFonts w:ascii="Courier New" w:eastAsia="Times New Roman" w:hAnsi="Courier New" w:cs="Courier New"/>
+          <w:sz w:val="20"/>
+          <w:szCs w:val="20"/>
+        </w:rPr>
+        <w:t>/llama-3.3-70b"</w:t>
+      </w:r>
+    </w:p>
+    <w:p>
+      <w:pPr>
+        <w:tabs>
+          <w:tab w:val="left" w:pos="916"/>
+          <w:tab w:val="left" w:pos="1832"/>
+          <w:tab w:val="left" w:pos="2748"/>
+          <w:tab w:val="left" w:pos="3664"/>
+          <w:tab w:val="left" w:pos="4580"/>
+          <w:tab w:val="left" w:pos="5496"/>
+          <w:tab w:val="left" w:pos="6412"/>
+          <w:tab w:val="left" w:pos="7328"/>
+          <w:tab w:val="left" w:pos="8244"/>
+          <w:tab w:val="left" w:pos="9160"/>
+          <w:tab w:val="left" w:pos="10076"/>
+          <w:tab w:val="left" w:pos="10992"/>
+          <w:tab w:val="left" w:pos="11908"/>
+          <w:tab w:val="left" w:pos="12824"/>
+          <w:tab w:val="left" w:pos="13740"/>
+          <w:tab w:val="left" w:pos="14656"/>
+        </w:tabs>
+        <w:spacing w:after="0" w:line="240" w:lineRule="auto"/>
+        <w:rPr>
+          <w:rFonts w:ascii="Courier New" w:eastAsia="Times New Roman" w:hAnsi="Courier New" w:cs="Courier New"/>
+          <w:sz w:val="20"/>
+          <w:szCs w:val="20"/>
+        </w:rPr>
+      </w:pPr>
+      <w:r>
+        <w:rPr>
+          <w:rFonts w:ascii="Courier New" w:eastAsia="Times New Roman" w:hAnsi="Courier New" w:cs="Courier New"/>
+          <w:sz w:val="20"/>
+          <w:szCs w:val="20"/>
+        </w:rPr>
+        <w:t>}</w:t>
+      </w:r>
+    </w:p>
+    <w:p>
+      <w:pPr>
+        <w:spacing w:after="0" w:line="240" w:lineRule="auto"/>
+        <w:rPr>
+          <w:rFonts w:ascii="Times New Roman" w:eastAsia="Times New Roman" w:hAnsi="Times New Roman" w:cs="Times New Roman"/>
+          <w:sz w:val="24"/>
+          <w:szCs w:val="24"/>
+        </w:rPr>
+      </w:pPr>
+      <w:r>
+        <w:rPr>
+          <w:rFonts w:ascii="Times New Roman" w:eastAsia="Times New Roman" w:hAnsi="Times New Roman" w:cs="Times New Roman"/>
+          <w:sz w:val="24"/>
+          <w:szCs w:val="24"/>
+        </w:rPr>
+        <w:pict>
+          <v:rect id="_x0000_i1046" style="width:0;height:1.5pt" o:hralign="center" o:hrstd="t" o:hr="t" fillcolor="#a0a0a0" stroked="f"/>
+        </w:pict>
+      </w:r>
+    </w:p>
+    <w:p>
+      <w:pPr>
+        <w:spacing w:before="100" w:beforeAutospacing="1" w:after="100" w:afterAutospacing="1" w:line="240" w:lineRule="auto"/>
+        <w:outlineLvl w:val="0"/>
+        <w:rPr>
+          <w:rFonts w:ascii="Times New Roman" w:eastAsia="Times New Roman" w:hAnsi="Times New Roman" w:cs="Times New Roman"/>
+          <w:b/>
+          <w:bCs/>
+          <w:kern w:val="36"/>
+          <w:sz w:val="48"/>
+          <w:szCs w:val="48"/>
+        </w:rPr>
+      </w:pPr>
+      <w:r>
+        <w:rPr>
+          <w:rFonts w:ascii="Times New Roman" w:eastAsia="Times New Roman" w:hAnsi="Times New Roman" w:cs="Times New Roman"/>
+          <w:b/>
+          <w:bCs/>
+          <w:kern w:val="36"/>
+          <w:sz w:val="48"/>
+          <w:szCs w:val="48"/>
+        </w:rPr>
+        <w:t>🧠 Module 4: Agent Creation</w:t>
+      </w:r>
+    </w:p>
+    <w:p>
+      <w:pPr>
+        <w:spacing w:before="100" w:beforeAutospacing="1" w:after="100" w:afterAutospacing="1" w:line="240" w:lineRule="auto"/>
+        <w:rPr>
+          <w:rFonts w:ascii="Times New Roman" w:eastAsia="Times New Roman" w:hAnsi="Times New Roman" w:cs="Times New Roman"/>
+          <w:sz w:val="24"/>
+          <w:szCs w:val="24"/>
+        </w:rPr>
+      </w:pPr>
+      <w:r>
+        <w:rPr>
+          <w:rFonts w:ascii="Times New Roman" w:eastAsia="Times New Roman" w:hAnsi="Times New Roman" w:cs="Times New Roman"/>
+          <w:b/>
+          <w:bCs/>
+          <w:sz w:val="24"/>
+          <w:szCs w:val="24"/>
+        </w:rPr>
+        <w:t>Goal:</w:t>
+      </w:r>
+      <w:r>
+        <w:rPr>
+          <w:rFonts w:ascii="Times New Roman" w:eastAsia="Times New Roman" w:hAnsi="Times New Roman" w:cs="Times New Roman"/>
+          <w:sz w:val="24"/>
+          <w:szCs w:val="24"/>
+        </w:rPr>
+        <w:t xml:space="preserve"> Build all specialized agents.</w:t>
+      </w:r>
+    </w:p>
+    <w:p>
+      <w:pPr>
+        <w:spacing w:before="100" w:beforeAutospacing="1" w:after="100" w:afterAutospacing="1" w:line="240" w:lineRule="auto"/>
+        <w:outlineLvl w:val="2"/>
+        <w:rPr>
+          <w:rFonts w:ascii="Times New Roman" w:eastAsia="Times New Roman" w:hAnsi="Times New Roman" w:cs="Times New Roman"/>
+          <w:b/>
+          <w:bCs/>
+          <w:sz w:val="27"/>
+          <w:szCs w:val="27"/>
+        </w:rPr>
+      </w:pPr>
+      <w:r>
+        <w:rPr>
+          <w:rFonts w:ascii="Times New Roman" w:eastAsia="Times New Roman" w:hAnsi="Times New Roman" w:cs="Times New Roman"/>
+          <w:b/>
+          <w:bCs/>
+          <w:sz w:val="27"/>
+          <w:szCs w:val="27"/>
+        </w:rPr>
+        <w:t>Tasks</w:t>
+      </w:r>
+    </w:p>
+    <w:p>
+      <w:pPr>
+        <w:numPr>
+          <w:ilvl w:val="0"/>
+          <w:numId w:val="17"/>
+        </w:numPr>
+        <w:spacing w:before="100" w:beforeAutospacing="1" w:after="100" w:afterAutospacing="1" w:line="240" w:lineRule="auto"/>
+        <w:rPr>
+          <w:rFonts w:ascii="Times New Roman" w:eastAsia="Times New Roman" w:hAnsi="Times New Roman" w:cs="Times New Roman"/>
+          <w:sz w:val="24"/>
+          <w:szCs w:val="24"/>
+        </w:rPr>
+      </w:pPr>
+      <w:r>
+        <w:rPr>
+          <w:rFonts w:ascii="Times New Roman" w:eastAsia="Times New Roman" w:hAnsi="Times New Roman" w:cs="Times New Roman"/>
+          <w:sz w:val="24"/>
+          <w:szCs w:val="24"/>
+        </w:rPr>
+        <w:t>Create base agent template</w:t>
+      </w:r>
+    </w:p>
+    <w:p>
+      <w:pPr>
+        <w:numPr>
+          <w:ilvl w:val="0"/>
+          <w:numId w:val="17"/>
+        </w:numPr>
+        <w:spacing w:before="100" w:beforeAutospacing="1" w:after="100" w:afterAutospacing="1" w:line="240" w:lineRule="auto"/>
+        <w:rPr>
+          <w:rFonts w:ascii="Times New Roman" w:eastAsia="Times New Roman" w:hAnsi="Times New Roman" w:cs="Times New Roman"/>
+          <w:sz w:val="24"/>
+          <w:szCs w:val="24"/>
+        </w:rPr>
+      </w:pPr>
+      <w:r>
+        <w:rPr>
+          <w:rFonts w:ascii="Times New Roman" w:eastAsia="Times New Roman" w:hAnsi="Times New Roman" w:cs="Times New Roman"/>
+          <w:sz w:val="24"/>
+          <w:szCs w:val="24"/>
+        </w:rPr>
+        <w:t xml:space="preserve">Build Recommendation Agent (with </w:t>
+      </w:r>
+      <w:proofErr w:type="spellStart"/>
+      <w:r>
+        <w:rPr>
+          <w:rFonts w:ascii="Times New Roman" w:eastAsia="Times New Roman" w:hAnsi="Times New Roman" w:cs="Times New Roman"/>
+          <w:sz w:val="24"/>
+          <w:szCs w:val="24"/>
+        </w:rPr>
+        <w:t>ChromaDB</w:t>
+      </w:r>
+      <w:proofErr w:type="spellEnd"/>
+      <w:r>
+        <w:rPr>
+          <w:rFonts w:ascii="Times New Roman" w:eastAsia="Times New Roman" w:hAnsi="Times New Roman" w:cs="Times New Roman"/>
+          <w:sz w:val="24"/>
+          <w:szCs w:val="24"/>
+        </w:rPr>
+        <w:t>)</w:t>
+      </w:r>
+    </w:p>
+    <w:p>
+      <w:pPr>
+        <w:numPr>
+          <w:ilvl w:val="0"/>
+          <w:numId w:val="17"/>
+        </w:numPr>
+        <w:spacing w:before="100" w:beforeAutospacing="1" w:after="100" w:afterAutospacing="1" w:line="240" w:lineRule="auto"/>
+        <w:rPr>
+          <w:rFonts w:ascii="Times New Roman" w:eastAsia="Times New Roman" w:hAnsi="Times New Roman" w:cs="Times New Roman"/>
+          <w:sz w:val="24"/>
+          <w:szCs w:val="24"/>
+        </w:rPr>
+      </w:pPr>
+      <w:r>
+        <w:rPr>
+          <w:rFonts w:ascii="Times New Roman" w:eastAsia="Times New Roman" w:hAnsi="Times New Roman" w:cs="Times New Roman"/>
+          <w:sz w:val="24"/>
+          <w:szCs w:val="24"/>
+        </w:rPr>
+        <w:t xml:space="preserve">Build Inventory Agent (with </w:t>
+      </w:r>
+      <w:proofErr w:type="spellStart"/>
+      <w:r>
+        <w:rPr>
+          <w:rFonts w:ascii="Times New Roman" w:eastAsia="Times New Roman" w:hAnsi="Times New Roman" w:cs="Times New Roman"/>
+          <w:sz w:val="24"/>
+          <w:szCs w:val="24"/>
+        </w:rPr>
+        <w:t>PostgreSQL</w:t>
+      </w:r>
+      <w:proofErr w:type="spellEnd"/>
+      <w:r>
+        <w:rPr>
+          <w:rFonts w:ascii="Times New Roman" w:eastAsia="Times New Roman" w:hAnsi="Times New Roman" w:cs="Times New Roman"/>
+          <w:sz w:val="24"/>
+          <w:szCs w:val="24"/>
+        </w:rPr>
+        <w:t>)</w:t>
+      </w:r>
+    </w:p>
+    <w:p>
+      <w:pPr>
+        <w:numPr>
+          <w:ilvl w:val="0"/>
+          <w:numId w:val="17"/>
+        </w:numPr>
+        <w:spacing w:before="100" w:beforeAutospacing="1" w:after="100" w:afterAutospacing="1" w:line="240" w:lineRule="auto"/>
+        <w:rPr>
+          <w:rFonts w:ascii="Times New Roman" w:eastAsia="Times New Roman" w:hAnsi="Times New Roman" w:cs="Times New Roman"/>
+          <w:sz w:val="24"/>
+          <w:szCs w:val="24"/>
+        </w:rPr>
+      </w:pPr>
+      <w:r>
+        <w:rPr>
+          <w:rFonts w:ascii="Times New Roman" w:eastAsia="Times New Roman" w:hAnsi="Times New Roman" w:cs="Times New Roman"/>
+          <w:sz w:val="24"/>
+          <w:szCs w:val="24"/>
+        </w:rPr>
+        <w:t>Build Payment Agent (with retry logic)</w:t>
+      </w:r>
+    </w:p>
+    <w:p>
+      <w:pPr>
+        <w:numPr>
+          <w:ilvl w:val="0"/>
+          <w:numId w:val="17"/>
+        </w:numPr>
+        <w:spacing w:before="100" w:beforeAutospacing="1" w:after="100" w:afterAutospacing="1" w:line="240" w:lineRule="auto"/>
+        <w:rPr>
+          <w:rFonts w:ascii="Times New Roman" w:eastAsia="Times New Roman" w:hAnsi="Times New Roman" w:cs="Times New Roman"/>
+          <w:sz w:val="24"/>
+          <w:szCs w:val="24"/>
+        </w:rPr>
+      </w:pPr>
+      <w:r>
+        <w:rPr>
+          <w:rFonts w:ascii="Times New Roman" w:eastAsia="Times New Roman" w:hAnsi="Times New Roman" w:cs="Times New Roman"/>
+          <w:sz w:val="24"/>
+          <w:szCs w:val="24"/>
+        </w:rPr>
+        <w:t>Build Support Agent (with returns/refunds)</w:t>
+      </w:r>
+    </w:p>
+    <w:p>
+      <w:pPr>
+        <w:numPr>
+          <w:ilvl w:val="0"/>
+          <w:numId w:val="17"/>
+        </w:numPr>
+        <w:spacing w:before="100" w:beforeAutospacing="1" w:after="100" w:afterAutospacing="1" w:line="240" w:lineRule="auto"/>
+        <w:rPr>
+          <w:rFonts w:ascii="Times New Roman" w:eastAsia="Times New Roman" w:hAnsi="Times New Roman" w:cs="Times New Roman"/>
+          <w:sz w:val="24"/>
+          <w:szCs w:val="24"/>
+        </w:rPr>
+      </w:pPr>
+      <w:r>
+        <w:rPr>
+          <w:rFonts w:ascii="Times New Roman" w:eastAsia="Times New Roman" w:hAnsi="Times New Roman" w:cs="Times New Roman"/>
+          <w:sz w:val="24"/>
+          <w:szCs w:val="24"/>
+        </w:rPr>
+        <w:t>Add tools to each agent</w:t>
+      </w:r>
+    </w:p>
+    <w:p>
+      <w:pPr>
+        <w:numPr>
+          <w:ilvl w:val="0"/>
+          <w:numId w:val="17"/>
+        </w:numPr>
+        <w:spacing w:before="100" w:beforeAutospacing="1" w:after="100" w:afterAutospacing="1" w:line="240" w:lineRule="auto"/>
+        <w:rPr>
+          <w:rFonts w:ascii="Times New Roman" w:eastAsia="Times New Roman" w:hAnsi="Times New Roman" w:cs="Times New Roman"/>
+          <w:sz w:val="24"/>
+          <w:szCs w:val="24"/>
+        </w:rPr>
+      </w:pPr>
+      <w:r>
+        <w:rPr>
+          <w:rFonts w:ascii="Times New Roman" w:eastAsia="Times New Roman" w:hAnsi="Times New Roman" w:cs="Times New Roman"/>
+          <w:sz w:val="24"/>
+          <w:szCs w:val="24"/>
+        </w:rPr>
+        <w:t>Test each agent independently</w:t>
+      </w:r>
+    </w:p>
+    <w:p>
+      <w:pPr>
+        <w:spacing w:before="100" w:beforeAutospacing="1" w:after="100" w:afterAutospacing="1" w:line="240" w:lineRule="auto"/>
+        <w:outlineLvl w:val="2"/>
+        <w:rPr>
+          <w:rFonts w:ascii="Times New Roman" w:eastAsia="Times New Roman" w:hAnsi="Times New Roman" w:cs="Times New Roman"/>
+          <w:b/>
+          <w:bCs/>
+          <w:sz w:val="27"/>
+          <w:szCs w:val="27"/>
+        </w:rPr>
+      </w:pPr>
+      <w:r>
+        <w:rPr>
+          <w:rFonts w:ascii="Times New Roman" w:eastAsia="Times New Roman" w:hAnsi="Times New Roman" w:cs="Times New Roman"/>
+          <w:b/>
+          <w:bCs/>
+          <w:sz w:val="27"/>
+          <w:szCs w:val="27"/>
+        </w:rPr>
+        <w:t>Agent Tools</w:t>
+      </w:r>
+    </w:p>
+    <w:p>
+      <w:pPr>
+        <w:tabs>
+          <w:tab w:val="left" w:pos="916"/>
+          <w:tab w:val="left" w:pos="1832"/>
+          <w:tab w:val="left" w:pos="2748"/>
+          <w:tab w:val="left" w:pos="3664"/>
+          <w:tab w:val="left" w:pos="4580"/>
+          <w:tab w:val="left" w:pos="5496"/>
+          <w:tab w:val="left" w:pos="6412"/>
+          <w:tab w:val="left" w:pos="7328"/>
+          <w:tab w:val="left" w:pos="8244"/>
+          <w:tab w:val="left" w:pos="9160"/>
+          <w:tab w:val="left" w:pos="10076"/>
+          <w:tab w:val="left" w:pos="10992"/>
+          <w:tab w:val="left" w:pos="11908"/>
+          <w:tab w:val="left" w:pos="12824"/>
+          <w:tab w:val="left" w:pos="13740"/>
+          <w:tab w:val="left" w:pos="14656"/>
+        </w:tabs>
+        <w:spacing w:after="0" w:line="240" w:lineRule="auto"/>
+        <w:rPr>
+          <w:rFonts w:ascii="Courier New" w:eastAsia="Times New Roman" w:hAnsi="Courier New" w:cs="Courier New"/>
+          <w:sz w:val="20"/>
+          <w:szCs w:val="20"/>
+        </w:rPr>
+      </w:pPr>
+      <w:proofErr w:type="spellStart"/>
+      <w:r>
+        <w:rPr>
+          <w:rFonts w:ascii="Courier New" w:eastAsia="Times New Roman" w:hAnsi="Courier New" w:cs="Courier New"/>
+          <w:sz w:val="20"/>
+          <w:szCs w:val="20"/>
+        </w:rPr>
+        <w:t>RecommendationAgent.tools</w:t>
+      </w:r>
+      <w:proofErr w:type="spellEnd"/>
+      <w:r>
+        <w:rPr>
+          <w:rFonts w:ascii="Courier New" w:eastAsia="Times New Roman" w:hAnsi="Courier New" w:cs="Courier New"/>
+          <w:sz w:val="20"/>
+          <w:szCs w:val="20"/>
+        </w:rPr>
+        <w:t xml:space="preserve"> = [</w:t>
+      </w:r>
+      <w:proofErr w:type="spellStart"/>
+      <w:r>
+        <w:rPr>
+          <w:rFonts w:ascii="Courier New" w:eastAsia="Times New Roman" w:hAnsi="Courier New" w:cs="Courier New"/>
+          <w:sz w:val="20"/>
+          <w:szCs w:val="20"/>
+        </w:rPr>
+        <w:t>search_products</w:t>
+      </w:r>
+      <w:proofErr w:type="spellEnd"/>
+      <w:r>
+        <w:rPr>
+          <w:rFonts w:ascii="Courier New" w:eastAsia="Times New Roman" w:hAnsi="Courier New" w:cs="Courier New"/>
+          <w:sz w:val="20"/>
+          <w:szCs w:val="20"/>
+        </w:rPr>
+        <w:t xml:space="preserve">, </w:t>
+      </w:r>
+      <w:proofErr w:type="spellStart"/>
+      <w:r>
+        <w:rPr>
+          <w:rFonts w:ascii="Courier New" w:eastAsia="Times New Roman" w:hAnsi="Courier New" w:cs="Courier New"/>
+          <w:sz w:val="20"/>
+          <w:szCs w:val="20"/>
+        </w:rPr>
+        <w:t>get_user_history</w:t>
+      </w:r>
+      <w:proofErr w:type="spellEnd"/>
+      <w:r>
+        <w:rPr>
+          <w:rFonts w:ascii="Courier New" w:eastAsia="Times New Roman" w:hAnsi="Courier New" w:cs="Courier New"/>
+          <w:sz w:val="20"/>
+          <w:szCs w:val="20"/>
+        </w:rPr>
+        <w:t>]</w:t>
+      </w:r>
+    </w:p>
+    <w:p>
+      <w:pPr>
+        <w:tabs>
+          <w:tab w:val="left" w:pos="916"/>
+          <w:tab w:val="left" w:pos="1832"/>
+          <w:tab w:val="left" w:pos="2748"/>
+          <w:tab w:val="left" w:pos="3664"/>
+          <w:tab w:val="left" w:pos="4580"/>
+          <w:tab w:val="left" w:pos="5496"/>
+          <w:tab w:val="left" w:pos="6412"/>
+          <w:tab w:val="left" w:pos="7328"/>
+          <w:tab w:val="left" w:pos="8244"/>
+          <w:tab w:val="left" w:pos="9160"/>
+          <w:tab w:val="left" w:pos="10076"/>
+          <w:tab w:val="left" w:pos="10992"/>
+          <w:tab w:val="left" w:pos="11908"/>
+          <w:tab w:val="left" w:pos="12824"/>
+          <w:tab w:val="left" w:pos="13740"/>
+          <w:tab w:val="left" w:pos="14656"/>
+        </w:tabs>
+        <w:spacing w:after="0" w:line="240" w:lineRule="auto"/>
+        <w:rPr>
+          <w:rFonts w:ascii="Courier New" w:eastAsia="Times New Roman" w:hAnsi="Courier New" w:cs="Courier New"/>
+          <w:sz w:val="20"/>
+          <w:szCs w:val="20"/>
+        </w:rPr>
+      </w:pPr>
+      <w:proofErr w:type="spellStart"/>
+      <w:r>
+        <w:rPr>
+          <w:rFonts w:ascii="Courier New" w:eastAsia="Times New Roman" w:hAnsi="Courier New" w:cs="Courier New"/>
+          <w:sz w:val="20"/>
+          <w:szCs w:val="20"/>
+        </w:rPr>
+        <w:t>InventoryAgent.tools</w:t>
+      </w:r>
+      <w:proofErr w:type="spellEnd"/>
+      <w:r>
+        <w:rPr>
+          <w:rFonts w:ascii="Courier New" w:eastAsia="Times New Roman" w:hAnsi="Courier New" w:cs="Courier New"/>
+          <w:sz w:val="20"/>
+          <w:szCs w:val="20"/>
+        </w:rPr>
+        <w:t xml:space="preserve"> = [</w:t>
+      </w:r>
+      <w:proofErr w:type="spellStart"/>
+      <w:r>
+        <w:rPr>
+          <w:rFonts w:ascii="Courier New" w:eastAsia="Times New Roman" w:hAnsi="Courier New" w:cs="Courier New"/>
+          <w:sz w:val="20"/>
+          <w:szCs w:val="20"/>
+        </w:rPr>
+        <w:t>check_stock</w:t>
+      </w:r>
+      <w:proofErr w:type="spellEnd"/>
+      <w:r>
+        <w:rPr>
+          <w:rFonts w:ascii="Courier New" w:eastAsia="Times New Roman" w:hAnsi="Courier New" w:cs="Courier New"/>
+          <w:sz w:val="20"/>
+          <w:szCs w:val="20"/>
+        </w:rPr>
+        <w:t xml:space="preserve">, </w:t>
+      </w:r>
+      <w:proofErr w:type="spellStart"/>
+      <w:r>
+        <w:rPr>
+          <w:rFonts w:ascii="Courier New" w:eastAsia="Times New Roman" w:hAnsi="Courier New" w:cs="Courier New"/>
+          <w:sz w:val="20"/>
+          <w:szCs w:val="20"/>
+        </w:rPr>
+        <w:t>update_inventory</w:t>
+      </w:r>
+      <w:proofErr w:type="spellEnd"/>
+      <w:r>
+        <w:rPr>
+          <w:rFonts w:ascii="Courier New" w:eastAsia="Times New Roman" w:hAnsi="Courier New" w:cs="Courier New"/>
+          <w:sz w:val="20"/>
+          <w:szCs w:val="20"/>
+        </w:rPr>
+        <w:t>]</w:t>
+      </w:r>
+    </w:p>
+    <w:p>
+      <w:pPr>
+        <w:tabs>
+          <w:tab w:val="left" w:pos="916"/>
+          <w:tab w:val="left" w:pos="1832"/>
+          <w:tab w:val="left" w:pos="2748"/>
+          <w:tab w:val="left" w:pos="3664"/>
+          <w:tab w:val="left" w:pos="4580"/>
+          <w:tab w:val="left" w:pos="5496"/>
+          <w:tab w:val="left" w:pos="6412"/>
+          <w:tab w:val="left" w:pos="7328"/>
+          <w:tab w:val="left" w:pos="8244"/>
+          <w:tab w:val="left" w:pos="9160"/>
+          <w:tab w:val="left" w:pos="10076"/>
+          <w:tab w:val="left" w:pos="10992"/>
+          <w:tab w:val="left" w:pos="11908"/>
+          <w:tab w:val="left" w:pos="12824"/>
+          <w:tab w:val="left" w:pos="13740"/>
+          <w:tab w:val="left" w:pos="14656"/>
+        </w:tabs>
+        <w:spacing w:after="0" w:line="240" w:lineRule="auto"/>
+        <w:rPr>
+          <w:rFonts w:ascii="Courier New" w:eastAsia="Times New Roman" w:hAnsi="Courier New" w:cs="Courier New"/>
+          <w:sz w:val="20"/>
+          <w:szCs w:val="20"/>
+        </w:rPr>
+      </w:pPr>
+      <w:proofErr w:type="spellStart"/>
+      <w:r>
+        <w:rPr>
+          <w:rFonts w:ascii="Courier New" w:eastAsia="Times New Roman" w:hAnsi="Courier New" w:cs="Courier New"/>
+          <w:sz w:val="20"/>
+          <w:szCs w:val="20"/>
+        </w:rPr>
+        <w:t>PaymentAgent.tools</w:t>
+      </w:r>
+      <w:proofErr w:type="spellEnd"/>
+      <w:r>
+        <w:rPr>
+          <w:rFonts w:ascii="Courier New" w:eastAsia="Times New Roman" w:hAnsi="Courier New" w:cs="Courier New"/>
+          <w:sz w:val="20"/>
+          <w:szCs w:val="20"/>
+        </w:rPr>
+        <w:t xml:space="preserve"> = [</w:t>
+      </w:r>
+      <w:proofErr w:type="spellStart"/>
+      <w:r>
+        <w:rPr>
+          <w:rFonts w:ascii="Courier New" w:eastAsia="Times New Roman" w:hAnsi="Courier New" w:cs="Courier New"/>
+          <w:sz w:val="20"/>
+          <w:szCs w:val="20"/>
+        </w:rPr>
+        <w:t>process_payment</w:t>
+      </w:r>
+      <w:proofErr w:type="spellEnd"/>
+      <w:r>
+        <w:rPr>
+          <w:rFonts w:ascii="Courier New" w:eastAsia="Times New Roman" w:hAnsi="Courier New" w:cs="Courier New"/>
+          <w:sz w:val="20"/>
+          <w:szCs w:val="20"/>
+        </w:rPr>
+        <w:t xml:space="preserve">, </w:t>
+      </w:r>
+      <w:proofErr w:type="spellStart"/>
+      <w:r>
+        <w:rPr>
+          <w:rFonts w:ascii="Courier New" w:eastAsia="Times New Roman" w:hAnsi="Courier New" w:cs="Courier New"/>
+          <w:sz w:val="20"/>
+          <w:szCs w:val="20"/>
+        </w:rPr>
+        <w:t>refund_payment</w:t>
+      </w:r>
+      <w:proofErr w:type="spellEnd"/>
+      <w:r>
+        <w:rPr>
+          <w:rFonts w:ascii="Courier New" w:eastAsia="Times New Roman" w:hAnsi="Courier New" w:cs="Courier New"/>
+          <w:sz w:val="20"/>
+          <w:szCs w:val="20"/>
+        </w:rPr>
+        <w:t>]</w:t>
+      </w:r>
+    </w:p>
+    <w:p>
+      <w:pPr>
+        <w:tabs>
+          <w:tab w:val="left" w:pos="916"/>
+          <w:tab w:val="left" w:pos="1832"/>
+          <w:tab w:val="left" w:pos="2748"/>
+          <w:tab w:val="left" w:pos="3664"/>
+          <w:tab w:val="left" w:pos="4580"/>
+          <w:tab w:val="left" w:pos="5496"/>
+          <w:tab w:val="left" w:pos="6412"/>
+          <w:tab w:val="left" w:pos="7328"/>
+          <w:tab w:val="left" w:pos="8244"/>
+          <w:tab w:val="left" w:pos="9160"/>
+          <w:tab w:val="left" w:pos="10076"/>
+          <w:tab w:val="left" w:pos="10992"/>
+          <w:tab w:val="left" w:pos="11908"/>
+          <w:tab w:val="left" w:pos="12824"/>
+          <w:tab w:val="left" w:pos="13740"/>
+          <w:tab w:val="left" w:pos="14656"/>
+        </w:tabs>
+        <w:spacing w:after="0" w:line="240" w:lineRule="auto"/>
+        <w:rPr>
+          <w:rFonts w:ascii="Courier New" w:eastAsia="Times New Roman" w:hAnsi="Courier New" w:cs="Courier New"/>
+          <w:sz w:val="20"/>
+          <w:szCs w:val="20"/>
+        </w:rPr>
+      </w:pPr>
+      <w:proofErr w:type="spellStart"/>
+      <w:r>
+        <w:rPr>
+          <w:rFonts w:ascii="Courier New" w:eastAsia="Times New Roman" w:hAnsi="Courier New" w:cs="Courier New"/>
+          <w:sz w:val="20"/>
+          <w:szCs w:val="20"/>
+        </w:rPr>
+        <w:t>SupportAgent.tools</w:t>
+      </w:r>
+      <w:proofErr w:type="spellEnd"/>
+      <w:r>
+        <w:rPr>
+          <w:rFonts w:ascii="Courier New" w:eastAsia="Times New Roman" w:hAnsi="Courier New" w:cs="Courier New"/>
+          <w:sz w:val="20"/>
+          <w:szCs w:val="20"/>
+        </w:rPr>
+        <w:t xml:space="preserve"> = [</w:t>
+      </w:r>
+      <w:proofErr w:type="spellStart"/>
+      <w:r>
+        <w:rPr>
+          <w:rFonts w:ascii="Courier New" w:eastAsia="Times New Roman" w:hAnsi="Courier New" w:cs="Courier New"/>
+          <w:sz w:val="20"/>
+          <w:szCs w:val="20"/>
+        </w:rPr>
+        <w:t>track_order</w:t>
+      </w:r>
+      <w:proofErr w:type="spellEnd"/>
+      <w:r>
+        <w:rPr>
+          <w:rFonts w:ascii="Courier New" w:eastAsia="Times New Roman" w:hAnsi="Courier New" w:cs="Courier New"/>
+          <w:sz w:val="20"/>
+          <w:szCs w:val="20"/>
+        </w:rPr>
+        <w:t xml:space="preserve">, </w:t>
+      </w:r>
+      <w:proofErr w:type="spellStart"/>
+      <w:r>
+        <w:rPr>
+          <w:rFonts w:ascii="Courier New" w:eastAsia="Times New Roman" w:hAnsi="Courier New" w:cs="Courier New"/>
+          <w:sz w:val="20"/>
+          <w:szCs w:val="20"/>
+        </w:rPr>
+        <w:t>process_return</w:t>
+      </w:r>
+      <w:proofErr w:type="spellEnd"/>
+      <w:r>
+        <w:rPr>
+          <w:rFonts w:ascii="Courier New" w:eastAsia="Times New Roman" w:hAnsi="Courier New" w:cs="Courier New"/>
+          <w:sz w:val="20"/>
+          <w:szCs w:val="20"/>
+        </w:rPr>
+        <w:t>]</w:t>
+      </w:r>
+    </w:p>
+    <w:p>
+      <w:pPr>
+        <w:spacing w:after="0" w:line="240" w:lineRule="auto"/>
+        <w:rPr>
+          <w:rFonts w:ascii="Times New Roman" w:eastAsia="Times New Roman" w:hAnsi="Times New Roman" w:cs="Times New Roman"/>
+          <w:sz w:val="24"/>
+          <w:szCs w:val="24"/>
+        </w:rPr>
+      </w:pPr>
+      <w:r>
+        <w:rPr>
+          <w:rFonts w:ascii="Times New Roman" w:eastAsia="Times New Roman" w:hAnsi="Times New Roman" w:cs="Times New Roman"/>
+          <w:sz w:val="24"/>
+          <w:szCs w:val="24"/>
+        </w:rPr>
+        <w:pict>
+          <v:rect id="_x0000_i1047" style="width:0;height:1.5pt" o:hralign="center" o:hrstd="t" o:hr="t" fillcolor="#a0a0a0" stroked="f"/>
+        </w:pict>
+      </w:r>
+    </w:p>
+    <w:p>
+      <w:pPr>
+        <w:spacing w:before="100" w:beforeAutospacing="1" w:after="100" w:afterAutospacing="1" w:line="240" w:lineRule="auto"/>
+        <w:outlineLvl w:val="0"/>
+        <w:rPr>
+          <w:rFonts w:ascii="Times New Roman" w:eastAsia="Times New Roman" w:hAnsi="Times New Roman" w:cs="Times New Roman"/>
+          <w:b/>
+          <w:bCs/>
+          <w:kern w:val="36"/>
+          <w:sz w:val="48"/>
+          <w:szCs w:val="48"/>
+        </w:rPr>
+      </w:pPr>
+      <w:r>
+        <w:rPr>
+          <w:rFonts w:ascii="Segoe UI Symbol" w:eastAsia="Times New Roman" w:hAnsi="Segoe UI Symbol" w:cs="Segoe UI Symbol"/>
+          <w:b/>
+          <w:bCs/>
+          <w:kern w:val="36"/>
+          <w:sz w:val="48"/>
+          <w:szCs w:val="48"/>
+        </w:rPr>
+        <w:t>🎯</w:t>
+      </w:r>
+      <w:r>
+        <w:rPr>
+          <w:rFonts w:ascii="Times New Roman" w:eastAsia="Times New Roman" w:hAnsi="Times New Roman" w:cs="Times New Roman"/>
+          <w:b/>
+          <w:bCs/>
+          <w:kern w:val="36"/>
+          <w:sz w:val="48"/>
+          <w:szCs w:val="48"/>
+        </w:rPr>
+        <w:t xml:space="preserve"> Module 5: Supervisor Agent</w:t>
+      </w:r>
+    </w:p>
+    <w:p>
+      <w:pPr>
+        <w:spacing w:before="100" w:beforeAutospacing="1" w:after="100" w:afterAutospacing="1" w:line="240" w:lineRule="auto"/>
+        <w:rPr>
+          <w:rFonts w:ascii="Times New Roman" w:eastAsia="Times New Roman" w:hAnsi="Times New Roman" w:cs="Times New Roman"/>
+          <w:sz w:val="24"/>
+          <w:szCs w:val="24"/>
+        </w:rPr>
+      </w:pPr>
+      <w:r>
+        <w:rPr>
+          <w:rFonts w:ascii="Times New Roman" w:eastAsia="Times New Roman" w:hAnsi="Times New Roman" w:cs="Times New Roman"/>
+          <w:b/>
+          <w:bCs/>
+          <w:sz w:val="24"/>
+          <w:szCs w:val="24"/>
+        </w:rPr>
+        <w:t>Goal:</w:t>
+      </w:r>
+      <w:r>
+        <w:rPr>
+          <w:rFonts w:ascii="Times New Roman" w:eastAsia="Times New Roman" w:hAnsi="Times New Roman" w:cs="Times New Roman"/>
+          <w:sz w:val="24"/>
+          <w:szCs w:val="24"/>
+        </w:rPr>
+        <w:t xml:space="preserve"> Create the orchestrator agent.</w:t>
+      </w:r>
+    </w:p>
+    <w:p>
+      <w:pPr>
+        <w:spacing w:before="100" w:beforeAutospacing="1" w:after="100" w:afterAutospacing="1" w:line="240" w:lineRule="auto"/>
+        <w:outlineLvl w:val="2"/>
+        <w:rPr>
+          <w:rFonts w:ascii="Times New Roman" w:eastAsia="Times New Roman" w:hAnsi="Times New Roman" w:cs="Times New Roman"/>
+          <w:b/>
+          <w:bCs/>
+          <w:sz w:val="27"/>
+          <w:szCs w:val="27"/>
+        </w:rPr>
+      </w:pPr>
+      <w:r>
+        <w:rPr>
+          <w:rFonts w:ascii="Times New Roman" w:eastAsia="Times New Roman" w:hAnsi="Times New Roman" w:cs="Times New Roman"/>
+          <w:b/>
+          <w:bCs/>
+          <w:sz w:val="27"/>
+          <w:szCs w:val="27"/>
+        </w:rPr>
+        <w:t>Tasks</w:t>
+      </w:r>
+    </w:p>
+    <w:p>
+      <w:pPr>
+        <w:numPr>
+          <w:ilvl w:val="0"/>
+          <w:numId w:val="18"/>
+        </w:numPr>
+        <w:spacing w:before="100" w:beforeAutospacing="1" w:after="100" w:afterAutospacing="1" w:line="240" w:lineRule="auto"/>
+        <w:rPr>
+          <w:rFonts w:ascii="Times New Roman" w:eastAsia="Times New Roman" w:hAnsi="Times New Roman" w:cs="Times New Roman"/>
+          <w:sz w:val="24"/>
+          <w:szCs w:val="24"/>
+        </w:rPr>
+      </w:pPr>
+      <w:r>
+        <w:rPr>
+          <w:rFonts w:ascii="Times New Roman" w:eastAsia="Times New Roman" w:hAnsi="Times New Roman" w:cs="Times New Roman"/>
+          <w:sz w:val="24"/>
+          <w:szCs w:val="24"/>
+        </w:rPr>
+        <w:t xml:space="preserve">Install </w:t>
+      </w:r>
+      <w:proofErr w:type="spellStart"/>
+      <w:r>
+        <w:rPr>
+          <w:rFonts w:ascii="Times New Roman" w:eastAsia="Times New Roman" w:hAnsi="Times New Roman" w:cs="Times New Roman"/>
+          <w:sz w:val="24"/>
+          <w:szCs w:val="24"/>
+        </w:rPr>
+        <w:t>langgraph</w:t>
+      </w:r>
+      <w:proofErr w:type="spellEnd"/>
+      <w:r>
+        <w:rPr>
+          <w:rFonts w:ascii="Times New Roman" w:eastAsia="Times New Roman" w:hAnsi="Times New Roman" w:cs="Times New Roman"/>
+          <w:sz w:val="24"/>
+          <w:szCs w:val="24"/>
+        </w:rPr>
+        <w:t>-supervisor</w:t>
+      </w:r>
+    </w:p>
+    <w:p>
+      <w:pPr>
+        <w:numPr>
+          <w:ilvl w:val="0"/>
+          <w:numId w:val="18"/>
+        </w:numPr>
+        <w:spacing w:before="100" w:beforeAutospacing="1" w:after="100" w:afterAutospacing="1" w:line="240" w:lineRule="auto"/>
+        <w:rPr>
+          <w:rFonts w:ascii="Times New Roman" w:eastAsia="Times New Roman" w:hAnsi="Times New Roman" w:cs="Times New Roman"/>
+          <w:sz w:val="24"/>
+          <w:szCs w:val="24"/>
+        </w:rPr>
+      </w:pPr>
+      <w:r>
+        <w:rPr>
+          <w:rFonts w:ascii="Times New Roman" w:eastAsia="Times New Roman" w:hAnsi="Times New Roman" w:cs="Times New Roman"/>
+          <w:sz w:val="24"/>
+          <w:szCs w:val="24"/>
+        </w:rPr>
+        <w:t>Create Supervisor Agent</w:t>
+      </w:r>
+    </w:p>
+    <w:p>
+      <w:pPr>
+        <w:numPr>
+          <w:ilvl w:val="0"/>
+          <w:numId w:val="18"/>
+        </w:numPr>
+        <w:spacing w:before="100" w:beforeAutospacing="1" w:after="100" w:afterAutospacing="1" w:line="240" w:lineRule="auto"/>
+        <w:rPr>
+          <w:rFonts w:ascii="Times New Roman" w:eastAsia="Times New Roman" w:hAnsi="Times New Roman" w:cs="Times New Roman"/>
+          <w:sz w:val="24"/>
+          <w:szCs w:val="24"/>
+        </w:rPr>
+      </w:pPr>
+      <w:r>
+        <w:rPr>
+          <w:rFonts w:ascii="Times New Roman" w:eastAsia="Times New Roman" w:hAnsi="Times New Roman" w:cs="Times New Roman"/>
+          <w:sz w:val="24"/>
+          <w:szCs w:val="24"/>
+        </w:rPr>
+        <w:t>Connect all specialized agents</w:t>
+      </w:r>
+    </w:p>
+    <w:p>
+      <w:pPr>
+        <w:numPr>
+          <w:ilvl w:val="0"/>
+          <w:numId w:val="18"/>
+        </w:numPr>
+        <w:spacing w:before="100" w:beforeAutospacing="1" w:after="100" w:afterAutospacing="1" w:line="240" w:lineRule="auto"/>
+        <w:rPr>
+          <w:rFonts w:ascii="Times New Roman" w:eastAsia="Times New Roman" w:hAnsi="Times New Roman" w:cs="Times New Roman"/>
+          <w:sz w:val="24"/>
+          <w:szCs w:val="24"/>
+        </w:rPr>
+      </w:pPr>
+      <w:r>
+        <w:rPr>
+          <w:rFonts w:ascii="Times New Roman" w:eastAsia="Times New Roman" w:hAnsi="Times New Roman" w:cs="Times New Roman"/>
+          <w:sz w:val="24"/>
+          <w:szCs w:val="24"/>
+        </w:rPr>
+        <w:t>Set up routing logic</w:t>
+      </w:r>
+    </w:p>
+    <w:p>
+      <w:pPr>
+        <w:numPr>
+          <w:ilvl w:val="0"/>
+          <w:numId w:val="18"/>
+        </w:numPr>
+        <w:spacing w:before="100" w:beforeAutospacing="1" w:after="100" w:afterAutospacing="1" w:line="240" w:lineRule="auto"/>
+        <w:rPr>
+          <w:rFonts w:ascii="Times New Roman" w:eastAsia="Times New Roman" w:hAnsi="Times New Roman" w:cs="Times New Roman"/>
+          <w:sz w:val="24"/>
+          <w:szCs w:val="24"/>
+        </w:rPr>
+      </w:pPr>
+      <w:r>
+        <w:rPr>
+          <w:rFonts w:ascii="Times New Roman" w:eastAsia="Times New Roman" w:hAnsi="Times New Roman" w:cs="Times New Roman"/>
+          <w:sz w:val="24"/>
+          <w:szCs w:val="24"/>
+        </w:rPr>
+        <w:lastRenderedPageBreak/>
+        <w:t>Implement state management</w:t>
+      </w:r>
+    </w:p>
+    <w:p>
+      <w:pPr>
+        <w:numPr>
+          <w:ilvl w:val="0"/>
+          <w:numId w:val="18"/>
+        </w:numPr>
+        <w:spacing w:before="100" w:beforeAutospacing="1" w:after="100" w:afterAutospacing="1" w:line="240" w:lineRule="auto"/>
+        <w:rPr>
+          <w:rFonts w:ascii="Times New Roman" w:eastAsia="Times New Roman" w:hAnsi="Times New Roman" w:cs="Times New Roman"/>
+          <w:sz w:val="24"/>
+          <w:szCs w:val="24"/>
+        </w:rPr>
+      </w:pPr>
+      <w:r>
+        <w:rPr>
+          <w:rFonts w:ascii="Times New Roman" w:eastAsia="Times New Roman" w:hAnsi="Times New Roman" w:cs="Times New Roman"/>
+          <w:sz w:val="24"/>
+          <w:szCs w:val="24"/>
+        </w:rPr>
+        <w:t xml:space="preserve">Add </w:t>
+      </w:r>
+      <w:proofErr w:type="spellStart"/>
+      <w:r>
+        <w:rPr>
+          <w:rFonts w:ascii="Times New Roman" w:eastAsia="Times New Roman" w:hAnsi="Times New Roman" w:cs="Times New Roman"/>
+          <w:sz w:val="24"/>
+          <w:szCs w:val="24"/>
+        </w:rPr>
+        <w:t>checkpointing</w:t>
+      </w:r>
+      <w:proofErr w:type="spellEnd"/>
+      <w:r>
+        <w:rPr>
+          <w:rFonts w:ascii="Times New Roman" w:eastAsia="Times New Roman" w:hAnsi="Times New Roman" w:cs="Times New Roman"/>
+          <w:sz w:val="24"/>
+          <w:szCs w:val="24"/>
+        </w:rPr>
+        <w:t xml:space="preserve"> with </w:t>
+      </w:r>
+      <w:proofErr w:type="spellStart"/>
+      <w:r>
+        <w:rPr>
+          <w:rFonts w:ascii="Times New Roman" w:eastAsia="Times New Roman" w:hAnsi="Times New Roman" w:cs="Times New Roman"/>
+          <w:sz w:val="24"/>
+          <w:szCs w:val="24"/>
+        </w:rPr>
+        <w:t>PostgreSQL</w:t>
+      </w:r>
+      <w:proofErr w:type="spellEnd"/>
+    </w:p>
+    <w:p>
+      <w:pPr>
+        <w:numPr>
+          <w:ilvl w:val="0"/>
+          <w:numId w:val="18"/>
+        </w:numPr>
+        <w:spacing w:before="100" w:beforeAutospacing="1" w:after="100" w:afterAutospacing="1" w:line="240" w:lineRule="auto"/>
+        <w:rPr>
+          <w:rFonts w:ascii="Times New Roman" w:eastAsia="Times New Roman" w:hAnsi="Times New Roman" w:cs="Times New Roman"/>
+          <w:sz w:val="24"/>
+          <w:szCs w:val="24"/>
+        </w:rPr>
+      </w:pPr>
+      <w:r>
+        <w:rPr>
+          <w:rFonts w:ascii="Times New Roman" w:eastAsia="Times New Roman" w:hAnsi="Times New Roman" w:cs="Times New Roman"/>
+          <w:sz w:val="24"/>
+          <w:szCs w:val="24"/>
+        </w:rPr>
+        <w:t>Test complete agent workflow</w:t>
+      </w:r>
+    </w:p>
+    <w:p>
+      <w:pPr>
+        <w:spacing w:before="100" w:beforeAutospacing="1" w:after="100" w:afterAutospacing="1" w:line="240" w:lineRule="auto"/>
+        <w:outlineLvl w:val="2"/>
+        <w:rPr>
+          <w:rFonts w:ascii="Times New Roman" w:eastAsia="Times New Roman" w:hAnsi="Times New Roman" w:cs="Times New Roman"/>
+          <w:b/>
+          <w:bCs/>
+          <w:sz w:val="27"/>
+          <w:szCs w:val="27"/>
+        </w:rPr>
+      </w:pPr>
+      <w:r>
+        <w:rPr>
+          <w:rFonts w:ascii="Times New Roman" w:eastAsia="Times New Roman" w:hAnsi="Times New Roman" w:cs="Times New Roman"/>
+          <w:b/>
+          <w:bCs/>
+          <w:sz w:val="27"/>
+          <w:szCs w:val="27"/>
+        </w:rPr>
+        <w:t>Workflow</w:t>
+      </w:r>
+    </w:p>
+    <w:p>
+      <w:pPr>
+        <w:tabs>
+          <w:tab w:val="left" w:pos="916"/>
+          <w:tab w:val="left" w:pos="1832"/>
+          <w:tab w:val="left" w:pos="2748"/>
+          <w:tab w:val="left" w:pos="3664"/>
+          <w:tab w:val="left" w:pos="4580"/>
+          <w:tab w:val="left" w:pos="5496"/>
+          <w:tab w:val="left" w:pos="6412"/>
+          <w:tab w:val="left" w:pos="7328"/>
+          <w:tab w:val="left" w:pos="8244"/>
+          <w:tab w:val="left" w:pos="9160"/>
+          <w:tab w:val="left" w:pos="10076"/>
+          <w:tab w:val="left" w:pos="10992"/>
+          <w:tab w:val="left" w:pos="11908"/>
+          <w:tab w:val="left" w:pos="12824"/>
+          <w:tab w:val="left" w:pos="13740"/>
+          <w:tab w:val="left" w:pos="14656"/>
+        </w:tabs>
+        <w:spacing w:after="0" w:line="240" w:lineRule="auto"/>
+        <w:rPr>
+          <w:rFonts w:ascii="Courier New" w:eastAsia="Times New Roman" w:hAnsi="Courier New" w:cs="Courier New"/>
+          <w:sz w:val="20"/>
+          <w:szCs w:val="20"/>
+        </w:rPr>
+      </w:pPr>
+      <w:r>
+        <w:rPr>
+          <w:rFonts w:ascii="Courier New" w:eastAsia="Times New Roman" w:hAnsi="Courier New" w:cs="Courier New"/>
+          <w:sz w:val="20"/>
+          <w:szCs w:val="20"/>
+        </w:rPr>
+        <w:t>User Input → Supervisor → Select Agent → Execute → Return Result</w:t>
+      </w:r>
+    </w:p>
+    <w:p>
+      <w:pPr>
+        <w:tabs>
+          <w:tab w:val="left" w:pos="916"/>
+          <w:tab w:val="left" w:pos="1832"/>
+          <w:tab w:val="left" w:pos="2748"/>
+          <w:tab w:val="left" w:pos="3664"/>
+          <w:tab w:val="left" w:pos="4580"/>
+          <w:tab w:val="left" w:pos="5496"/>
+          <w:tab w:val="left" w:pos="6412"/>
+          <w:tab w:val="left" w:pos="7328"/>
+          <w:tab w:val="left" w:pos="8244"/>
+          <w:tab w:val="left" w:pos="9160"/>
+          <w:tab w:val="left" w:pos="10076"/>
+          <w:tab w:val="left" w:pos="10992"/>
+          <w:tab w:val="left" w:pos="11908"/>
+          <w:tab w:val="left" w:pos="12824"/>
+          <w:tab w:val="left" w:pos="13740"/>
+          <w:tab w:val="left" w:pos="14656"/>
+        </w:tabs>
+        <w:spacing w:after="0" w:line="240" w:lineRule="auto"/>
+        <w:rPr>
+          <w:rFonts w:ascii="Courier New" w:eastAsia="Times New Roman" w:hAnsi="Courier New" w:cs="Courier New"/>
+          <w:sz w:val="20"/>
+          <w:szCs w:val="20"/>
+        </w:rPr>
+      </w:pPr>
+      <w:r>
+        <w:rPr>
+          <w:rFonts w:ascii="Courier New" w:eastAsia="Times New Roman" w:hAnsi="Courier New" w:cs="Courier New"/>
+          <w:sz w:val="20"/>
+          <w:szCs w:val="20"/>
+        </w:rPr>
+        <w:t xml:space="preserve">                ↓</w:t>
+      </w:r>
+    </w:p>
+    <w:p>
+      <w:pPr>
+        <w:tabs>
+          <w:tab w:val="left" w:pos="916"/>
+          <w:tab w:val="left" w:pos="1832"/>
+          <w:tab w:val="left" w:pos="2748"/>
+          <w:tab w:val="left" w:pos="3664"/>
+          <w:tab w:val="left" w:pos="4580"/>
+          <w:tab w:val="left" w:pos="5496"/>
+          <w:tab w:val="left" w:pos="6412"/>
+          <w:tab w:val="left" w:pos="7328"/>
+          <w:tab w:val="left" w:pos="8244"/>
+          <w:tab w:val="left" w:pos="9160"/>
+          <w:tab w:val="left" w:pos="10076"/>
+          <w:tab w:val="left" w:pos="10992"/>
+          <w:tab w:val="left" w:pos="11908"/>
+          <w:tab w:val="left" w:pos="12824"/>
+          <w:tab w:val="left" w:pos="13740"/>
+          <w:tab w:val="left" w:pos="14656"/>
+        </w:tabs>
+        <w:spacing w:after="0" w:line="240" w:lineRule="auto"/>
+        <w:rPr>
+          <w:rFonts w:ascii="Courier New" w:eastAsia="Times New Roman" w:hAnsi="Courier New" w:cs="Courier New"/>
+          <w:sz w:val="20"/>
+          <w:szCs w:val="20"/>
+        </w:rPr>
+      </w:pPr>
+      <w:r>
+        <w:rPr>
+          <w:rFonts w:ascii="Courier New" w:eastAsia="Times New Roman" w:hAnsi="Courier New" w:cs="Courier New"/>
+          <w:sz w:val="20"/>
+          <w:szCs w:val="20"/>
+        </w:rPr>
+        <w:t xml:space="preserve">            State Update (</w:t>
+      </w:r>
+      <w:proofErr w:type="spellStart"/>
+      <w:r>
+        <w:rPr>
+          <w:rFonts w:ascii="Courier New" w:eastAsia="Times New Roman" w:hAnsi="Courier New" w:cs="Courier New"/>
+          <w:sz w:val="20"/>
+          <w:szCs w:val="20"/>
+        </w:rPr>
+        <w:t>PostgreSQL</w:t>
+      </w:r>
+      <w:proofErr w:type="spellEnd"/>
+      <w:r>
+        <w:rPr>
+          <w:rFonts w:ascii="Courier New" w:eastAsia="Times New Roman" w:hAnsi="Courier New" w:cs="Courier New"/>
+          <w:sz w:val="20"/>
+          <w:szCs w:val="20"/>
+        </w:rPr>
+        <w:t>)</w:t>
+      </w:r>
+    </w:p>
+    <w:p>
+      <w:pPr>
+        <w:spacing w:after="0" w:line="240" w:lineRule="auto"/>
+        <w:rPr>
+          <w:rFonts w:ascii="Times New Roman" w:eastAsia="Times New Roman" w:hAnsi="Times New Roman" w:cs="Times New Roman"/>
+          <w:sz w:val="24"/>
+          <w:szCs w:val="24"/>
+        </w:rPr>
+      </w:pPr>
+      <w:r>
+        <w:rPr>
+          <w:rFonts w:ascii="Times New Roman" w:eastAsia="Times New Roman" w:hAnsi="Times New Roman" w:cs="Times New Roman"/>
+          <w:sz w:val="24"/>
+          <w:szCs w:val="24"/>
+        </w:rPr>
+        <w:pict>
+          <v:rect id="_x0000_i1048" style="width:0;height:1.5pt" o:hralign="center" o:hrstd="t" o:hr="t" fillcolor="#a0a0a0" stroked="f"/>
+        </w:pict>
+      </w:r>
+    </w:p>
+    <w:p>
+      <w:pPr>
+        <w:spacing w:before="100" w:beforeAutospacing="1" w:after="100" w:afterAutospacing="1" w:line="240" w:lineRule="auto"/>
+        <w:outlineLvl w:val="0"/>
+        <w:rPr>
+          <w:rFonts w:ascii="Times New Roman" w:eastAsia="Times New Roman" w:hAnsi="Times New Roman" w:cs="Times New Roman"/>
+          <w:b/>
+          <w:bCs/>
+          <w:kern w:val="36"/>
+          <w:sz w:val="48"/>
+          <w:szCs w:val="48"/>
+        </w:rPr>
+      </w:pPr>
+      <w:r>
+        <w:rPr>
+          <w:rFonts w:ascii="Segoe UI Symbol" w:eastAsia="Times New Roman" w:hAnsi="Segoe UI Symbol" w:cs="Segoe UI Symbol"/>
+          <w:b/>
+          <w:bCs/>
+          <w:kern w:val="36"/>
+          <w:sz w:val="48"/>
+          <w:szCs w:val="48"/>
+        </w:rPr>
+        <w:t>🚀</w:t>
+      </w:r>
+      <w:r>
+        <w:rPr>
+          <w:rFonts w:ascii="Times New Roman" w:eastAsia="Times New Roman" w:hAnsi="Times New Roman" w:cs="Times New Roman"/>
+          <w:b/>
+          <w:bCs/>
+          <w:kern w:val="36"/>
+          <w:sz w:val="48"/>
+          <w:szCs w:val="48"/>
+        </w:rPr>
+        <w:t xml:space="preserve"> Module 6: Backend API</w:t>
+      </w:r>
+    </w:p>
+    <w:p>
+      <w:pPr>
+        <w:spacing w:before="100" w:beforeAutospacing="1" w:after="100" w:afterAutospacing="1" w:line="240" w:lineRule="auto"/>
+        <w:rPr>
+          <w:rFonts w:ascii="Times New Roman" w:eastAsia="Times New Roman" w:hAnsi="Times New Roman" w:cs="Times New Roman"/>
+          <w:sz w:val="24"/>
+          <w:szCs w:val="24"/>
+        </w:rPr>
+      </w:pPr>
+      <w:r>
+        <w:rPr>
+          <w:rFonts w:ascii="Times New Roman" w:eastAsia="Times New Roman" w:hAnsi="Times New Roman" w:cs="Times New Roman"/>
+          <w:b/>
+          <w:bCs/>
+          <w:sz w:val="24"/>
+          <w:szCs w:val="24"/>
+        </w:rPr>
+        <w:t>Goal:</w:t>
+      </w:r>
+      <w:r>
+        <w:rPr>
+          <w:rFonts w:ascii="Times New Roman" w:eastAsia="Times New Roman" w:hAnsi="Times New Roman" w:cs="Times New Roman"/>
+          <w:sz w:val="24"/>
+          <w:szCs w:val="24"/>
+        </w:rPr>
+        <w:t xml:space="preserve"> Build </w:t>
+      </w:r>
+      <w:proofErr w:type="spellStart"/>
+      <w:r>
+        <w:rPr>
+          <w:rFonts w:ascii="Times New Roman" w:eastAsia="Times New Roman" w:hAnsi="Times New Roman" w:cs="Times New Roman"/>
+          <w:sz w:val="24"/>
+          <w:szCs w:val="24"/>
+        </w:rPr>
+        <w:t>FastAPI</w:t>
+      </w:r>
+      <w:proofErr w:type="spellEnd"/>
+      <w:r>
+        <w:rPr>
+          <w:rFonts w:ascii="Times New Roman" w:eastAsia="Times New Roman" w:hAnsi="Times New Roman" w:cs="Times New Roman"/>
+          <w:sz w:val="24"/>
+          <w:szCs w:val="24"/>
+        </w:rPr>
+        <w:t xml:space="preserve"> backend with </w:t>
+      </w:r>
+      <w:proofErr w:type="spellStart"/>
+      <w:r>
+        <w:rPr>
+          <w:rFonts w:ascii="Times New Roman" w:eastAsia="Times New Roman" w:hAnsi="Times New Roman" w:cs="Times New Roman"/>
+          <w:sz w:val="24"/>
+          <w:szCs w:val="24"/>
+        </w:rPr>
+        <w:t>WebSockets</w:t>
+      </w:r>
+      <w:proofErr w:type="spellEnd"/>
+      <w:r>
+        <w:rPr>
+          <w:rFonts w:ascii="Times New Roman" w:eastAsia="Times New Roman" w:hAnsi="Times New Roman" w:cs="Times New Roman"/>
+          <w:sz w:val="24"/>
+          <w:szCs w:val="24"/>
+        </w:rPr>
+        <w:t>.</w:t>
+      </w:r>
+    </w:p>
+    <w:p>
+      <w:pPr>
+        <w:spacing w:before="100" w:beforeAutospacing="1" w:after="100" w:afterAutospacing="1" w:line="240" w:lineRule="auto"/>
+        <w:outlineLvl w:val="2"/>
+        <w:rPr>
+          <w:rFonts w:ascii="Times New Roman" w:eastAsia="Times New Roman" w:hAnsi="Times New Roman" w:cs="Times New Roman"/>
+          <w:b/>
+          <w:bCs/>
+          <w:sz w:val="27"/>
+          <w:szCs w:val="27"/>
+        </w:rPr>
+      </w:pPr>
+      <w:r>
+        <w:rPr>
+          <w:rFonts w:ascii="Times New Roman" w:eastAsia="Times New Roman" w:hAnsi="Times New Roman" w:cs="Times New Roman"/>
+          <w:b/>
+          <w:bCs/>
+          <w:sz w:val="27"/>
+          <w:szCs w:val="27"/>
+        </w:rPr>
+        <w:t>Tasks</w:t>
+      </w:r>
+    </w:p>
+    <w:p>
+      <w:pPr>
+        <w:numPr>
+          <w:ilvl w:val="0"/>
+          <w:numId w:val="19"/>
+        </w:numPr>
+        <w:spacing w:before="100" w:beforeAutospacing="1" w:after="100" w:afterAutospacing="1" w:line="240" w:lineRule="auto"/>
+        <w:rPr>
+          <w:rFonts w:ascii="Times New Roman" w:eastAsia="Times New Roman" w:hAnsi="Times New Roman" w:cs="Times New Roman"/>
+          <w:sz w:val="24"/>
+          <w:szCs w:val="24"/>
+        </w:rPr>
+      </w:pPr>
+      <w:r>
+        <w:rPr>
+          <w:rFonts w:ascii="Times New Roman" w:eastAsia="Times New Roman" w:hAnsi="Times New Roman" w:cs="Times New Roman"/>
+          <w:sz w:val="24"/>
+          <w:szCs w:val="24"/>
+        </w:rPr>
+        <w:t xml:space="preserve">Create </w:t>
+      </w:r>
+      <w:proofErr w:type="spellStart"/>
+      <w:r>
+        <w:rPr>
+          <w:rFonts w:ascii="Times New Roman" w:eastAsia="Times New Roman" w:hAnsi="Times New Roman" w:cs="Times New Roman"/>
+          <w:sz w:val="24"/>
+          <w:szCs w:val="24"/>
+        </w:rPr>
+        <w:t>FastAPI</w:t>
+      </w:r>
+      <w:proofErr w:type="spellEnd"/>
+      <w:r>
+        <w:rPr>
+          <w:rFonts w:ascii="Times New Roman" w:eastAsia="Times New Roman" w:hAnsi="Times New Roman" w:cs="Times New Roman"/>
+          <w:sz w:val="24"/>
+          <w:szCs w:val="24"/>
+        </w:rPr>
+        <w:t xml:space="preserve"> app</w:t>
+      </w:r>
+    </w:p>
+    <w:p>
+      <w:pPr>
+        <w:numPr>
+          <w:ilvl w:val="0"/>
+          <w:numId w:val="19"/>
+        </w:numPr>
+        <w:spacing w:before="100" w:beforeAutospacing="1" w:after="100" w:afterAutospacing="1" w:line="240" w:lineRule="auto"/>
+        <w:rPr>
+          <w:rFonts w:ascii="Times New Roman" w:eastAsia="Times New Roman" w:hAnsi="Times New Roman" w:cs="Times New Roman"/>
+          <w:sz w:val="24"/>
+          <w:szCs w:val="24"/>
+        </w:rPr>
+      </w:pPr>
+      <w:r>
+        <w:rPr>
+          <w:rFonts w:ascii="Times New Roman" w:eastAsia="Times New Roman" w:hAnsi="Times New Roman" w:cs="Times New Roman"/>
+          <w:sz w:val="24"/>
+          <w:szCs w:val="24"/>
+        </w:rPr>
+        <w:t>Build REST endpoints:</w:t>
+      </w:r>
+    </w:p>
+    <w:p>
+      <w:pPr>
+        <w:numPr>
+          <w:ilvl w:val="1"/>
+          <w:numId w:val="19"/>
+        </w:numPr>
+        <w:spacing w:before="100" w:beforeAutospacing="1" w:after="100" w:afterAutospacing="1" w:line="240" w:lineRule="auto"/>
+        <w:rPr>
+          <w:rFonts w:ascii="Times New Roman" w:eastAsia="Times New Roman" w:hAnsi="Times New Roman" w:cs="Times New Roman"/>
+          <w:sz w:val="24"/>
+          <w:szCs w:val="24"/>
+        </w:rPr>
+      </w:pPr>
+      <w:r>
+        <w:rPr>
+          <w:rFonts w:ascii="Courier New" w:eastAsia="Times New Roman" w:hAnsi="Courier New" w:cs="Courier New"/>
+          <w:sz w:val="20"/>
+          <w:szCs w:val="20"/>
+        </w:rPr>
+        <w:t>/</w:t>
+      </w:r>
+      <w:proofErr w:type="spellStart"/>
+      <w:r>
+        <w:rPr>
+          <w:rFonts w:ascii="Courier New" w:eastAsia="Times New Roman" w:hAnsi="Courier New" w:cs="Courier New"/>
+          <w:sz w:val="20"/>
+          <w:szCs w:val="20"/>
+        </w:rPr>
+        <w:t>api</w:t>
+      </w:r>
+      <w:proofErr w:type="spellEnd"/>
+      <w:r>
+        <w:rPr>
+          <w:rFonts w:ascii="Courier New" w:eastAsia="Times New Roman" w:hAnsi="Courier New" w:cs="Courier New"/>
+          <w:sz w:val="20"/>
+          <w:szCs w:val="20"/>
+        </w:rPr>
+        <w:t>/chat</w:t>
+      </w:r>
+      <w:r>
+        <w:rPr>
+          <w:rFonts w:ascii="Times New Roman" w:eastAsia="Times New Roman" w:hAnsi="Times New Roman" w:cs="Times New Roman"/>
+          <w:sz w:val="24"/>
+          <w:szCs w:val="24"/>
+        </w:rPr>
+        <w:t xml:space="preserve"> - Send messages</w:t>
+      </w:r>
+    </w:p>
+    <w:p>
+      <w:pPr>
+        <w:numPr>
+          <w:ilvl w:val="1"/>
+          <w:numId w:val="19"/>
+        </w:numPr>
+        <w:spacing w:before="100" w:beforeAutospacing="1" w:after="100" w:afterAutospacing="1" w:line="240" w:lineRule="auto"/>
+        <w:rPr>
+          <w:rFonts w:ascii="Times New Roman" w:eastAsia="Times New Roman" w:hAnsi="Times New Roman" w:cs="Times New Roman"/>
+          <w:sz w:val="24"/>
+          <w:szCs w:val="24"/>
+        </w:rPr>
+      </w:pPr>
+      <w:r>
+        <w:rPr>
+          <w:rFonts w:ascii="Courier New" w:eastAsia="Times New Roman" w:hAnsi="Courier New" w:cs="Courier New"/>
+          <w:sz w:val="20"/>
+          <w:szCs w:val="20"/>
+        </w:rPr>
+        <w:t>/</w:t>
+      </w:r>
+      <w:proofErr w:type="spellStart"/>
+      <w:r>
+        <w:rPr>
+          <w:rFonts w:ascii="Courier New" w:eastAsia="Times New Roman" w:hAnsi="Courier New" w:cs="Courier New"/>
+          <w:sz w:val="20"/>
+          <w:szCs w:val="20"/>
+        </w:rPr>
+        <w:t>api</w:t>
+      </w:r>
+      <w:proofErr w:type="spellEnd"/>
+      <w:r>
+        <w:rPr>
+          <w:rFonts w:ascii="Courier New" w:eastAsia="Times New Roman" w:hAnsi="Courier New" w:cs="Courier New"/>
+          <w:sz w:val="20"/>
+          <w:szCs w:val="20"/>
+        </w:rPr>
+        <w:t>/products</w:t>
+      </w:r>
+      <w:r>
+        <w:rPr>
+          <w:rFonts w:ascii="Times New Roman" w:eastAsia="Times New Roman" w:hAnsi="Times New Roman" w:cs="Times New Roman"/>
+          <w:sz w:val="24"/>
+          <w:szCs w:val="24"/>
+        </w:rPr>
+        <w:t xml:space="preserve"> - Get products</w:t>
+      </w:r>
+    </w:p>
+    <w:p>
+      <w:pPr>
+        <w:numPr>
+          <w:ilvl w:val="1"/>
+          <w:numId w:val="19"/>
+        </w:numPr>
+        <w:spacing w:before="100" w:beforeAutospacing="1" w:after="100" w:afterAutospacing="1" w:line="240" w:lineRule="auto"/>
+        <w:rPr>
+          <w:rFonts w:ascii="Times New Roman" w:eastAsia="Times New Roman" w:hAnsi="Times New Roman" w:cs="Times New Roman"/>
+          <w:sz w:val="24"/>
+          <w:szCs w:val="24"/>
+        </w:rPr>
+      </w:pPr>
+      <w:r>
+        <w:rPr>
+          <w:rFonts w:ascii="Courier New" w:eastAsia="Times New Roman" w:hAnsi="Courier New" w:cs="Courier New"/>
+          <w:sz w:val="20"/>
+          <w:szCs w:val="20"/>
+        </w:rPr>
+        <w:t>/</w:t>
+      </w:r>
+      <w:proofErr w:type="spellStart"/>
+      <w:r>
+        <w:rPr>
+          <w:rFonts w:ascii="Courier New" w:eastAsia="Times New Roman" w:hAnsi="Courier New" w:cs="Courier New"/>
+          <w:sz w:val="20"/>
+          <w:szCs w:val="20"/>
+        </w:rPr>
+        <w:t>api</w:t>
+      </w:r>
+      <w:proofErr w:type="spellEnd"/>
+      <w:r>
+        <w:rPr>
+          <w:rFonts w:ascii="Courier New" w:eastAsia="Times New Roman" w:hAnsi="Courier New" w:cs="Courier New"/>
+          <w:sz w:val="20"/>
+          <w:szCs w:val="20"/>
+        </w:rPr>
+        <w:t>/orders</w:t>
+      </w:r>
+      <w:r>
+        <w:rPr>
+          <w:rFonts w:ascii="Times New Roman" w:eastAsia="Times New Roman" w:hAnsi="Times New Roman" w:cs="Times New Roman"/>
+          <w:sz w:val="24"/>
+          <w:szCs w:val="24"/>
+        </w:rPr>
+        <w:t xml:space="preserve"> - Order history</w:t>
+      </w:r>
+    </w:p>
+    <w:p>
+      <w:pPr>
+        <w:numPr>
+          <w:ilvl w:val="1"/>
+          <w:numId w:val="19"/>
+        </w:numPr>
+        <w:spacing w:before="100" w:beforeAutospacing="1" w:after="100" w:afterAutospacing="1" w:line="240" w:lineRule="auto"/>
+        <w:rPr>
+          <w:rFonts w:ascii="Times New Roman" w:eastAsia="Times New Roman" w:hAnsi="Times New Roman" w:cs="Times New Roman"/>
+          <w:sz w:val="24"/>
+          <w:szCs w:val="24"/>
+        </w:rPr>
+      </w:pPr>
+      <w:r>
+        <w:rPr>
+          <w:rFonts w:ascii="Courier New" w:eastAsia="Times New Roman" w:hAnsi="Courier New" w:cs="Courier New"/>
+          <w:sz w:val="20"/>
+          <w:szCs w:val="20"/>
+        </w:rPr>
+        <w:t>/</w:t>
+      </w:r>
+      <w:proofErr w:type="spellStart"/>
+      <w:r>
+        <w:rPr>
+          <w:rFonts w:ascii="Courier New" w:eastAsia="Times New Roman" w:hAnsi="Courier New" w:cs="Courier New"/>
+          <w:sz w:val="20"/>
+          <w:szCs w:val="20"/>
+        </w:rPr>
+        <w:t>api</w:t>
+      </w:r>
+      <w:proofErr w:type="spellEnd"/>
+      <w:r>
+        <w:rPr>
+          <w:rFonts w:ascii="Courier New" w:eastAsia="Times New Roman" w:hAnsi="Courier New" w:cs="Courier New"/>
+          <w:sz w:val="20"/>
+          <w:szCs w:val="20"/>
+        </w:rPr>
+        <w:t>/user</w:t>
+      </w:r>
+      <w:r>
+        <w:rPr>
+          <w:rFonts w:ascii="Times New Roman" w:eastAsia="Times New Roman" w:hAnsi="Times New Roman" w:cs="Times New Roman"/>
+          <w:sz w:val="24"/>
+          <w:szCs w:val="24"/>
+        </w:rPr>
+        <w:t xml:space="preserve"> - User profile</w:t>
+      </w:r>
+    </w:p>
+    <w:p>
+      <w:pPr>
+        <w:numPr>
+          <w:ilvl w:val="0"/>
+          <w:numId w:val="19"/>
+        </w:numPr>
+        <w:spacing w:before="100" w:beforeAutospacing="1" w:after="100" w:afterAutospacing="1" w:line="240" w:lineRule="auto"/>
+        <w:rPr>
+          <w:rFonts w:ascii="Times New Roman" w:eastAsia="Times New Roman" w:hAnsi="Times New Roman" w:cs="Times New Roman"/>
+          <w:sz w:val="24"/>
+          <w:szCs w:val="24"/>
+        </w:rPr>
+      </w:pPr>
+      <w:r>
+        <w:rPr>
+          <w:rFonts w:ascii="Times New Roman" w:eastAsia="Times New Roman" w:hAnsi="Times New Roman" w:cs="Times New Roman"/>
+          <w:sz w:val="24"/>
+          <w:szCs w:val="24"/>
+        </w:rPr>
+        <w:t xml:space="preserve">Implement </w:t>
+      </w:r>
+      <w:proofErr w:type="spellStart"/>
+      <w:r>
+        <w:rPr>
+          <w:rFonts w:ascii="Times New Roman" w:eastAsia="Times New Roman" w:hAnsi="Times New Roman" w:cs="Times New Roman"/>
+          <w:sz w:val="24"/>
+          <w:szCs w:val="24"/>
+        </w:rPr>
+        <w:t>WebSocket</w:t>
+      </w:r>
+      <w:proofErr w:type="spellEnd"/>
+      <w:r>
+        <w:rPr>
+          <w:rFonts w:ascii="Times New Roman" w:eastAsia="Times New Roman" w:hAnsi="Times New Roman" w:cs="Times New Roman"/>
+          <w:sz w:val="24"/>
+          <w:szCs w:val="24"/>
+        </w:rPr>
+        <w:t xml:space="preserve"> for real-time updates</w:t>
+      </w:r>
+    </w:p>
+    <w:p>
+      <w:pPr>
+        <w:numPr>
+          <w:ilvl w:val="0"/>
+          <w:numId w:val="19"/>
+        </w:numPr>
+        <w:spacing w:before="100" w:beforeAutospacing="1" w:after="100" w:afterAutospacing="1" w:line="240" w:lineRule="auto"/>
+        <w:rPr>
+          <w:rFonts w:ascii="Times New Roman" w:eastAsia="Times New Roman" w:hAnsi="Times New Roman" w:cs="Times New Roman"/>
+          <w:sz w:val="24"/>
+          <w:szCs w:val="24"/>
+        </w:rPr>
+      </w:pPr>
+      <w:r>
+        <w:rPr>
+          <w:rFonts w:ascii="Times New Roman" w:eastAsia="Times New Roman" w:hAnsi="Times New Roman" w:cs="Times New Roman"/>
+          <w:sz w:val="24"/>
+          <w:szCs w:val="24"/>
+        </w:rPr>
+        <w:t>Connect API to Supervisor Agent</w:t>
+      </w:r>
+    </w:p>
+    <w:p>
+      <w:pPr>
+        <w:numPr>
+          <w:ilvl w:val="0"/>
+          <w:numId w:val="19"/>
+        </w:numPr>
+        <w:spacing w:before="100" w:beforeAutospacing="1" w:after="100" w:afterAutospacing="1" w:line="240" w:lineRule="auto"/>
+        <w:rPr>
+          <w:rFonts w:ascii="Times New Roman" w:eastAsia="Times New Roman" w:hAnsi="Times New Roman" w:cs="Times New Roman"/>
+          <w:sz w:val="24"/>
+          <w:szCs w:val="24"/>
+        </w:rPr>
+      </w:pPr>
+      <w:r>
+        <w:rPr>
+          <w:rFonts w:ascii="Times New Roman" w:eastAsia="Times New Roman" w:hAnsi="Times New Roman" w:cs="Times New Roman"/>
+          <w:sz w:val="24"/>
+          <w:szCs w:val="24"/>
+        </w:rPr>
+        <w:t>Add error handling</w:t>
+      </w:r>
+    </w:p>
+    <w:p>
+      <w:pPr>
+        <w:numPr>
+          <w:ilvl w:val="0"/>
+          <w:numId w:val="19"/>
+        </w:numPr>
+        <w:spacing w:before="100" w:beforeAutospacing="1" w:after="100" w:afterAutospacing="1" w:line="240" w:lineRule="auto"/>
+        <w:rPr>
+          <w:rFonts w:ascii="Times New Roman" w:eastAsia="Times New Roman" w:hAnsi="Times New Roman" w:cs="Times New Roman"/>
+          <w:sz w:val="24"/>
+          <w:szCs w:val="24"/>
+        </w:rPr>
+      </w:pPr>
+      <w:r>
+        <w:rPr>
+          <w:rFonts w:ascii="Times New Roman" w:eastAsia="Times New Roman" w:hAnsi="Times New Roman" w:cs="Times New Roman"/>
+          <w:sz w:val="24"/>
+          <w:szCs w:val="24"/>
+        </w:rPr>
+        <w:t>Test all endpoints</w:t>
+      </w:r>
+    </w:p>
+    <w:p>
+      <w:pPr>
+        <w:spacing w:before="100" w:beforeAutospacing="1" w:after="100" w:afterAutospacing="1" w:line="240" w:lineRule="auto"/>
+        <w:outlineLvl w:val="2"/>
+        <w:rPr>
+          <w:rFonts w:ascii="Times New Roman" w:eastAsia="Times New Roman" w:hAnsi="Times New Roman" w:cs="Times New Roman"/>
+          <w:b/>
+          <w:bCs/>
+          <w:sz w:val="27"/>
+          <w:szCs w:val="27"/>
+        </w:rPr>
+      </w:pPr>
+      <w:r>
+        <w:rPr>
+          <w:rFonts w:ascii="Times New Roman" w:eastAsia="Times New Roman" w:hAnsi="Times New Roman" w:cs="Times New Roman"/>
+          <w:b/>
+          <w:bCs/>
+          <w:sz w:val="27"/>
+          <w:szCs w:val="27"/>
+        </w:rPr>
+        <w:t>Endpoints</w:t>
+      </w:r>
+    </w:p>
+    <w:p>
+      <w:pPr>
+        <w:tabs>
+          <w:tab w:val="left" w:pos="916"/>
+          <w:tab w:val="left" w:pos="1832"/>
+          <w:tab w:val="left" w:pos="2748"/>
+          <w:tab w:val="left" w:pos="3664"/>
+          <w:tab w:val="left" w:pos="4580"/>
+          <w:tab w:val="left" w:pos="5496"/>
+          <w:tab w:val="left" w:pos="6412"/>
+          <w:tab w:val="left" w:pos="7328"/>
+          <w:tab w:val="left" w:pos="8244"/>
+          <w:tab w:val="left" w:pos="9160"/>
+          <w:tab w:val="left" w:pos="10076"/>
+          <w:tab w:val="left" w:pos="10992"/>
+          <w:tab w:val="left" w:pos="11908"/>
+          <w:tab w:val="left" w:pos="12824"/>
+          <w:tab w:val="left" w:pos="13740"/>
+          <w:tab w:val="left" w:pos="14656"/>
+        </w:tabs>
+        <w:spacing w:after="0" w:line="240" w:lineRule="auto"/>
+        <w:rPr>
+          <w:rFonts w:ascii="Courier New" w:eastAsia="Times New Roman" w:hAnsi="Courier New" w:cs="Courier New"/>
+          <w:sz w:val="20"/>
+          <w:szCs w:val="20"/>
+        </w:rPr>
+      </w:pPr>
+      <w:r>
+        <w:rPr>
+          <w:rFonts w:ascii="Courier New" w:eastAsia="Times New Roman" w:hAnsi="Courier New" w:cs="Courier New"/>
+          <w:sz w:val="20"/>
+          <w:szCs w:val="20"/>
+        </w:rPr>
+        <w:t>POST /</w:t>
+      </w:r>
+      <w:proofErr w:type="spellStart"/>
+      <w:r>
+        <w:rPr>
+          <w:rFonts w:ascii="Courier New" w:eastAsia="Times New Roman" w:hAnsi="Courier New" w:cs="Courier New"/>
+          <w:sz w:val="20"/>
+          <w:szCs w:val="20"/>
+        </w:rPr>
+        <w:t>api</w:t>
+      </w:r>
+      <w:proofErr w:type="spellEnd"/>
+      <w:r>
+        <w:rPr>
+          <w:rFonts w:ascii="Courier New" w:eastAsia="Times New Roman" w:hAnsi="Courier New" w:cs="Courier New"/>
+          <w:sz w:val="20"/>
+          <w:szCs w:val="20"/>
+        </w:rPr>
+        <w:t>/chat → Process user message</w:t>
+      </w:r>
+    </w:p>
+    <w:p>
+      <w:pPr>
+        <w:tabs>
+          <w:tab w:val="left" w:pos="916"/>
+          <w:tab w:val="left" w:pos="1832"/>
+          <w:tab w:val="left" w:pos="2748"/>
+          <w:tab w:val="left" w:pos="3664"/>
+          <w:tab w:val="left" w:pos="4580"/>
+          <w:tab w:val="left" w:pos="5496"/>
+          <w:tab w:val="left" w:pos="6412"/>
+          <w:tab w:val="left" w:pos="7328"/>
+          <w:tab w:val="left" w:pos="8244"/>
+          <w:tab w:val="left" w:pos="9160"/>
+          <w:tab w:val="left" w:pos="10076"/>
+          <w:tab w:val="left" w:pos="10992"/>
+          <w:tab w:val="left" w:pos="11908"/>
+          <w:tab w:val="left" w:pos="12824"/>
+          <w:tab w:val="left" w:pos="13740"/>
+          <w:tab w:val="left" w:pos="14656"/>
+        </w:tabs>
+        <w:spacing w:after="0" w:line="240" w:lineRule="auto"/>
+        <w:rPr>
+          <w:rFonts w:ascii="Courier New" w:eastAsia="Times New Roman" w:hAnsi="Courier New" w:cs="Courier New"/>
+          <w:sz w:val="20"/>
+          <w:szCs w:val="20"/>
+        </w:rPr>
+      </w:pPr>
+      <w:r>
+        <w:rPr>
+          <w:rFonts w:ascii="Courier New" w:eastAsia="Times New Roman" w:hAnsi="Courier New" w:cs="Courier New"/>
+          <w:sz w:val="20"/>
+          <w:szCs w:val="20"/>
+        </w:rPr>
+        <w:t>GET /</w:t>
+      </w:r>
+      <w:proofErr w:type="spellStart"/>
+      <w:r>
+        <w:rPr>
+          <w:rFonts w:ascii="Courier New" w:eastAsia="Times New Roman" w:hAnsi="Courier New" w:cs="Courier New"/>
+          <w:sz w:val="20"/>
+          <w:szCs w:val="20"/>
+        </w:rPr>
+        <w:t>api</w:t>
+      </w:r>
+      <w:proofErr w:type="spellEnd"/>
+      <w:r>
+        <w:rPr>
+          <w:rFonts w:ascii="Courier New" w:eastAsia="Times New Roman" w:hAnsi="Courier New" w:cs="Courier New"/>
+          <w:sz w:val="20"/>
+          <w:szCs w:val="20"/>
+        </w:rPr>
+        <w:t>/products → List products</w:t>
+      </w:r>
+    </w:p>
+    <w:p>
+      <w:pPr>
+        <w:tabs>
+          <w:tab w:val="left" w:pos="916"/>
+          <w:tab w:val="left" w:pos="1832"/>
+          <w:tab w:val="left" w:pos="2748"/>
+          <w:tab w:val="left" w:pos="3664"/>
+          <w:tab w:val="left" w:pos="4580"/>
+          <w:tab w:val="left" w:pos="5496"/>
+          <w:tab w:val="left" w:pos="6412"/>
+          <w:tab w:val="left" w:pos="7328"/>
+          <w:tab w:val="left" w:pos="8244"/>
+          <w:tab w:val="left" w:pos="9160"/>
+          <w:tab w:val="left" w:pos="10076"/>
+          <w:tab w:val="left" w:pos="10992"/>
+          <w:tab w:val="left" w:pos="11908"/>
+          <w:tab w:val="left" w:pos="12824"/>
+          <w:tab w:val="left" w:pos="13740"/>
+          <w:tab w:val="left" w:pos="14656"/>
+        </w:tabs>
+        <w:spacing w:after="0" w:line="240" w:lineRule="auto"/>
+        <w:rPr>
+          <w:rFonts w:ascii="Courier New" w:eastAsia="Times New Roman" w:hAnsi="Courier New" w:cs="Courier New"/>
+          <w:sz w:val="20"/>
+          <w:szCs w:val="20"/>
+        </w:rPr>
+      </w:pPr>
+      <w:r>
+        <w:rPr>
+          <w:rFonts w:ascii="Courier New" w:eastAsia="Times New Roman" w:hAnsi="Courier New" w:cs="Courier New"/>
+          <w:sz w:val="20"/>
+          <w:szCs w:val="20"/>
+        </w:rPr>
+        <w:t>POST /</w:t>
+      </w:r>
+      <w:proofErr w:type="spellStart"/>
+      <w:r>
+        <w:rPr>
+          <w:rFonts w:ascii="Courier New" w:eastAsia="Times New Roman" w:hAnsi="Courier New" w:cs="Courier New"/>
+          <w:sz w:val="20"/>
+          <w:szCs w:val="20"/>
+        </w:rPr>
+        <w:t>api</w:t>
+      </w:r>
+      <w:proofErr w:type="spellEnd"/>
+      <w:r>
+        <w:rPr>
+          <w:rFonts w:ascii="Courier New" w:eastAsia="Times New Roman" w:hAnsi="Courier New" w:cs="Courier New"/>
+          <w:sz w:val="20"/>
+          <w:szCs w:val="20"/>
+        </w:rPr>
+        <w:t>/order → Place order</w:t>
+      </w:r>
+    </w:p>
+    <w:p>
+      <w:pPr>
+        <w:tabs>
+          <w:tab w:val="left" w:pos="916"/>
+          <w:tab w:val="left" w:pos="1832"/>
+          <w:tab w:val="left" w:pos="2748"/>
+          <w:tab w:val="left" w:pos="3664"/>
+          <w:tab w:val="left" w:pos="4580"/>
+          <w:tab w:val="left" w:pos="5496"/>
+          <w:tab w:val="left" w:pos="6412"/>
+          <w:tab w:val="left" w:pos="7328"/>
+          <w:tab w:val="left" w:pos="8244"/>
+          <w:tab w:val="left" w:pos="9160"/>
+          <w:tab w:val="left" w:pos="10076"/>
+          <w:tab w:val="left" w:pos="10992"/>
+          <w:tab w:val="left" w:pos="11908"/>
+          <w:tab w:val="left" w:pos="12824"/>
+          <w:tab w:val="left" w:pos="13740"/>
+          <w:tab w:val="left" w:pos="14656"/>
+        </w:tabs>
+        <w:spacing w:after="0" w:line="240" w:lineRule="auto"/>
+        <w:rPr>
+          <w:rFonts w:ascii="Courier New" w:eastAsia="Times New Roman" w:hAnsi="Courier New" w:cs="Courier New"/>
+          <w:sz w:val="20"/>
+          <w:szCs w:val="20"/>
+        </w:rPr>
+      </w:pPr>
+      <w:r>
+        <w:rPr>
+          <w:rFonts w:ascii="Courier New" w:eastAsia="Times New Roman" w:hAnsi="Courier New" w:cs="Courier New"/>
+          <w:sz w:val="20"/>
+          <w:szCs w:val="20"/>
+        </w:rPr>
+        <w:t>GET /</w:t>
+      </w:r>
+      <w:proofErr w:type="spellStart"/>
+      <w:r>
+        <w:rPr>
+          <w:rFonts w:ascii="Courier New" w:eastAsia="Times New Roman" w:hAnsi="Courier New" w:cs="Courier New"/>
+          <w:sz w:val="20"/>
+          <w:szCs w:val="20"/>
+        </w:rPr>
+        <w:t>api</w:t>
+      </w:r>
+      <w:proofErr w:type="spellEnd"/>
+      <w:r>
+        <w:rPr>
+          <w:rFonts w:ascii="Courier New" w:eastAsia="Times New Roman" w:hAnsi="Courier New" w:cs="Courier New"/>
+          <w:sz w:val="20"/>
+          <w:szCs w:val="20"/>
+        </w:rPr>
+        <w:t>/orders</w:t>
+      </w:r>
+      <w:proofErr w:type="gramStart"/>
+      <w:r>
+        <w:rPr>
+          <w:rFonts w:ascii="Courier New" w:eastAsia="Times New Roman" w:hAnsi="Courier New" w:cs="Courier New"/>
+          <w:sz w:val="20"/>
+          <w:szCs w:val="20"/>
+        </w:rPr>
+        <w:t>/{</w:t>
+      </w:r>
+      <w:proofErr w:type="gramEnd"/>
+      <w:r>
+        <w:rPr>
+          <w:rFonts w:ascii="Courier New" w:eastAsia="Times New Roman" w:hAnsi="Courier New" w:cs="Courier New"/>
+          <w:sz w:val="20"/>
+          <w:szCs w:val="20"/>
+        </w:rPr>
+        <w:t>id} → Track order</w:t>
+      </w:r>
+    </w:p>
+    <w:p>
+      <w:pPr>
+        <w:tabs>
+          <w:tab w:val="left" w:pos="916"/>
+          <w:tab w:val="left" w:pos="1832"/>
+          <w:tab w:val="left" w:pos="2748"/>
+          <w:tab w:val="left" w:pos="3664"/>
+          <w:tab w:val="left" w:pos="4580"/>
+          <w:tab w:val="left" w:pos="5496"/>
+          <w:tab w:val="left" w:pos="6412"/>
+          <w:tab w:val="left" w:pos="7328"/>
+          <w:tab w:val="left" w:pos="8244"/>
+          <w:tab w:val="left" w:pos="9160"/>
+          <w:tab w:val="left" w:pos="10076"/>
+          <w:tab w:val="left" w:pos="10992"/>
+          <w:tab w:val="left" w:pos="11908"/>
+          <w:tab w:val="left" w:pos="12824"/>
+          <w:tab w:val="left" w:pos="13740"/>
+          <w:tab w:val="left" w:pos="14656"/>
+        </w:tabs>
+        <w:spacing w:after="0" w:line="240" w:lineRule="auto"/>
+        <w:rPr>
+          <w:rFonts w:ascii="Courier New" w:eastAsia="Times New Roman" w:hAnsi="Courier New" w:cs="Courier New"/>
+          <w:sz w:val="20"/>
+          <w:szCs w:val="20"/>
+        </w:rPr>
+      </w:pPr>
+      <w:r>
+        <w:rPr>
+          <w:rFonts w:ascii="Courier New" w:eastAsia="Times New Roman" w:hAnsi="Courier New" w:cs="Courier New"/>
+          <w:sz w:val="20"/>
+          <w:szCs w:val="20"/>
+        </w:rPr>
+        <w:t>WS /</w:t>
+      </w:r>
+      <w:proofErr w:type="spellStart"/>
+      <w:r>
+        <w:rPr>
+          <w:rFonts w:ascii="Courier New" w:eastAsia="Times New Roman" w:hAnsi="Courier New" w:cs="Courier New"/>
+          <w:sz w:val="20"/>
+          <w:szCs w:val="20"/>
+        </w:rPr>
+        <w:t>ws</w:t>
+      </w:r>
+      <w:proofErr w:type="spellEnd"/>
+      <w:proofErr w:type="gramStart"/>
+      <w:r>
+        <w:rPr>
+          <w:rFonts w:ascii="Courier New" w:eastAsia="Times New Roman" w:hAnsi="Courier New" w:cs="Courier New"/>
+          <w:sz w:val="20"/>
+          <w:szCs w:val="20"/>
+        </w:rPr>
+        <w:t>/{</w:t>
+      </w:r>
+      <w:proofErr w:type="spellStart"/>
+      <w:proofErr w:type="gramEnd"/>
+      <w:r>
+        <w:rPr>
+          <w:rFonts w:ascii="Courier New" w:eastAsia="Times New Roman" w:hAnsi="Courier New" w:cs="Courier New"/>
+          <w:sz w:val="20"/>
+          <w:szCs w:val="20"/>
+        </w:rPr>
+        <w:t>user_id</w:t>
+      </w:r>
+      <w:proofErr w:type="spellEnd"/>
+      <w:r>
+        <w:rPr>
+          <w:rFonts w:ascii="Courier New" w:eastAsia="Times New Roman" w:hAnsi="Courier New" w:cs="Courier New"/>
+          <w:sz w:val="20"/>
+          <w:szCs w:val="20"/>
+        </w:rPr>
+        <w:t>} → Real-time updates</w:t>
+      </w:r>
+    </w:p>
+    <w:p>
+      <w:pPr>
+        <w:spacing w:after="0" w:line="240" w:lineRule="auto"/>
+        <w:rPr>
+          <w:rFonts w:ascii="Times New Roman" w:eastAsia="Times New Roman" w:hAnsi="Times New Roman" w:cs="Times New Roman"/>
+          <w:sz w:val="24"/>
+          <w:szCs w:val="24"/>
+        </w:rPr>
+      </w:pPr>
+      <w:r>
+        <w:rPr>
+          <w:rFonts w:ascii="Times New Roman" w:eastAsia="Times New Roman" w:hAnsi="Times New Roman" w:cs="Times New Roman"/>
+          <w:sz w:val="24"/>
+          <w:szCs w:val="24"/>
+        </w:rPr>
+        <w:pict>
+          <v:rect id="_x0000_i1049" style="width:0;height:1.5pt" o:hralign="center" o:hrstd="t" o:hr="t" fillcolor="#a0a0a0" stroked="f"/>
+        </w:pict>
+      </w:r>
+    </w:p>
+    <w:p>
+      <w:pPr>
+        <w:spacing w:before="100" w:beforeAutospacing="1" w:after="100" w:afterAutospacing="1" w:line="240" w:lineRule="auto"/>
+        <w:outlineLvl w:val="0"/>
+        <w:rPr>
+          <w:rFonts w:ascii="Times New Roman" w:eastAsia="Times New Roman" w:hAnsi="Times New Roman" w:cs="Times New Roman"/>
+          <w:b/>
+          <w:bCs/>
+          <w:kern w:val="36"/>
+          <w:sz w:val="48"/>
+          <w:szCs w:val="48"/>
+        </w:rPr>
+      </w:pPr>
+      <w:r>
+        <w:rPr>
+          <w:rFonts w:ascii="Segoe UI Symbol" w:eastAsia="Times New Roman" w:hAnsi="Segoe UI Symbol" w:cs="Segoe UI Symbol"/>
+          <w:b/>
+          <w:bCs/>
+          <w:kern w:val="36"/>
+          <w:sz w:val="48"/>
+          <w:szCs w:val="48"/>
+        </w:rPr>
+        <w:t>🎨</w:t>
+      </w:r>
+      <w:r>
+        <w:rPr>
+          <w:rFonts w:ascii="Times New Roman" w:eastAsia="Times New Roman" w:hAnsi="Times New Roman" w:cs="Times New Roman"/>
+          <w:b/>
+          <w:bCs/>
+          <w:kern w:val="36"/>
+          <w:sz w:val="48"/>
+          <w:szCs w:val="48"/>
+        </w:rPr>
+        <w:t xml:space="preserve"> </w:t>
+      </w:r>
       <w:bookmarkStart w:id="0" w:name="_GoBack"/>
+      <w:r>
+        <w:rPr>
+          <w:rFonts w:ascii="Times New Roman" w:eastAsia="Times New Roman" w:hAnsi="Times New Roman" w:cs="Times New Roman"/>
+          <w:b/>
+          <w:bCs/>
+          <w:kern w:val="36"/>
+          <w:sz w:val="48"/>
+          <w:szCs w:val="48"/>
+        </w:rPr>
+        <w:t>Module 7: Frontend UI</w:t>
+      </w:r>
+    </w:p>
+    <w:p>
+      <w:pPr>
+        <w:spacing w:before="100" w:beforeAutospacing="1" w:after="100" w:afterAutospacing="1" w:line="240" w:lineRule="auto"/>
+        <w:rPr>
+          <w:rFonts w:ascii="Times New Roman" w:eastAsia="Times New Roman" w:hAnsi="Times New Roman" w:cs="Times New Roman"/>
+          <w:sz w:val="24"/>
+          <w:szCs w:val="24"/>
+        </w:rPr>
+      </w:pPr>
+      <w:r>
+        <w:rPr>
+          <w:rFonts w:ascii="Times New Roman" w:eastAsia="Times New Roman" w:hAnsi="Times New Roman" w:cs="Times New Roman"/>
+          <w:b/>
+          <w:bCs/>
+          <w:sz w:val="24"/>
+          <w:szCs w:val="24"/>
+        </w:rPr>
+        <w:t>Goal:</w:t>
+      </w:r>
+      <w:r>
+        <w:rPr>
+          <w:rFonts w:ascii="Times New Roman" w:eastAsia="Times New Roman" w:hAnsi="Times New Roman" w:cs="Times New Roman"/>
+          <w:sz w:val="24"/>
+          <w:szCs w:val="24"/>
+        </w:rPr>
+        <w:t xml:space="preserve"> Build React dashboard with real-time updates.</w:t>
+      </w:r>
+    </w:p>
+    <w:p>
+      <w:pPr>
+        <w:spacing w:before="100" w:beforeAutospacing="1" w:after="100" w:afterAutospacing="1" w:line="240" w:lineRule="auto"/>
+        <w:outlineLvl w:val="2"/>
+        <w:rPr>
+          <w:rFonts w:ascii="Times New Roman" w:eastAsia="Times New Roman" w:hAnsi="Times New Roman" w:cs="Times New Roman"/>
+          <w:b/>
+          <w:bCs/>
+          <w:sz w:val="27"/>
+          <w:szCs w:val="27"/>
+        </w:rPr>
+      </w:pPr>
+      <w:r>
+        <w:rPr>
+          <w:rFonts w:ascii="Times New Roman" w:eastAsia="Times New Roman" w:hAnsi="Times New Roman" w:cs="Times New Roman"/>
+          <w:b/>
+          <w:bCs/>
+          <w:sz w:val="27"/>
+          <w:szCs w:val="27"/>
+        </w:rPr>
+        <w:t>Tasks</w:t>
+      </w:r>
+    </w:p>
+    <w:p>
+      <w:pPr>
+        <w:numPr>
+          <w:ilvl w:val="0"/>
+          <w:numId w:val="20"/>
+        </w:numPr>
+        <w:spacing w:before="100" w:beforeAutospacing="1" w:after="100" w:afterAutospacing="1" w:line="240" w:lineRule="auto"/>
+        <w:rPr>
+          <w:rFonts w:ascii="Times New Roman" w:eastAsia="Times New Roman" w:hAnsi="Times New Roman" w:cs="Times New Roman"/>
+          <w:sz w:val="24"/>
+          <w:szCs w:val="24"/>
+        </w:rPr>
+      </w:pPr>
+      <w:r>
+        <w:rPr>
+          <w:rFonts w:ascii="Times New Roman" w:eastAsia="Times New Roman" w:hAnsi="Times New Roman" w:cs="Times New Roman"/>
+          <w:sz w:val="24"/>
+          <w:szCs w:val="24"/>
+        </w:rPr>
+        <w:t>Create React app (</w:t>
+      </w:r>
+      <w:proofErr w:type="spellStart"/>
+      <w:r>
+        <w:rPr>
+          <w:rFonts w:ascii="Times New Roman" w:eastAsia="Times New Roman" w:hAnsi="Times New Roman" w:cs="Times New Roman"/>
+          <w:sz w:val="24"/>
+          <w:szCs w:val="24"/>
+        </w:rPr>
+        <w:t>Vite</w:t>
+      </w:r>
+      <w:proofErr w:type="spellEnd"/>
+      <w:r>
+        <w:rPr>
+          <w:rFonts w:ascii="Times New Roman" w:eastAsia="Times New Roman" w:hAnsi="Times New Roman" w:cs="Times New Roman"/>
+          <w:sz w:val="24"/>
+          <w:szCs w:val="24"/>
+        </w:rPr>
+        <w:t>)</w:t>
+      </w:r>
+    </w:p>
+    <w:p>
+      <w:pPr>
+        <w:numPr>
+          <w:ilvl w:val="0"/>
+          <w:numId w:val="20"/>
+        </w:numPr>
+        <w:spacing w:before="100" w:beforeAutospacing="1" w:after="100" w:afterAutospacing="1" w:line="240" w:lineRule="auto"/>
+        <w:rPr>
+          <w:rFonts w:ascii="Times New Roman" w:eastAsia="Times New Roman" w:hAnsi="Times New Roman" w:cs="Times New Roman"/>
+          <w:sz w:val="24"/>
+          <w:szCs w:val="24"/>
+        </w:rPr>
+      </w:pPr>
+      <w:r>
+        <w:rPr>
+          <w:rFonts w:ascii="Times New Roman" w:eastAsia="Times New Roman" w:hAnsi="Times New Roman" w:cs="Times New Roman"/>
+          <w:sz w:val="24"/>
+          <w:szCs w:val="24"/>
+        </w:rPr>
+        <w:lastRenderedPageBreak/>
+        <w:t>Install Tailwind CSS</w:t>
+      </w:r>
+    </w:p>
+    <w:p>
+      <w:pPr>
+        <w:numPr>
+          <w:ilvl w:val="0"/>
+          <w:numId w:val="20"/>
+        </w:numPr>
+        <w:spacing w:before="100" w:beforeAutospacing="1" w:after="100" w:afterAutospacing="1" w:line="240" w:lineRule="auto"/>
+        <w:rPr>
+          <w:rFonts w:ascii="Times New Roman" w:eastAsia="Times New Roman" w:hAnsi="Times New Roman" w:cs="Times New Roman"/>
+          <w:sz w:val="24"/>
+          <w:szCs w:val="24"/>
+        </w:rPr>
+      </w:pPr>
+      <w:r>
+        <w:rPr>
+          <w:rFonts w:ascii="Times New Roman" w:eastAsia="Times New Roman" w:hAnsi="Times New Roman" w:cs="Times New Roman"/>
+          <w:sz w:val="24"/>
+          <w:szCs w:val="24"/>
+        </w:rPr>
+        <w:t>Build components:</w:t>
+      </w:r>
+    </w:p>
+    <w:p>
+      <w:pPr>
+        <w:numPr>
+          <w:ilvl w:val="1"/>
+          <w:numId w:val="20"/>
+        </w:numPr>
+        <w:spacing w:before="100" w:beforeAutospacing="1" w:after="100" w:afterAutospacing="1" w:line="240" w:lineRule="auto"/>
+        <w:rPr>
+          <w:rFonts w:ascii="Times New Roman" w:eastAsia="Times New Roman" w:hAnsi="Times New Roman" w:cs="Times New Roman"/>
+          <w:sz w:val="24"/>
+          <w:szCs w:val="24"/>
+        </w:rPr>
+      </w:pPr>
+      <w:r>
+        <w:rPr>
+          <w:rFonts w:ascii="Times New Roman" w:eastAsia="Times New Roman" w:hAnsi="Times New Roman" w:cs="Times New Roman"/>
+          <w:sz w:val="24"/>
+          <w:szCs w:val="24"/>
+        </w:rPr>
+        <w:t>Chat interface</w:t>
+      </w:r>
+    </w:p>
+    <w:p>
+      <w:pPr>
+        <w:numPr>
+          <w:ilvl w:val="1"/>
+          <w:numId w:val="20"/>
+        </w:numPr>
+        <w:spacing w:before="100" w:beforeAutospacing="1" w:after="100" w:afterAutospacing="1" w:line="240" w:lineRule="auto"/>
+        <w:rPr>
+          <w:rFonts w:ascii="Times New Roman" w:eastAsia="Times New Roman" w:hAnsi="Times New Roman" w:cs="Times New Roman"/>
+          <w:sz w:val="24"/>
+          <w:szCs w:val="24"/>
+        </w:rPr>
+      </w:pPr>
+      <w:r>
+        <w:rPr>
+          <w:rFonts w:ascii="Times New Roman" w:eastAsia="Times New Roman" w:hAnsi="Times New Roman" w:cs="Times New Roman"/>
+          <w:sz w:val="24"/>
+          <w:szCs w:val="24"/>
+        </w:rPr>
+        <w:t>Product recommendations</w:t>
+      </w:r>
+    </w:p>
+    <w:p>
+      <w:pPr>
+        <w:numPr>
+          <w:ilvl w:val="1"/>
+          <w:numId w:val="20"/>
+        </w:numPr>
+        <w:spacing w:before="100" w:beforeAutospacing="1" w:after="100" w:afterAutospacing="1" w:line="240" w:lineRule="auto"/>
+        <w:rPr>
+          <w:rFonts w:ascii="Times New Roman" w:eastAsia="Times New Roman" w:hAnsi="Times New Roman" w:cs="Times New Roman"/>
+          <w:sz w:val="24"/>
+          <w:szCs w:val="24"/>
+        </w:rPr>
+      </w:pPr>
+      <w:r>
+        <w:rPr>
+          <w:rFonts w:ascii="Times New Roman" w:eastAsia="Times New Roman" w:hAnsi="Times New Roman" w:cs="Times New Roman"/>
+          <w:sz w:val="24"/>
+          <w:szCs w:val="24"/>
+        </w:rPr>
+        <w:t>Order tracking</w:t>
+      </w:r>
+    </w:p>
+    <w:p>
+      <w:pPr>
+        <w:numPr>
+          <w:ilvl w:val="1"/>
+          <w:numId w:val="20"/>
+        </w:numPr>
+        <w:spacing w:before="100" w:beforeAutospacing="1" w:after="100" w:afterAutospacing="1" w:line="240" w:lineRule="auto"/>
+        <w:rPr>
+          <w:rFonts w:ascii="Times New Roman" w:eastAsia="Times New Roman" w:hAnsi="Times New Roman" w:cs="Times New Roman"/>
+          <w:sz w:val="24"/>
+          <w:szCs w:val="24"/>
+        </w:rPr>
+      </w:pPr>
+      <w:r>
+        <w:rPr>
+          <w:rFonts w:ascii="Times New Roman" w:eastAsia="Times New Roman" w:hAnsi="Times New Roman" w:cs="Times New Roman"/>
+          <w:sz w:val="24"/>
+          <w:szCs w:val="24"/>
+        </w:rPr>
+        <w:t>Shopping cart</w:t>
+      </w:r>
+    </w:p>
+    <w:p>
+      <w:pPr>
+        <w:numPr>
+          <w:ilvl w:val="1"/>
+          <w:numId w:val="20"/>
+        </w:numPr>
+        <w:spacing w:before="100" w:beforeAutospacing="1" w:after="100" w:afterAutospacing="1" w:line="240" w:lineRule="auto"/>
+        <w:rPr>
+          <w:rFonts w:ascii="Times New Roman" w:eastAsia="Times New Roman" w:hAnsi="Times New Roman" w:cs="Times New Roman"/>
+          <w:sz w:val="24"/>
+          <w:szCs w:val="24"/>
+        </w:rPr>
+      </w:pPr>
+      <w:r>
+        <w:rPr>
+          <w:rFonts w:ascii="Times New Roman" w:eastAsia="Times New Roman" w:hAnsi="Times New Roman" w:cs="Times New Roman"/>
+          <w:sz w:val="24"/>
+          <w:szCs w:val="24"/>
+        </w:rPr>
+        <w:t>User dashboard</w:t>
+      </w:r>
+    </w:p>
+    <w:p>
+      <w:pPr>
+        <w:numPr>
+          <w:ilvl w:val="0"/>
+          <w:numId w:val="20"/>
+        </w:numPr>
+        <w:spacing w:before="100" w:beforeAutospacing="1" w:after="100" w:afterAutospacing="1" w:line="240" w:lineRule="auto"/>
+        <w:rPr>
+          <w:rFonts w:ascii="Times New Roman" w:eastAsia="Times New Roman" w:hAnsi="Times New Roman" w:cs="Times New Roman"/>
+          <w:sz w:val="24"/>
+          <w:szCs w:val="24"/>
+        </w:rPr>
+      </w:pPr>
+      <w:r>
+        <w:rPr>
+          <w:rFonts w:ascii="Times New Roman" w:eastAsia="Times New Roman" w:hAnsi="Times New Roman" w:cs="Times New Roman"/>
+          <w:sz w:val="24"/>
+          <w:szCs w:val="24"/>
+        </w:rPr>
+        <w:t xml:space="preserve">Implement </w:t>
+      </w:r>
+      <w:proofErr w:type="spellStart"/>
+      <w:r>
+        <w:rPr>
+          <w:rFonts w:ascii="Times New Roman" w:eastAsia="Times New Roman" w:hAnsi="Times New Roman" w:cs="Times New Roman"/>
+          <w:sz w:val="24"/>
+          <w:szCs w:val="24"/>
+        </w:rPr>
+        <w:t>WebSocket</w:t>
+      </w:r>
+      <w:proofErr w:type="spellEnd"/>
+      <w:r>
+        <w:rPr>
+          <w:rFonts w:ascii="Times New Roman" w:eastAsia="Times New Roman" w:hAnsi="Times New Roman" w:cs="Times New Roman"/>
+          <w:sz w:val="24"/>
+          <w:szCs w:val="24"/>
+        </w:rPr>
+        <w:t xml:space="preserve"> client</w:t>
+      </w:r>
+    </w:p>
+    <w:p>
+      <w:pPr>
+        <w:numPr>
+          <w:ilvl w:val="0"/>
+          <w:numId w:val="20"/>
+        </w:numPr>
+        <w:spacing w:before="100" w:beforeAutospacing="1" w:after="100" w:afterAutospacing="1" w:line="240" w:lineRule="auto"/>
+        <w:rPr>
+          <w:rFonts w:ascii="Times New Roman" w:eastAsia="Times New Roman" w:hAnsi="Times New Roman" w:cs="Times New Roman"/>
+          <w:sz w:val="24"/>
+          <w:szCs w:val="24"/>
+        </w:rPr>
+      </w:pPr>
+      <w:r>
+        <w:rPr>
+          <w:rFonts w:ascii="Times New Roman" w:eastAsia="Times New Roman" w:hAnsi="Times New Roman" w:cs="Times New Roman"/>
+          <w:sz w:val="24"/>
+          <w:szCs w:val="24"/>
+        </w:rPr>
+        <w:t xml:space="preserve">Connect to </w:t>
+      </w:r>
+      <w:proofErr w:type="spellStart"/>
+      <w:r>
+        <w:rPr>
+          <w:rFonts w:ascii="Times New Roman" w:eastAsia="Times New Roman" w:hAnsi="Times New Roman" w:cs="Times New Roman"/>
+          <w:sz w:val="24"/>
+          <w:szCs w:val="24"/>
+        </w:rPr>
+        <w:t>FastAPI</w:t>
+      </w:r>
+      <w:proofErr w:type="spellEnd"/>
+      <w:r>
+        <w:rPr>
+          <w:rFonts w:ascii="Times New Roman" w:eastAsia="Times New Roman" w:hAnsi="Times New Roman" w:cs="Times New Roman"/>
+          <w:sz w:val="24"/>
+          <w:szCs w:val="24"/>
+        </w:rPr>
+        <w:t xml:space="preserve"> backend</w:t>
+      </w:r>
+    </w:p>
+    <w:p>
+      <w:pPr>
+        <w:numPr>
+          <w:ilvl w:val="0"/>
+          <w:numId w:val="20"/>
+        </w:numPr>
+        <w:spacing w:before="100" w:beforeAutospacing="1" w:after="100" w:afterAutospacing="1" w:line="240" w:lineRule="auto"/>
+        <w:rPr>
+          <w:rFonts w:ascii="Times New Roman" w:eastAsia="Times New Roman" w:hAnsi="Times New Roman" w:cs="Times New Roman"/>
+          <w:sz w:val="24"/>
+          <w:szCs w:val="24"/>
+        </w:rPr>
+      </w:pPr>
+      <w:r>
+        <w:rPr>
+          <w:rFonts w:ascii="Times New Roman" w:eastAsia="Times New Roman" w:hAnsi="Times New Roman" w:cs="Times New Roman"/>
+          <w:sz w:val="24"/>
+          <w:szCs w:val="24"/>
+        </w:rPr>
+        <w:t>Style and polish UI</w:t>
+      </w:r>
+    </w:p>
+    <w:p>
+      <w:pPr>
+        <w:spacing w:before="100" w:beforeAutospacing="1" w:after="100" w:afterAutospacing="1" w:line="240" w:lineRule="auto"/>
+        <w:outlineLvl w:val="2"/>
+        <w:rPr>
+          <w:rFonts w:ascii="Times New Roman" w:eastAsia="Times New Roman" w:hAnsi="Times New Roman" w:cs="Times New Roman"/>
+          <w:b/>
+          <w:bCs/>
+          <w:sz w:val="27"/>
+          <w:szCs w:val="27"/>
+        </w:rPr>
+      </w:pPr>
+      <w:r>
+        <w:rPr>
+          <w:rFonts w:ascii="Times New Roman" w:eastAsia="Times New Roman" w:hAnsi="Times New Roman" w:cs="Times New Roman"/>
+          <w:b/>
+          <w:bCs/>
+          <w:sz w:val="27"/>
+          <w:szCs w:val="27"/>
+        </w:rPr>
+        <w:t>Pages</w:t>
+      </w:r>
+    </w:p>
+    <w:p>
+      <w:pPr>
+        <w:tabs>
+          <w:tab w:val="left" w:pos="916"/>
+          <w:tab w:val="left" w:pos="1832"/>
+          <w:tab w:val="left" w:pos="2748"/>
+          <w:tab w:val="left" w:pos="3664"/>
+          <w:tab w:val="left" w:pos="4580"/>
+          <w:tab w:val="left" w:pos="5496"/>
+          <w:tab w:val="left" w:pos="6412"/>
+          <w:tab w:val="left" w:pos="7328"/>
+          <w:tab w:val="left" w:pos="8244"/>
+          <w:tab w:val="left" w:pos="9160"/>
+          <w:tab w:val="left" w:pos="10076"/>
+          <w:tab w:val="left" w:pos="10992"/>
+          <w:tab w:val="left" w:pos="11908"/>
+          <w:tab w:val="left" w:pos="12824"/>
+          <w:tab w:val="left" w:pos="13740"/>
+          <w:tab w:val="left" w:pos="14656"/>
+        </w:tabs>
+        <w:spacing w:after="0" w:line="240" w:lineRule="auto"/>
+        <w:rPr>
+          <w:rFonts w:ascii="Courier New" w:eastAsia="Times New Roman" w:hAnsi="Courier New" w:cs="Courier New"/>
+          <w:sz w:val="20"/>
+          <w:szCs w:val="20"/>
+        </w:rPr>
+      </w:pPr>
+      <w:r>
+        <w:rPr>
+          <w:rFonts w:ascii="Courier New" w:eastAsia="Times New Roman" w:hAnsi="Courier New" w:cs="Courier New"/>
+          <w:sz w:val="20"/>
+          <w:szCs w:val="20"/>
+        </w:rPr>
+        <w:t>/ - Home/Dashboard</w:t>
+      </w:r>
+    </w:p>
+    <w:p>
+      <w:pPr>
+        <w:tabs>
+          <w:tab w:val="left" w:pos="916"/>
+          <w:tab w:val="left" w:pos="1832"/>
+          <w:tab w:val="left" w:pos="2748"/>
+          <w:tab w:val="left" w:pos="3664"/>
+          <w:tab w:val="left" w:pos="4580"/>
+          <w:tab w:val="left" w:pos="5496"/>
+          <w:tab w:val="left" w:pos="6412"/>
+          <w:tab w:val="left" w:pos="7328"/>
+          <w:tab w:val="left" w:pos="8244"/>
+          <w:tab w:val="left" w:pos="9160"/>
+          <w:tab w:val="left" w:pos="10076"/>
+          <w:tab w:val="left" w:pos="10992"/>
+          <w:tab w:val="left" w:pos="11908"/>
+          <w:tab w:val="left" w:pos="12824"/>
+          <w:tab w:val="left" w:pos="13740"/>
+          <w:tab w:val="left" w:pos="14656"/>
+        </w:tabs>
+        <w:spacing w:after="0" w:line="240" w:lineRule="auto"/>
+        <w:rPr>
+          <w:rFonts w:ascii="Courier New" w:eastAsia="Times New Roman" w:hAnsi="Courier New" w:cs="Courier New"/>
+          <w:sz w:val="20"/>
+          <w:szCs w:val="20"/>
+        </w:rPr>
+      </w:pPr>
+      <w:r>
+        <w:rPr>
+          <w:rFonts w:ascii="Courier New" w:eastAsia="Times New Roman" w:hAnsi="Courier New" w:cs="Courier New"/>
+          <w:sz w:val="20"/>
+          <w:szCs w:val="20"/>
+        </w:rPr>
+        <w:t>/chat - AI Assistant</w:t>
+      </w:r>
+    </w:p>
+    <w:p>
+      <w:pPr>
+        <w:tabs>
+          <w:tab w:val="left" w:pos="916"/>
+          <w:tab w:val="left" w:pos="1832"/>
+          <w:tab w:val="left" w:pos="2748"/>
+          <w:tab w:val="left" w:pos="3664"/>
+          <w:tab w:val="left" w:pos="4580"/>
+          <w:tab w:val="left" w:pos="5496"/>
+          <w:tab w:val="left" w:pos="6412"/>
+          <w:tab w:val="left" w:pos="7328"/>
+          <w:tab w:val="left" w:pos="8244"/>
+          <w:tab w:val="left" w:pos="9160"/>
+          <w:tab w:val="left" w:pos="10076"/>
+          <w:tab w:val="left" w:pos="10992"/>
+          <w:tab w:val="left" w:pos="11908"/>
+          <w:tab w:val="left" w:pos="12824"/>
+          <w:tab w:val="left" w:pos="13740"/>
+          <w:tab w:val="left" w:pos="14656"/>
+        </w:tabs>
+        <w:spacing w:after="0" w:line="240" w:lineRule="auto"/>
+        <w:rPr>
+          <w:rFonts w:ascii="Courier New" w:eastAsia="Times New Roman" w:hAnsi="Courier New" w:cs="Courier New"/>
+          <w:sz w:val="20"/>
+          <w:szCs w:val="20"/>
+        </w:rPr>
+      </w:pPr>
+      <w:r>
+        <w:rPr>
+          <w:rFonts w:ascii="Courier New" w:eastAsia="Times New Roman" w:hAnsi="Courier New" w:cs="Courier New"/>
+          <w:sz w:val="20"/>
+          <w:szCs w:val="20"/>
+        </w:rPr>
+        <w:t>/products - Product browsing</w:t>
+      </w:r>
+    </w:p>
+    <w:p>
+      <w:pPr>
+        <w:tabs>
+          <w:tab w:val="left" w:pos="916"/>
+          <w:tab w:val="left" w:pos="1832"/>
+          <w:tab w:val="left" w:pos="2748"/>
+          <w:tab w:val="left" w:pos="3664"/>
+          <w:tab w:val="left" w:pos="4580"/>
+          <w:tab w:val="left" w:pos="5496"/>
+          <w:tab w:val="left" w:pos="6412"/>
+          <w:tab w:val="left" w:pos="7328"/>
+          <w:tab w:val="left" w:pos="8244"/>
+          <w:tab w:val="left" w:pos="9160"/>
+          <w:tab w:val="left" w:pos="10076"/>
+          <w:tab w:val="left" w:pos="10992"/>
+          <w:tab w:val="left" w:pos="11908"/>
+          <w:tab w:val="left" w:pos="12824"/>
+          <w:tab w:val="left" w:pos="13740"/>
+          <w:tab w:val="left" w:pos="14656"/>
+        </w:tabs>
+        <w:spacing w:after="0" w:line="240" w:lineRule="auto"/>
+        <w:rPr>
+          <w:rFonts w:ascii="Courier New" w:eastAsia="Times New Roman" w:hAnsi="Courier New" w:cs="Courier New"/>
+          <w:sz w:val="20"/>
+          <w:szCs w:val="20"/>
+        </w:rPr>
+      </w:pPr>
+      <w:r>
+        <w:rPr>
+          <w:rFonts w:ascii="Courier New" w:eastAsia="Times New Roman" w:hAnsi="Courier New" w:cs="Courier New"/>
+          <w:sz w:val="20"/>
+          <w:szCs w:val="20"/>
+        </w:rPr>
+        <w:t>/orders - Order history</w:t>
+      </w:r>
+    </w:p>
+    <w:p>
+      <w:pPr>
+        <w:tabs>
+          <w:tab w:val="left" w:pos="916"/>
+          <w:tab w:val="left" w:pos="1832"/>
+          <w:tab w:val="left" w:pos="2748"/>
+          <w:tab w:val="left" w:pos="3664"/>
+          <w:tab w:val="left" w:pos="4580"/>
+          <w:tab w:val="left" w:pos="5496"/>
+          <w:tab w:val="left" w:pos="6412"/>
+          <w:tab w:val="left" w:pos="7328"/>
+          <w:tab w:val="left" w:pos="8244"/>
+          <w:tab w:val="left" w:pos="9160"/>
+          <w:tab w:val="left" w:pos="10076"/>
+          <w:tab w:val="left" w:pos="10992"/>
+          <w:tab w:val="left" w:pos="11908"/>
+          <w:tab w:val="left" w:pos="12824"/>
+          <w:tab w:val="left" w:pos="13740"/>
+          <w:tab w:val="left" w:pos="14656"/>
+        </w:tabs>
+        <w:spacing w:after="0" w:line="240" w:lineRule="auto"/>
+        <w:rPr>
+          <w:rFonts w:ascii="Courier New" w:eastAsia="Times New Roman" w:hAnsi="Courier New" w:cs="Courier New"/>
+          <w:sz w:val="20"/>
+          <w:szCs w:val="20"/>
+        </w:rPr>
+      </w:pPr>
+      <w:r>
+        <w:rPr>
+          <w:rFonts w:ascii="Courier New" w:eastAsia="Times New Roman" w:hAnsi="Courier New" w:cs="Courier New"/>
+          <w:sz w:val="20"/>
+          <w:szCs w:val="20"/>
+        </w:rPr>
+        <w:t>/cart - Shopping cart</w:t>
+      </w:r>
       <w:bookmarkEnd w:id="0"/>
     </w:p>
+    <w:p>
+      <w:pPr>
+        <w:spacing w:after="0" w:line="240" w:lineRule="auto"/>
+        <w:rPr>
+          <w:rFonts w:ascii="Times New Roman" w:eastAsia="Times New Roman" w:hAnsi="Times New Roman" w:cs="Times New Roman"/>
+          <w:sz w:val="24"/>
+          <w:szCs w:val="24"/>
+        </w:rPr>
+      </w:pPr>
+      <w:r>
+        <w:rPr>
+          <w:rFonts w:ascii="Times New Roman" w:eastAsia="Times New Roman" w:hAnsi="Times New Roman" w:cs="Times New Roman"/>
+          <w:sz w:val="24"/>
+          <w:szCs w:val="24"/>
+        </w:rPr>
+        <w:pict>
+          <v:rect id="_x0000_i1050" style="width:0;height:1.5pt" o:hralign="center" o:hrstd="t" o:hr="t" fillcolor="#a0a0a0" stroked="f"/>
+        </w:pict>
+      </w:r>
+    </w:p>
+    <w:p>
+      <w:pPr>
+        <w:spacing w:before="100" w:beforeAutospacing="1" w:after="100" w:afterAutospacing="1" w:line="240" w:lineRule="auto"/>
+        <w:outlineLvl w:val="0"/>
+        <w:rPr>
+          <w:rFonts w:ascii="Times New Roman" w:eastAsia="Times New Roman" w:hAnsi="Times New Roman" w:cs="Times New Roman"/>
+          <w:b/>
+          <w:bCs/>
+          <w:kern w:val="36"/>
+          <w:sz w:val="48"/>
+          <w:szCs w:val="48"/>
+        </w:rPr>
+      </w:pPr>
+      <w:r>
+        <w:rPr>
+          <w:rFonts w:ascii="Segoe UI Symbol" w:eastAsia="Times New Roman" w:hAnsi="Segoe UI Symbol" w:cs="Segoe UI Symbol"/>
+          <w:b/>
+          <w:bCs/>
+          <w:kern w:val="36"/>
+          <w:sz w:val="48"/>
+          <w:szCs w:val="48"/>
+        </w:rPr>
+        <w:t>🌐</w:t>
+      </w:r>
+      <w:r>
+        <w:rPr>
+          <w:rFonts w:ascii="Times New Roman" w:eastAsia="Times New Roman" w:hAnsi="Times New Roman" w:cs="Times New Roman"/>
+          <w:b/>
+          <w:bCs/>
+          <w:kern w:val="36"/>
+          <w:sz w:val="48"/>
+          <w:szCs w:val="48"/>
+        </w:rPr>
+        <w:t xml:space="preserve"> Module 8: Deployment &amp; Testing</w:t>
+      </w:r>
+    </w:p>
+    <w:p>
+      <w:pPr>
+        <w:spacing w:before="100" w:beforeAutospacing="1" w:after="100" w:afterAutospacing="1" w:line="240" w:lineRule="auto"/>
+        <w:rPr>
+          <w:rFonts w:ascii="Times New Roman" w:eastAsia="Times New Roman" w:hAnsi="Times New Roman" w:cs="Times New Roman"/>
+          <w:sz w:val="24"/>
+          <w:szCs w:val="24"/>
+        </w:rPr>
+      </w:pPr>
+      <w:r>
+        <w:rPr>
+          <w:rFonts w:ascii="Times New Roman" w:eastAsia="Times New Roman" w:hAnsi="Times New Roman" w:cs="Times New Roman"/>
+          <w:b/>
+          <w:bCs/>
+          <w:sz w:val="24"/>
+          <w:szCs w:val="24"/>
+        </w:rPr>
+        <w:t>Goal:</w:t>
+      </w:r>
+      <w:r>
+        <w:rPr>
+          <w:rFonts w:ascii="Times New Roman" w:eastAsia="Times New Roman" w:hAnsi="Times New Roman" w:cs="Times New Roman"/>
+          <w:sz w:val="24"/>
+          <w:szCs w:val="24"/>
+        </w:rPr>
+        <w:t xml:space="preserve"> Deploy and test your complete system.</w:t>
+      </w:r>
+    </w:p>
+    <w:p>
+      <w:pPr>
+        <w:spacing w:before="100" w:beforeAutospacing="1" w:after="100" w:afterAutospacing="1" w:line="240" w:lineRule="auto"/>
+        <w:outlineLvl w:val="2"/>
+        <w:rPr>
+          <w:rFonts w:ascii="Times New Roman" w:eastAsia="Times New Roman" w:hAnsi="Times New Roman" w:cs="Times New Roman"/>
+          <w:b/>
+          <w:bCs/>
+          <w:sz w:val="27"/>
+          <w:szCs w:val="27"/>
+        </w:rPr>
+      </w:pPr>
+      <w:r>
+        <w:rPr>
+          <w:rFonts w:ascii="Times New Roman" w:eastAsia="Times New Roman" w:hAnsi="Times New Roman" w:cs="Times New Roman"/>
+          <w:b/>
+          <w:bCs/>
+          <w:sz w:val="27"/>
+          <w:szCs w:val="27"/>
+        </w:rPr>
+        <w:t>Tasks</w:t>
+      </w:r>
+    </w:p>
+    <w:p>
+      <w:pPr>
+        <w:numPr>
+          <w:ilvl w:val="0"/>
+          <w:numId w:val="21"/>
+        </w:numPr>
+        <w:spacing w:before="100" w:beforeAutospacing="1" w:after="100" w:afterAutospacing="1" w:line="240" w:lineRule="auto"/>
+        <w:rPr>
+          <w:rFonts w:ascii="Times New Roman" w:eastAsia="Times New Roman" w:hAnsi="Times New Roman" w:cs="Times New Roman"/>
+          <w:sz w:val="24"/>
+          <w:szCs w:val="24"/>
+        </w:rPr>
+      </w:pPr>
+      <w:r>
+        <w:rPr>
+          <w:rFonts w:ascii="Times New Roman" w:eastAsia="Times New Roman" w:hAnsi="Times New Roman" w:cs="Times New Roman"/>
+          <w:sz w:val="24"/>
+          <w:szCs w:val="24"/>
+        </w:rPr>
+        <w:t xml:space="preserve">Write </w:t>
+      </w:r>
+      <w:proofErr w:type="spellStart"/>
+      <w:r>
+        <w:rPr>
+          <w:rFonts w:ascii="Times New Roman" w:eastAsia="Times New Roman" w:hAnsi="Times New Roman" w:cs="Times New Roman"/>
+          <w:sz w:val="24"/>
+          <w:szCs w:val="24"/>
+        </w:rPr>
+        <w:t>Dockerfile</w:t>
+      </w:r>
+      <w:proofErr w:type="spellEnd"/>
+    </w:p>
+    <w:p>
+      <w:pPr>
+        <w:numPr>
+          <w:ilvl w:val="0"/>
+          <w:numId w:val="21"/>
+        </w:numPr>
+        <w:spacing w:before="100" w:beforeAutospacing="1" w:after="100" w:afterAutospacing="1" w:line="240" w:lineRule="auto"/>
+        <w:rPr>
+          <w:rFonts w:ascii="Times New Roman" w:eastAsia="Times New Roman" w:hAnsi="Times New Roman" w:cs="Times New Roman"/>
+          <w:sz w:val="24"/>
+          <w:szCs w:val="24"/>
+        </w:rPr>
+      </w:pPr>
+      <w:r>
+        <w:rPr>
+          <w:rFonts w:ascii="Times New Roman" w:eastAsia="Times New Roman" w:hAnsi="Times New Roman" w:cs="Times New Roman"/>
+          <w:sz w:val="24"/>
+          <w:szCs w:val="24"/>
+        </w:rPr>
+        <w:t xml:space="preserve">Create </w:t>
+      </w:r>
+      <w:proofErr w:type="spellStart"/>
+      <w:r>
+        <w:rPr>
+          <w:rFonts w:ascii="Times New Roman" w:eastAsia="Times New Roman" w:hAnsi="Times New Roman" w:cs="Times New Roman"/>
+          <w:sz w:val="24"/>
+          <w:szCs w:val="24"/>
+        </w:rPr>
+        <w:t>docker</w:t>
+      </w:r>
+      <w:proofErr w:type="spellEnd"/>
+      <w:r>
+        <w:rPr>
+          <w:rFonts w:ascii="Times New Roman" w:eastAsia="Times New Roman" w:hAnsi="Times New Roman" w:cs="Times New Roman"/>
+          <w:sz w:val="24"/>
+          <w:szCs w:val="24"/>
+        </w:rPr>
+        <w:t>-compose for local</w:t>
+      </w:r>
+    </w:p>
+    <w:p>
+      <w:pPr>
+        <w:numPr>
+          <w:ilvl w:val="0"/>
+          <w:numId w:val="21"/>
+        </w:numPr>
+        <w:spacing w:before="100" w:beforeAutospacing="1" w:after="100" w:afterAutospacing="1" w:line="240" w:lineRule="auto"/>
+        <w:rPr>
+          <w:rFonts w:ascii="Times New Roman" w:eastAsia="Times New Roman" w:hAnsi="Times New Roman" w:cs="Times New Roman"/>
+          <w:sz w:val="24"/>
+          <w:szCs w:val="24"/>
+        </w:rPr>
+      </w:pPr>
+      <w:r>
+        <w:rPr>
+          <w:rFonts w:ascii="Times New Roman" w:eastAsia="Times New Roman" w:hAnsi="Times New Roman" w:cs="Times New Roman"/>
+          <w:sz w:val="24"/>
+          <w:szCs w:val="24"/>
+        </w:rPr>
+        <w:t xml:space="preserve">Push to </w:t>
+      </w:r>
+      <w:proofErr w:type="spellStart"/>
+      <w:r>
+        <w:rPr>
+          <w:rFonts w:ascii="Times New Roman" w:eastAsia="Times New Roman" w:hAnsi="Times New Roman" w:cs="Times New Roman"/>
+          <w:sz w:val="24"/>
+          <w:szCs w:val="24"/>
+        </w:rPr>
+        <w:t>GitHub</w:t>
+      </w:r>
+      <w:proofErr w:type="spellEnd"/>
+    </w:p>
+    <w:p>
+      <w:pPr>
+        <w:numPr>
+          <w:ilvl w:val="0"/>
+          <w:numId w:val="21"/>
+        </w:numPr>
+        <w:spacing w:before="100" w:beforeAutospacing="1" w:after="100" w:afterAutospacing="1" w:line="240" w:lineRule="auto"/>
+        <w:rPr>
+          <w:rFonts w:ascii="Times New Roman" w:eastAsia="Times New Roman" w:hAnsi="Times New Roman" w:cs="Times New Roman"/>
+          <w:sz w:val="24"/>
+          <w:szCs w:val="24"/>
+        </w:rPr>
+      </w:pPr>
+      <w:r>
+        <w:rPr>
+          <w:rFonts w:ascii="Times New Roman" w:eastAsia="Times New Roman" w:hAnsi="Times New Roman" w:cs="Times New Roman"/>
+          <w:sz w:val="24"/>
+          <w:szCs w:val="24"/>
+        </w:rPr>
+        <w:t>Deploy backend to Render</w:t>
+      </w:r>
+    </w:p>
+    <w:p>
+      <w:pPr>
+        <w:numPr>
+          <w:ilvl w:val="0"/>
+          <w:numId w:val="21"/>
+        </w:numPr>
+        <w:spacing w:before="100" w:beforeAutospacing="1" w:after="100" w:afterAutospacing="1" w:line="240" w:lineRule="auto"/>
+        <w:rPr>
+          <w:rFonts w:ascii="Times New Roman" w:eastAsia="Times New Roman" w:hAnsi="Times New Roman" w:cs="Times New Roman"/>
+          <w:sz w:val="24"/>
+          <w:szCs w:val="24"/>
+        </w:rPr>
+      </w:pPr>
+      <w:r>
+        <w:rPr>
+          <w:rFonts w:ascii="Times New Roman" w:eastAsia="Times New Roman" w:hAnsi="Times New Roman" w:cs="Times New Roman"/>
+          <w:sz w:val="24"/>
+          <w:szCs w:val="24"/>
+        </w:rPr>
+        <w:t xml:space="preserve">Deploy frontend to </w:t>
+      </w:r>
+      <w:proofErr w:type="spellStart"/>
+      <w:r>
+        <w:rPr>
+          <w:rFonts w:ascii="Times New Roman" w:eastAsia="Times New Roman" w:hAnsi="Times New Roman" w:cs="Times New Roman"/>
+          <w:sz w:val="24"/>
+          <w:szCs w:val="24"/>
+        </w:rPr>
+        <w:t>Vercel</w:t>
+      </w:r>
+      <w:proofErr w:type="spellEnd"/>
+    </w:p>
+    <w:p>
+      <w:pPr>
+        <w:numPr>
+          <w:ilvl w:val="0"/>
+          <w:numId w:val="21"/>
+        </w:numPr>
+        <w:spacing w:before="100" w:beforeAutospacing="1" w:after="100" w:afterAutospacing="1" w:line="240" w:lineRule="auto"/>
+        <w:rPr>
+          <w:rFonts w:ascii="Times New Roman" w:eastAsia="Times New Roman" w:hAnsi="Times New Roman" w:cs="Times New Roman"/>
+          <w:sz w:val="24"/>
+          <w:szCs w:val="24"/>
+        </w:rPr>
+      </w:pPr>
+      <w:r>
+        <w:rPr>
+          <w:rFonts w:ascii="Times New Roman" w:eastAsia="Times New Roman" w:hAnsi="Times New Roman" w:cs="Times New Roman"/>
+          <w:sz w:val="24"/>
+          <w:szCs w:val="24"/>
+        </w:rPr>
+        <w:t>Test live application</w:t>
+      </w:r>
+    </w:p>
+    <w:p>
+      <w:pPr>
+        <w:numPr>
+          <w:ilvl w:val="0"/>
+          <w:numId w:val="21"/>
+        </w:numPr>
+        <w:spacing w:before="100" w:beforeAutospacing="1" w:after="100" w:afterAutospacing="1" w:line="240" w:lineRule="auto"/>
+        <w:rPr>
+          <w:rFonts w:ascii="Times New Roman" w:eastAsia="Times New Roman" w:hAnsi="Times New Roman" w:cs="Times New Roman"/>
+          <w:sz w:val="24"/>
+          <w:szCs w:val="24"/>
+        </w:rPr>
+      </w:pPr>
+      <w:r>
+        <w:rPr>
+          <w:rFonts w:ascii="Times New Roman" w:eastAsia="Times New Roman" w:hAnsi="Times New Roman" w:cs="Times New Roman"/>
+          <w:sz w:val="24"/>
+          <w:szCs w:val="24"/>
+        </w:rPr>
+        <w:t>Add project to portfolio</w:t>
+      </w:r>
+    </w:p>
+    <w:p>
+      <w:pPr>
+        <w:numPr>
+          <w:ilvl w:val="0"/>
+          <w:numId w:val="21"/>
+        </w:numPr>
+        <w:spacing w:before="100" w:beforeAutospacing="1" w:after="100" w:afterAutospacing="1" w:line="240" w:lineRule="auto"/>
+        <w:rPr>
+          <w:rFonts w:ascii="Times New Roman" w:eastAsia="Times New Roman" w:hAnsi="Times New Roman" w:cs="Times New Roman"/>
+          <w:sz w:val="24"/>
+          <w:szCs w:val="24"/>
+        </w:rPr>
+      </w:pPr>
+      <w:r>
+        <w:rPr>
+          <w:rFonts w:ascii="Times New Roman" w:eastAsia="Times New Roman" w:hAnsi="Times New Roman" w:cs="Times New Roman"/>
+          <w:sz w:val="24"/>
+          <w:szCs w:val="24"/>
+        </w:rPr>
+        <w:t>Record demo video</w:t>
+      </w:r>
+    </w:p>
+    <w:p>
+      <w:pPr>
+        <w:spacing w:before="100" w:beforeAutospacing="1" w:after="100" w:afterAutospacing="1" w:line="240" w:lineRule="auto"/>
+        <w:outlineLvl w:val="2"/>
+        <w:rPr>
+          <w:rFonts w:ascii="Times New Roman" w:eastAsia="Times New Roman" w:hAnsi="Times New Roman" w:cs="Times New Roman"/>
+          <w:b/>
+          <w:bCs/>
+          <w:sz w:val="27"/>
+          <w:szCs w:val="27"/>
+        </w:rPr>
+      </w:pPr>
+      <w:r>
+        <w:rPr>
+          <w:rFonts w:ascii="Times New Roman" w:eastAsia="Times New Roman" w:hAnsi="Times New Roman" w:cs="Times New Roman"/>
+          <w:b/>
+          <w:bCs/>
+          <w:sz w:val="27"/>
+          <w:szCs w:val="27"/>
+        </w:rPr>
+        <w:t>Deployment URLs</w:t>
+      </w:r>
+    </w:p>
+    <w:p>
+      <w:pPr>
+        <w:tabs>
+          <w:tab w:val="left" w:pos="916"/>
+          <w:tab w:val="left" w:pos="1832"/>
+          <w:tab w:val="left" w:pos="2748"/>
+          <w:tab w:val="left" w:pos="3664"/>
+          <w:tab w:val="left" w:pos="4580"/>
+          <w:tab w:val="left" w:pos="5496"/>
+          <w:tab w:val="left" w:pos="6412"/>
+          <w:tab w:val="left" w:pos="7328"/>
+          <w:tab w:val="left" w:pos="8244"/>
+          <w:tab w:val="left" w:pos="9160"/>
+          <w:tab w:val="left" w:pos="10076"/>
+          <w:tab w:val="left" w:pos="10992"/>
+          <w:tab w:val="left" w:pos="11908"/>
+          <w:tab w:val="left" w:pos="12824"/>
+          <w:tab w:val="left" w:pos="13740"/>
+          <w:tab w:val="left" w:pos="14656"/>
+        </w:tabs>
+        <w:spacing w:after="0" w:line="240" w:lineRule="auto"/>
+        <w:rPr>
+          <w:rFonts w:ascii="Courier New" w:eastAsia="Times New Roman" w:hAnsi="Courier New" w:cs="Courier New"/>
+          <w:sz w:val="20"/>
+          <w:szCs w:val="20"/>
+        </w:rPr>
+      </w:pPr>
+      <w:r>
+        <w:rPr>
+          <w:rFonts w:ascii="Courier New" w:eastAsia="Times New Roman" w:hAnsi="Courier New" w:cs="Courier New"/>
+          <w:sz w:val="20"/>
+          <w:szCs w:val="20"/>
+        </w:rPr>
+        <w:t>Backend: https://your-app.onrender.com</w:t>
+      </w:r>
+    </w:p>
+    <w:p>
+      <w:pPr>
+        <w:tabs>
+          <w:tab w:val="left" w:pos="916"/>
+          <w:tab w:val="left" w:pos="1832"/>
+          <w:tab w:val="left" w:pos="2748"/>
+          <w:tab w:val="left" w:pos="3664"/>
+          <w:tab w:val="left" w:pos="4580"/>
+          <w:tab w:val="left" w:pos="5496"/>
+          <w:tab w:val="left" w:pos="6412"/>
+          <w:tab w:val="left" w:pos="7328"/>
+          <w:tab w:val="left" w:pos="8244"/>
+          <w:tab w:val="left" w:pos="9160"/>
+          <w:tab w:val="left" w:pos="10076"/>
+          <w:tab w:val="left" w:pos="10992"/>
+          <w:tab w:val="left" w:pos="11908"/>
+          <w:tab w:val="left" w:pos="12824"/>
+          <w:tab w:val="left" w:pos="13740"/>
+          <w:tab w:val="left" w:pos="14656"/>
+        </w:tabs>
+        <w:spacing w:after="0" w:line="240" w:lineRule="auto"/>
+        <w:rPr>
+          <w:rFonts w:ascii="Courier New" w:eastAsia="Times New Roman" w:hAnsi="Courier New" w:cs="Courier New"/>
+          <w:sz w:val="20"/>
+          <w:szCs w:val="20"/>
+        </w:rPr>
+      </w:pPr>
+      <w:r>
+        <w:rPr>
+          <w:rFonts w:ascii="Courier New" w:eastAsia="Times New Roman" w:hAnsi="Courier New" w:cs="Courier New"/>
+          <w:sz w:val="20"/>
+          <w:szCs w:val="20"/>
+        </w:rPr>
+        <w:t>Frontend: https://your-app.vercel.app</w:t>
+      </w:r>
+    </w:p>
+    <w:p>
+      <w:pPr>
+        <w:tabs>
+          <w:tab w:val="left" w:pos="916"/>
+          <w:tab w:val="left" w:pos="1832"/>
+          <w:tab w:val="left" w:pos="2748"/>
+          <w:tab w:val="left" w:pos="3664"/>
+          <w:tab w:val="left" w:pos="4580"/>
+          <w:tab w:val="left" w:pos="5496"/>
+          <w:tab w:val="left" w:pos="6412"/>
+          <w:tab w:val="left" w:pos="7328"/>
+          <w:tab w:val="left" w:pos="8244"/>
+          <w:tab w:val="left" w:pos="9160"/>
+          <w:tab w:val="left" w:pos="10076"/>
+          <w:tab w:val="left" w:pos="10992"/>
+          <w:tab w:val="left" w:pos="11908"/>
+          <w:tab w:val="left" w:pos="12824"/>
+          <w:tab w:val="left" w:pos="13740"/>
+          <w:tab w:val="left" w:pos="14656"/>
+        </w:tabs>
+        <w:spacing w:after="0" w:line="240" w:lineRule="auto"/>
+        <w:rPr>
+          <w:rFonts w:ascii="Courier New" w:eastAsia="Times New Roman" w:hAnsi="Courier New" w:cs="Courier New"/>
+          <w:sz w:val="20"/>
+          <w:szCs w:val="20"/>
+        </w:rPr>
+      </w:pPr>
+      <w:proofErr w:type="spellStart"/>
+      <w:r>
+        <w:rPr>
+          <w:rFonts w:ascii="Courier New" w:eastAsia="Times New Roman" w:hAnsi="Courier New" w:cs="Courier New"/>
+          <w:sz w:val="20"/>
+          <w:szCs w:val="20"/>
+        </w:rPr>
+        <w:t>GitHub</w:t>
+      </w:r>
+      <w:proofErr w:type="spellEnd"/>
+      <w:r>
+        <w:rPr>
+          <w:rFonts w:ascii="Courier New" w:eastAsia="Times New Roman" w:hAnsi="Courier New" w:cs="Courier New"/>
+          <w:sz w:val="20"/>
+          <w:szCs w:val="20"/>
+        </w:rPr>
+        <w:t>: https://github.com/your-name/retail-orchestrator</w:t>
+      </w:r>
+    </w:p>
+    <w:p>
+      <w:pPr>
+        <w:spacing w:after="0" w:line="240" w:lineRule="auto"/>
+        <w:rPr>
+          <w:rFonts w:ascii="Times New Roman" w:eastAsia="Times New Roman" w:hAnsi="Times New Roman" w:cs="Times New Roman"/>
+          <w:sz w:val="24"/>
+          <w:szCs w:val="24"/>
+        </w:rPr>
+      </w:pPr>
+      <w:r>
+        <w:rPr>
+          <w:rFonts w:ascii="Times New Roman" w:eastAsia="Times New Roman" w:hAnsi="Times New Roman" w:cs="Times New Roman"/>
+          <w:sz w:val="24"/>
+          <w:szCs w:val="24"/>
+        </w:rPr>
+        <w:pict>
+          <v:rect id="_x0000_i1051" style="width:0;height:1.5pt" o:hralign="center" o:hrstd="t" o:hr="t" fillcolor="#a0a0a0" stroked="f"/>
+        </w:pict>
+      </w:r>
+    </w:p>
+    <w:p>
+      <w:pPr>
+        <w:spacing w:before="100" w:beforeAutospacing="1" w:after="100" w:afterAutospacing="1" w:line="240" w:lineRule="auto"/>
+        <w:outlineLvl w:val="0"/>
+        <w:rPr>
+          <w:rFonts w:ascii="Times New Roman" w:eastAsia="Times New Roman" w:hAnsi="Times New Roman" w:cs="Times New Roman"/>
+          <w:b/>
+          <w:bCs/>
+          <w:kern w:val="36"/>
+          <w:sz w:val="48"/>
+          <w:szCs w:val="48"/>
+        </w:rPr>
+      </w:pPr>
+      <w:r>
+        <w:rPr>
+          <w:rFonts w:ascii="Segoe UI Symbol" w:eastAsia="Times New Roman" w:hAnsi="Segoe UI Symbol" w:cs="Segoe UI Symbol"/>
+          <w:b/>
+          <w:bCs/>
+          <w:kern w:val="36"/>
+          <w:sz w:val="48"/>
+          <w:szCs w:val="48"/>
+        </w:rPr>
+        <w:t>📊</w:t>
+      </w:r>
+      <w:r>
+        <w:rPr>
+          <w:rFonts w:ascii="Times New Roman" w:eastAsia="Times New Roman" w:hAnsi="Times New Roman" w:cs="Times New Roman"/>
+          <w:b/>
+          <w:bCs/>
+          <w:kern w:val="36"/>
+          <w:sz w:val="48"/>
+          <w:szCs w:val="48"/>
+        </w:rPr>
+        <w:t xml:space="preserve"> Progress Tracker</w:t>
+      </w:r>
+    </w:p>
+    <w:tbl>
+      <w:tblPr>
+        <w:tblW w:w="0" w:type="auto"/>
+        <w:tblCellSpacing w:w="15" w:type="dxa"/>
+        <w:tblCellMar>
+          <w:top w:w="15" w:type="dxa"/>
+          <w:left w:w="15" w:type="dxa"/>
+          <w:bottom w:w="15" w:type="dxa"/>
+          <w:right w:w="15" w:type="dxa"/>
+        </w:tblCellMar>
+        <w:tblLook w:val="04A0" w:firstRow="1" w:lastRow="0" w:firstColumn="1" w:lastColumn="0" w:noHBand="0" w:noVBand="1"/>
+      </w:tblPr>
+      <w:tblGrid>
+        <w:gridCol w:w="2415"/>
+        <w:gridCol w:w="701"/>
+        <w:gridCol w:w="555"/>
+      </w:tblGrid>
+      <w:tr>
+        <w:trPr>
+          <w:tblCellSpacing w:w="15" w:type="dxa"/>
+        </w:trPr>
+        <w:tc>
+          <w:tcPr>
+            <w:tcW w:w="0" w:type="auto"/>
+            <w:vAlign w:val="center"/>
+            <w:hideMark/>
+          </w:tcPr>
+          <w:p>
+            <w:pPr>
+              <w:spacing w:after="0" w:line="240" w:lineRule="auto"/>
+              <w:jc w:val="center"/>
+              <w:rPr>
+                <w:rFonts w:ascii="Times New Roman" w:eastAsia="Times New Roman" w:hAnsi="Times New Roman" w:cs="Times New Roman"/>
+                <w:b/>
+                <w:bCs/>
+                <w:sz w:val="24"/>
+                <w:szCs w:val="24"/>
+              </w:rPr>
+            </w:pPr>
+            <w:r>
+              <w:rPr>
+                <w:rFonts w:ascii="Times New Roman" w:eastAsia="Times New Roman" w:hAnsi="Times New Roman" w:cs="Times New Roman"/>
+                <w:b/>
+                <w:bCs/>
+                <w:sz w:val="24"/>
+                <w:szCs w:val="24"/>
+              </w:rPr>
+              <w:lastRenderedPageBreak/>
+              <w:t>Module</w:t>
+            </w:r>
+          </w:p>
+        </w:tc>
+        <w:tc>
+          <w:tcPr>
+            <w:tcW w:w="0" w:type="auto"/>
+            <w:vAlign w:val="center"/>
+            <w:hideMark/>
+          </w:tcPr>
+          <w:p>
+            <w:pPr>
+              <w:spacing w:after="0" w:line="240" w:lineRule="auto"/>
+              <w:jc w:val="center"/>
+              <w:rPr>
+                <w:rFonts w:ascii="Times New Roman" w:eastAsia="Times New Roman" w:hAnsi="Times New Roman" w:cs="Times New Roman"/>
+                <w:b/>
+                <w:bCs/>
+                <w:sz w:val="24"/>
+                <w:szCs w:val="24"/>
+              </w:rPr>
+            </w:pPr>
+            <w:r>
+              <w:rPr>
+                <w:rFonts w:ascii="Times New Roman" w:eastAsia="Times New Roman" w:hAnsi="Times New Roman" w:cs="Times New Roman"/>
+                <w:b/>
+                <w:bCs/>
+                <w:sz w:val="24"/>
+                <w:szCs w:val="24"/>
+              </w:rPr>
+              <w:t>Status</w:t>
+            </w:r>
+          </w:p>
+        </w:tc>
+        <w:tc>
+          <w:tcPr>
+            <w:tcW w:w="0" w:type="auto"/>
+            <w:vAlign w:val="center"/>
+            <w:hideMark/>
+          </w:tcPr>
+          <w:p>
+            <w:pPr>
+              <w:spacing w:after="0" w:line="240" w:lineRule="auto"/>
+              <w:jc w:val="center"/>
+              <w:rPr>
+                <w:rFonts w:ascii="Times New Roman" w:eastAsia="Times New Roman" w:hAnsi="Times New Roman" w:cs="Times New Roman"/>
+                <w:b/>
+                <w:bCs/>
+                <w:sz w:val="24"/>
+                <w:szCs w:val="24"/>
+              </w:rPr>
+            </w:pPr>
+            <w:r>
+              <w:rPr>
+                <w:rFonts w:ascii="Times New Roman" w:eastAsia="Times New Roman" w:hAnsi="Times New Roman" w:cs="Times New Roman"/>
+                <w:b/>
+                <w:bCs/>
+                <w:sz w:val="24"/>
+                <w:szCs w:val="24"/>
+              </w:rPr>
+              <w:t>Date</w:t>
+            </w:r>
+          </w:p>
+        </w:tc>
+      </w:tr>
+      <w:tr>
+        <w:trPr>
+          <w:tblCellSpacing w:w="15" w:type="dxa"/>
+        </w:trPr>
+        <w:tc>
+          <w:tcPr>
+            <w:tcW w:w="0" w:type="auto"/>
+            <w:vAlign w:val="center"/>
+            <w:hideMark/>
+          </w:tcPr>
+          <w:p>
+            <w:pPr>
+              <w:spacing w:after="0" w:line="240" w:lineRule="auto"/>
+              <w:rPr>
+                <w:rFonts w:ascii="Times New Roman" w:eastAsia="Times New Roman" w:hAnsi="Times New Roman" w:cs="Times New Roman"/>
+                <w:sz w:val="24"/>
+                <w:szCs w:val="24"/>
+              </w:rPr>
+            </w:pPr>
+            <w:r>
+              <w:rPr>
+                <w:rFonts w:ascii="Times New Roman" w:eastAsia="Times New Roman" w:hAnsi="Times New Roman" w:cs="Times New Roman"/>
+                <w:sz w:val="24"/>
+                <w:szCs w:val="24"/>
+              </w:rPr>
+              <w:t>Module 1: Setup</w:t>
+            </w:r>
+          </w:p>
+        </w:tc>
+        <w:tc>
+          <w:tcPr>
+            <w:tcW w:w="0" w:type="auto"/>
+            <w:vAlign w:val="center"/>
+            <w:hideMark/>
+          </w:tcPr>
+          <w:p>
+            <w:pPr>
+              <w:spacing w:after="0" w:line="240" w:lineRule="auto"/>
+              <w:rPr>
+                <w:rFonts w:ascii="Times New Roman" w:eastAsia="Times New Roman" w:hAnsi="Times New Roman" w:cs="Times New Roman"/>
+                <w:sz w:val="24"/>
+                <w:szCs w:val="24"/>
+              </w:rPr>
+            </w:pPr>
+            <w:r>
+              <w:rPr>
+                <w:rFonts w:ascii="Segoe UI Symbol" w:eastAsia="Times New Roman" w:hAnsi="Segoe UI Symbol" w:cs="Segoe UI Symbol"/>
+                <w:sz w:val="24"/>
+                <w:szCs w:val="24"/>
+              </w:rPr>
+              <w:t>⬜</w:t>
+            </w:r>
+          </w:p>
+        </w:tc>
+        <w:tc>
+          <w:tcPr>
+            <w:tcW w:w="0" w:type="auto"/>
+            <w:vAlign w:val="center"/>
+            <w:hideMark/>
+          </w:tcPr>
+          <w:p>
+            <w:pPr>
+              <w:spacing w:after="0" w:line="240" w:lineRule="auto"/>
+              <w:rPr>
+                <w:rFonts w:ascii="Times New Roman" w:eastAsia="Times New Roman" w:hAnsi="Times New Roman" w:cs="Times New Roman"/>
+                <w:sz w:val="24"/>
+                <w:szCs w:val="24"/>
+              </w:rPr>
+            </w:pPr>
+            <w:r>
+              <w:rPr>
+                <w:rFonts w:ascii="Times New Roman" w:eastAsia="Times New Roman" w:hAnsi="Times New Roman" w:cs="Times New Roman"/>
+                <w:sz w:val="24"/>
+                <w:szCs w:val="24"/>
+              </w:rPr>
+              <w:t>-</w:t>
+            </w:r>
+          </w:p>
+        </w:tc>
+      </w:tr>
+      <w:tr>
+        <w:trPr>
+          <w:tblCellSpacing w:w="15" w:type="dxa"/>
+        </w:trPr>
+        <w:tc>
+          <w:tcPr>
+            <w:tcW w:w="0" w:type="auto"/>
+            <w:vAlign w:val="center"/>
+            <w:hideMark/>
+          </w:tcPr>
+          <w:p>
+            <w:pPr>
+              <w:spacing w:after="0" w:line="240" w:lineRule="auto"/>
+              <w:rPr>
+                <w:rFonts w:ascii="Times New Roman" w:eastAsia="Times New Roman" w:hAnsi="Times New Roman" w:cs="Times New Roman"/>
+                <w:sz w:val="24"/>
+                <w:szCs w:val="24"/>
+              </w:rPr>
+            </w:pPr>
+            <w:r>
+              <w:rPr>
+                <w:rFonts w:ascii="Times New Roman" w:eastAsia="Times New Roman" w:hAnsi="Times New Roman" w:cs="Times New Roman"/>
+                <w:sz w:val="24"/>
+                <w:szCs w:val="24"/>
+              </w:rPr>
+              <w:t>Module 2: Database</w:t>
+            </w:r>
+          </w:p>
+        </w:tc>
+        <w:tc>
+          <w:tcPr>
+            <w:tcW w:w="0" w:type="auto"/>
+            <w:vAlign w:val="center"/>
+            <w:hideMark/>
+          </w:tcPr>
+          <w:p>
+            <w:pPr>
+              <w:spacing w:after="0" w:line="240" w:lineRule="auto"/>
+              <w:rPr>
+                <w:rFonts w:ascii="Times New Roman" w:eastAsia="Times New Roman" w:hAnsi="Times New Roman" w:cs="Times New Roman"/>
+                <w:sz w:val="24"/>
+                <w:szCs w:val="24"/>
+              </w:rPr>
+            </w:pPr>
+            <w:r>
+              <w:rPr>
+                <w:rFonts w:ascii="Segoe UI Symbol" w:eastAsia="Times New Roman" w:hAnsi="Segoe UI Symbol" w:cs="Segoe UI Symbol"/>
+                <w:sz w:val="24"/>
+                <w:szCs w:val="24"/>
+              </w:rPr>
+              <w:t>⬜</w:t>
+            </w:r>
+          </w:p>
+        </w:tc>
+        <w:tc>
+          <w:tcPr>
+            <w:tcW w:w="0" w:type="auto"/>
+            <w:vAlign w:val="center"/>
+            <w:hideMark/>
+          </w:tcPr>
+          <w:p>
+            <w:pPr>
+              <w:spacing w:after="0" w:line="240" w:lineRule="auto"/>
+              <w:rPr>
+                <w:rFonts w:ascii="Times New Roman" w:eastAsia="Times New Roman" w:hAnsi="Times New Roman" w:cs="Times New Roman"/>
+                <w:sz w:val="24"/>
+                <w:szCs w:val="24"/>
+              </w:rPr>
+            </w:pPr>
+            <w:r>
+              <w:rPr>
+                <w:rFonts w:ascii="Times New Roman" w:eastAsia="Times New Roman" w:hAnsi="Times New Roman" w:cs="Times New Roman"/>
+                <w:sz w:val="24"/>
+                <w:szCs w:val="24"/>
+              </w:rPr>
+              <w:t>-</w:t>
+            </w:r>
+          </w:p>
+        </w:tc>
+      </w:tr>
+      <w:tr>
+        <w:trPr>
+          <w:tblCellSpacing w:w="15" w:type="dxa"/>
+        </w:trPr>
+        <w:tc>
+          <w:tcPr>
+            <w:tcW w:w="0" w:type="auto"/>
+            <w:vAlign w:val="center"/>
+            <w:hideMark/>
+          </w:tcPr>
+          <w:p>
+            <w:pPr>
+              <w:spacing w:after="0" w:line="240" w:lineRule="auto"/>
+              <w:rPr>
+                <w:rFonts w:ascii="Times New Roman" w:eastAsia="Times New Roman" w:hAnsi="Times New Roman" w:cs="Times New Roman"/>
+                <w:sz w:val="24"/>
+                <w:szCs w:val="24"/>
+              </w:rPr>
+            </w:pPr>
+            <w:r>
+              <w:rPr>
+                <w:rFonts w:ascii="Times New Roman" w:eastAsia="Times New Roman" w:hAnsi="Times New Roman" w:cs="Times New Roman"/>
+                <w:sz w:val="24"/>
+                <w:szCs w:val="24"/>
+              </w:rPr>
+              <w:t xml:space="preserve">Module 3: LLM </w:t>
+            </w:r>
+            <w:proofErr w:type="spellStart"/>
+            <w:r>
+              <w:rPr>
+                <w:rFonts w:ascii="Times New Roman" w:eastAsia="Times New Roman" w:hAnsi="Times New Roman" w:cs="Times New Roman"/>
+                <w:sz w:val="24"/>
+                <w:szCs w:val="24"/>
+              </w:rPr>
+              <w:t>Config</w:t>
+            </w:r>
+            <w:proofErr w:type="spellEnd"/>
+          </w:p>
+        </w:tc>
+        <w:tc>
+          <w:tcPr>
+            <w:tcW w:w="0" w:type="auto"/>
+            <w:vAlign w:val="center"/>
+            <w:hideMark/>
+          </w:tcPr>
+          <w:p>
+            <w:pPr>
+              <w:spacing w:after="0" w:line="240" w:lineRule="auto"/>
+              <w:rPr>
+                <w:rFonts w:ascii="Times New Roman" w:eastAsia="Times New Roman" w:hAnsi="Times New Roman" w:cs="Times New Roman"/>
+                <w:sz w:val="24"/>
+                <w:szCs w:val="24"/>
+              </w:rPr>
+            </w:pPr>
+            <w:r>
+              <w:rPr>
+                <w:rFonts w:ascii="Segoe UI Symbol" w:eastAsia="Times New Roman" w:hAnsi="Segoe UI Symbol" w:cs="Segoe UI Symbol"/>
+                <w:sz w:val="24"/>
+                <w:szCs w:val="24"/>
+              </w:rPr>
+              <w:t>⬜</w:t>
+            </w:r>
+          </w:p>
+        </w:tc>
+        <w:tc>
+          <w:tcPr>
+            <w:tcW w:w="0" w:type="auto"/>
+            <w:vAlign w:val="center"/>
+            <w:hideMark/>
+          </w:tcPr>
+          <w:p>
+            <w:pPr>
+              <w:spacing w:after="0" w:line="240" w:lineRule="auto"/>
+              <w:rPr>
+                <w:rFonts w:ascii="Times New Roman" w:eastAsia="Times New Roman" w:hAnsi="Times New Roman" w:cs="Times New Roman"/>
+                <w:sz w:val="24"/>
+                <w:szCs w:val="24"/>
+              </w:rPr>
+            </w:pPr>
+            <w:r>
+              <w:rPr>
+                <w:rFonts w:ascii="Times New Roman" w:eastAsia="Times New Roman" w:hAnsi="Times New Roman" w:cs="Times New Roman"/>
+                <w:sz w:val="24"/>
+                <w:szCs w:val="24"/>
+              </w:rPr>
+              <w:t>-</w:t>
+            </w:r>
+          </w:p>
+        </w:tc>
+      </w:tr>
+      <w:tr>
+        <w:trPr>
+          <w:tblCellSpacing w:w="15" w:type="dxa"/>
+        </w:trPr>
+        <w:tc>
+          <w:tcPr>
+            <w:tcW w:w="0" w:type="auto"/>
+            <w:vAlign w:val="center"/>
+            <w:hideMark/>
+          </w:tcPr>
+          <w:p>
+            <w:pPr>
+              <w:spacing w:after="0" w:line="240" w:lineRule="auto"/>
+              <w:rPr>
+                <w:rFonts w:ascii="Times New Roman" w:eastAsia="Times New Roman" w:hAnsi="Times New Roman" w:cs="Times New Roman"/>
+                <w:sz w:val="24"/>
+                <w:szCs w:val="24"/>
+              </w:rPr>
+            </w:pPr>
+            <w:r>
+              <w:rPr>
+                <w:rFonts w:ascii="Times New Roman" w:eastAsia="Times New Roman" w:hAnsi="Times New Roman" w:cs="Times New Roman"/>
+                <w:sz w:val="24"/>
+                <w:szCs w:val="24"/>
+              </w:rPr>
+              <w:t>Module 4: Agents</w:t>
+            </w:r>
+          </w:p>
+        </w:tc>
+        <w:tc>
+          <w:tcPr>
+            <w:tcW w:w="0" w:type="auto"/>
+            <w:vAlign w:val="center"/>
+            <w:hideMark/>
+          </w:tcPr>
+          <w:p>
+            <w:pPr>
+              <w:spacing w:after="0" w:line="240" w:lineRule="auto"/>
+              <w:rPr>
+                <w:rFonts w:ascii="Times New Roman" w:eastAsia="Times New Roman" w:hAnsi="Times New Roman" w:cs="Times New Roman"/>
+                <w:sz w:val="24"/>
+                <w:szCs w:val="24"/>
+              </w:rPr>
+            </w:pPr>
+            <w:r>
+              <w:rPr>
+                <w:rFonts w:ascii="Segoe UI Symbol" w:eastAsia="Times New Roman" w:hAnsi="Segoe UI Symbol" w:cs="Segoe UI Symbol"/>
+                <w:sz w:val="24"/>
+                <w:szCs w:val="24"/>
+              </w:rPr>
+              <w:t>⬜</w:t>
+            </w:r>
+          </w:p>
+        </w:tc>
+        <w:tc>
+          <w:tcPr>
+            <w:tcW w:w="0" w:type="auto"/>
+            <w:vAlign w:val="center"/>
+            <w:hideMark/>
+          </w:tcPr>
+          <w:p>
+            <w:pPr>
+              <w:spacing w:after="0" w:line="240" w:lineRule="auto"/>
+              <w:rPr>
+                <w:rFonts w:ascii="Times New Roman" w:eastAsia="Times New Roman" w:hAnsi="Times New Roman" w:cs="Times New Roman"/>
+                <w:sz w:val="24"/>
+                <w:szCs w:val="24"/>
+              </w:rPr>
+            </w:pPr>
+            <w:r>
+              <w:rPr>
+                <w:rFonts w:ascii="Times New Roman" w:eastAsia="Times New Roman" w:hAnsi="Times New Roman" w:cs="Times New Roman"/>
+                <w:sz w:val="24"/>
+                <w:szCs w:val="24"/>
+              </w:rPr>
+              <w:t>-</w:t>
+            </w:r>
+          </w:p>
+        </w:tc>
+      </w:tr>
+      <w:tr>
+        <w:trPr>
+          <w:tblCellSpacing w:w="15" w:type="dxa"/>
+        </w:trPr>
+        <w:tc>
+          <w:tcPr>
+            <w:tcW w:w="0" w:type="auto"/>
+            <w:vAlign w:val="center"/>
+            <w:hideMark/>
+          </w:tcPr>
+          <w:p>
+            <w:pPr>
+              <w:spacing w:after="0" w:line="240" w:lineRule="auto"/>
+              <w:rPr>
+                <w:rFonts w:ascii="Times New Roman" w:eastAsia="Times New Roman" w:hAnsi="Times New Roman" w:cs="Times New Roman"/>
+                <w:sz w:val="24"/>
+                <w:szCs w:val="24"/>
+              </w:rPr>
+            </w:pPr>
+            <w:r>
+              <w:rPr>
+                <w:rFonts w:ascii="Times New Roman" w:eastAsia="Times New Roman" w:hAnsi="Times New Roman" w:cs="Times New Roman"/>
+                <w:sz w:val="24"/>
+                <w:szCs w:val="24"/>
+              </w:rPr>
+              <w:t>Module 5: Supervisor</w:t>
+            </w:r>
+          </w:p>
+        </w:tc>
+        <w:tc>
+          <w:tcPr>
+            <w:tcW w:w="0" w:type="auto"/>
+            <w:vAlign w:val="center"/>
+            <w:hideMark/>
+          </w:tcPr>
+          <w:p>
+            <w:pPr>
+              <w:spacing w:after="0" w:line="240" w:lineRule="auto"/>
+              <w:rPr>
+                <w:rFonts w:ascii="Times New Roman" w:eastAsia="Times New Roman" w:hAnsi="Times New Roman" w:cs="Times New Roman"/>
+                <w:sz w:val="24"/>
+                <w:szCs w:val="24"/>
+              </w:rPr>
+            </w:pPr>
+            <w:r>
+              <w:rPr>
+                <w:rFonts w:ascii="Segoe UI Symbol" w:eastAsia="Times New Roman" w:hAnsi="Segoe UI Symbol" w:cs="Segoe UI Symbol"/>
+                <w:sz w:val="24"/>
+                <w:szCs w:val="24"/>
+              </w:rPr>
+              <w:t>⬜</w:t>
+            </w:r>
+          </w:p>
+        </w:tc>
+        <w:tc>
+          <w:tcPr>
+            <w:tcW w:w="0" w:type="auto"/>
+            <w:vAlign w:val="center"/>
+            <w:hideMark/>
+          </w:tcPr>
+          <w:p>
+            <w:pPr>
+              <w:spacing w:after="0" w:line="240" w:lineRule="auto"/>
+              <w:rPr>
+                <w:rFonts w:ascii="Times New Roman" w:eastAsia="Times New Roman" w:hAnsi="Times New Roman" w:cs="Times New Roman"/>
+                <w:sz w:val="24"/>
+                <w:szCs w:val="24"/>
+              </w:rPr>
+            </w:pPr>
+            <w:r>
+              <w:rPr>
+                <w:rFonts w:ascii="Times New Roman" w:eastAsia="Times New Roman" w:hAnsi="Times New Roman" w:cs="Times New Roman"/>
+                <w:sz w:val="24"/>
+                <w:szCs w:val="24"/>
+              </w:rPr>
+              <w:t>-</w:t>
+            </w:r>
+          </w:p>
+        </w:tc>
+      </w:tr>
+      <w:tr>
+        <w:trPr>
+          <w:tblCellSpacing w:w="15" w:type="dxa"/>
+        </w:trPr>
+        <w:tc>
+          <w:tcPr>
+            <w:tcW w:w="0" w:type="auto"/>
+            <w:vAlign w:val="center"/>
+            <w:hideMark/>
+          </w:tcPr>
+          <w:p>
+            <w:pPr>
+              <w:spacing w:after="0" w:line="240" w:lineRule="auto"/>
+              <w:rPr>
+                <w:rFonts w:ascii="Times New Roman" w:eastAsia="Times New Roman" w:hAnsi="Times New Roman" w:cs="Times New Roman"/>
+                <w:sz w:val="24"/>
+                <w:szCs w:val="24"/>
+              </w:rPr>
+            </w:pPr>
+            <w:r>
+              <w:rPr>
+                <w:rFonts w:ascii="Times New Roman" w:eastAsia="Times New Roman" w:hAnsi="Times New Roman" w:cs="Times New Roman"/>
+                <w:sz w:val="24"/>
+                <w:szCs w:val="24"/>
+              </w:rPr>
+              <w:t>Module 6: Backend API</w:t>
+            </w:r>
+          </w:p>
+        </w:tc>
+        <w:tc>
+          <w:tcPr>
+            <w:tcW w:w="0" w:type="auto"/>
+            <w:vAlign w:val="center"/>
+            <w:hideMark/>
+          </w:tcPr>
+          <w:p>
+            <w:pPr>
+              <w:spacing w:after="0" w:line="240" w:lineRule="auto"/>
+              <w:rPr>
+                <w:rFonts w:ascii="Times New Roman" w:eastAsia="Times New Roman" w:hAnsi="Times New Roman" w:cs="Times New Roman"/>
+                <w:sz w:val="24"/>
+                <w:szCs w:val="24"/>
+              </w:rPr>
+            </w:pPr>
+            <w:r>
+              <w:rPr>
+                <w:rFonts w:ascii="Segoe UI Symbol" w:eastAsia="Times New Roman" w:hAnsi="Segoe UI Symbol" w:cs="Segoe UI Symbol"/>
+                <w:sz w:val="24"/>
+                <w:szCs w:val="24"/>
+              </w:rPr>
+              <w:t>⬜</w:t>
+            </w:r>
+          </w:p>
+        </w:tc>
+        <w:tc>
+          <w:tcPr>
+            <w:tcW w:w="0" w:type="auto"/>
+            <w:vAlign w:val="center"/>
+            <w:hideMark/>
+          </w:tcPr>
+          <w:p>
+            <w:pPr>
+              <w:spacing w:after="0" w:line="240" w:lineRule="auto"/>
+              <w:rPr>
+                <w:rFonts w:ascii="Times New Roman" w:eastAsia="Times New Roman" w:hAnsi="Times New Roman" w:cs="Times New Roman"/>
+                <w:sz w:val="24"/>
+                <w:szCs w:val="24"/>
+              </w:rPr>
+            </w:pPr>
+            <w:r>
+              <w:rPr>
+                <w:rFonts w:ascii="Times New Roman" w:eastAsia="Times New Roman" w:hAnsi="Times New Roman" w:cs="Times New Roman"/>
+                <w:sz w:val="24"/>
+                <w:szCs w:val="24"/>
+              </w:rPr>
+              <w:t>-</w:t>
+            </w:r>
+          </w:p>
+        </w:tc>
+      </w:tr>
+      <w:tr>
+        <w:trPr>
+          <w:tblCellSpacing w:w="15" w:type="dxa"/>
+        </w:trPr>
+        <w:tc>
+          <w:tcPr>
+            <w:tcW w:w="0" w:type="auto"/>
+            <w:vAlign w:val="center"/>
+            <w:hideMark/>
+          </w:tcPr>
+          <w:p>
+            <w:pPr>
+              <w:spacing w:after="0" w:line="240" w:lineRule="auto"/>
+              <w:rPr>
+                <w:rFonts w:ascii="Times New Roman" w:eastAsia="Times New Roman" w:hAnsi="Times New Roman" w:cs="Times New Roman"/>
+                <w:sz w:val="24"/>
+                <w:szCs w:val="24"/>
+              </w:rPr>
+            </w:pPr>
+            <w:r>
+              <w:rPr>
+                <w:rFonts w:ascii="Times New Roman" w:eastAsia="Times New Roman" w:hAnsi="Times New Roman" w:cs="Times New Roman"/>
+                <w:sz w:val="24"/>
+                <w:szCs w:val="24"/>
+              </w:rPr>
+              <w:t>Module 7: Frontend UI</w:t>
+            </w:r>
+          </w:p>
+        </w:tc>
+        <w:tc>
+          <w:tcPr>
+            <w:tcW w:w="0" w:type="auto"/>
+            <w:vAlign w:val="center"/>
+            <w:hideMark/>
+          </w:tcPr>
+          <w:p>
+            <w:pPr>
+              <w:spacing w:after="0" w:line="240" w:lineRule="auto"/>
+              <w:rPr>
+                <w:rFonts w:ascii="Times New Roman" w:eastAsia="Times New Roman" w:hAnsi="Times New Roman" w:cs="Times New Roman"/>
+                <w:sz w:val="24"/>
+                <w:szCs w:val="24"/>
+              </w:rPr>
+            </w:pPr>
+            <w:r>
+              <w:rPr>
+                <w:rFonts w:ascii="Segoe UI Symbol" w:eastAsia="Times New Roman" w:hAnsi="Segoe UI Symbol" w:cs="Segoe UI Symbol"/>
+                <w:sz w:val="24"/>
+                <w:szCs w:val="24"/>
+              </w:rPr>
+              <w:t>⬜</w:t>
+            </w:r>
+          </w:p>
+        </w:tc>
+        <w:tc>
+          <w:tcPr>
+            <w:tcW w:w="0" w:type="auto"/>
+            <w:vAlign w:val="center"/>
+            <w:hideMark/>
+          </w:tcPr>
+          <w:p>
+            <w:pPr>
+              <w:spacing w:after="0" w:line="240" w:lineRule="auto"/>
+              <w:rPr>
+                <w:rFonts w:ascii="Times New Roman" w:eastAsia="Times New Roman" w:hAnsi="Times New Roman" w:cs="Times New Roman"/>
+                <w:sz w:val="24"/>
+                <w:szCs w:val="24"/>
+              </w:rPr>
+            </w:pPr>
+            <w:r>
+              <w:rPr>
+                <w:rFonts w:ascii="Times New Roman" w:eastAsia="Times New Roman" w:hAnsi="Times New Roman" w:cs="Times New Roman"/>
+                <w:sz w:val="24"/>
+                <w:szCs w:val="24"/>
+              </w:rPr>
+              <w:t>-</w:t>
+            </w:r>
+          </w:p>
+        </w:tc>
+      </w:tr>
+      <w:tr>
+        <w:trPr>
+          <w:tblCellSpacing w:w="15" w:type="dxa"/>
+        </w:trPr>
+        <w:tc>
+          <w:tcPr>
+            <w:tcW w:w="0" w:type="auto"/>
+            <w:vAlign w:val="center"/>
+            <w:hideMark/>
+          </w:tcPr>
+          <w:p>
+            <w:pPr>
+              <w:spacing w:after="0" w:line="240" w:lineRule="auto"/>
+              <w:rPr>
+                <w:rFonts w:ascii="Times New Roman" w:eastAsia="Times New Roman" w:hAnsi="Times New Roman" w:cs="Times New Roman"/>
+                <w:sz w:val="24"/>
+                <w:szCs w:val="24"/>
+              </w:rPr>
+            </w:pPr>
+            <w:r>
+              <w:rPr>
+                <w:rFonts w:ascii="Times New Roman" w:eastAsia="Times New Roman" w:hAnsi="Times New Roman" w:cs="Times New Roman"/>
+                <w:sz w:val="24"/>
+                <w:szCs w:val="24"/>
+              </w:rPr>
+              <w:t>Module 8: Deployment</w:t>
+            </w:r>
+          </w:p>
+        </w:tc>
+        <w:tc>
+          <w:tcPr>
+            <w:tcW w:w="0" w:type="auto"/>
+            <w:vAlign w:val="center"/>
+            <w:hideMark/>
+          </w:tcPr>
+          <w:p>
+            <w:pPr>
+              <w:spacing w:after="0" w:line="240" w:lineRule="auto"/>
+              <w:rPr>
+                <w:rFonts w:ascii="Times New Roman" w:eastAsia="Times New Roman" w:hAnsi="Times New Roman" w:cs="Times New Roman"/>
+                <w:sz w:val="24"/>
+                <w:szCs w:val="24"/>
+              </w:rPr>
+            </w:pPr>
+            <w:r>
+              <w:rPr>
+                <w:rFonts w:ascii="Segoe UI Symbol" w:eastAsia="Times New Roman" w:hAnsi="Segoe UI Symbol" w:cs="Segoe UI Symbol"/>
+                <w:sz w:val="24"/>
+                <w:szCs w:val="24"/>
+              </w:rPr>
+              <w:t>⬜</w:t>
+            </w:r>
+          </w:p>
+        </w:tc>
+        <w:tc>
+          <w:tcPr>
+            <w:tcW w:w="0" w:type="auto"/>
+            <w:vAlign w:val="center"/>
+            <w:hideMark/>
+          </w:tcPr>
+          <w:p>
+            <w:pPr>
+              <w:spacing w:after="0" w:line="240" w:lineRule="auto"/>
+              <w:rPr>
+                <w:rFonts w:ascii="Times New Roman" w:eastAsia="Times New Roman" w:hAnsi="Times New Roman" w:cs="Times New Roman"/>
+                <w:sz w:val="24"/>
+                <w:szCs w:val="24"/>
+              </w:rPr>
+            </w:pPr>
+            <w:r>
+              <w:rPr>
+                <w:rFonts w:ascii="Times New Roman" w:eastAsia="Times New Roman" w:hAnsi="Times New Roman" w:cs="Times New Roman"/>
+                <w:sz w:val="24"/>
+                <w:szCs w:val="24"/>
+              </w:rPr>
+              <w:t>-</w:t>
+            </w:r>
+          </w:p>
+        </w:tc>
+      </w:tr>
+    </w:tbl>
+    <w:p>
+      <w:pPr>
+        <w:spacing w:after="0" w:line="240" w:lineRule="auto"/>
+        <w:rPr>
+          <w:rFonts w:ascii="Times New Roman" w:eastAsia="Times New Roman" w:hAnsi="Times New Roman" w:cs="Times New Roman"/>
+          <w:sz w:val="24"/>
+          <w:szCs w:val="24"/>
+        </w:rPr>
+      </w:pPr>
+      <w:r>
+        <w:rPr>
+          <w:rFonts w:ascii="Times New Roman" w:eastAsia="Times New Roman" w:hAnsi="Times New Roman" w:cs="Times New Roman"/>
+          <w:sz w:val="24"/>
+          <w:szCs w:val="24"/>
+        </w:rPr>
+        <w:pict>
+          <v:rect id="_x0000_i1052" style="width:0;height:1.5pt" o:hralign="center" o:hrstd="t" o:hr="t" fillcolor="#a0a0a0" stroked="f"/>
+        </w:pict>
+      </w:r>
+    </w:p>
+    <w:p>
+      <w:pPr>
+        <w:spacing w:before="100" w:beforeAutospacing="1" w:after="100" w:afterAutospacing="1" w:line="240" w:lineRule="auto"/>
+        <w:outlineLvl w:val="0"/>
+        <w:rPr>
+          <w:rFonts w:ascii="Times New Roman" w:eastAsia="Times New Roman" w:hAnsi="Times New Roman" w:cs="Times New Roman"/>
+          <w:b/>
+          <w:bCs/>
+          <w:kern w:val="36"/>
+          <w:sz w:val="48"/>
+          <w:szCs w:val="48"/>
+        </w:rPr>
+      </w:pPr>
+      <w:r>
+        <w:rPr>
+          <w:rFonts w:ascii="Segoe UI Symbol" w:eastAsia="Times New Roman" w:hAnsi="Segoe UI Symbol" w:cs="Segoe UI Symbol"/>
+          <w:b/>
+          <w:bCs/>
+          <w:kern w:val="36"/>
+          <w:sz w:val="48"/>
+          <w:szCs w:val="48"/>
+        </w:rPr>
+        <w:t>✅</w:t>
+      </w:r>
+      <w:r>
+        <w:rPr>
+          <w:rFonts w:ascii="Times New Roman" w:eastAsia="Times New Roman" w:hAnsi="Times New Roman" w:cs="Times New Roman"/>
+          <w:b/>
+          <w:bCs/>
+          <w:kern w:val="36"/>
+          <w:sz w:val="48"/>
+          <w:szCs w:val="48"/>
+        </w:rPr>
+        <w:t xml:space="preserve"> Ready to Start?</w:t>
+      </w:r>
+    </w:p>
+    <w:p>
+      <w:pPr>
+        <w:spacing w:before="100" w:beforeAutospacing="1" w:after="100" w:afterAutospacing="1" w:line="240" w:lineRule="auto"/>
+        <w:rPr>
+          <w:rFonts w:ascii="Times New Roman" w:eastAsia="Times New Roman" w:hAnsi="Times New Roman" w:cs="Times New Roman"/>
+          <w:sz w:val="24"/>
+          <w:szCs w:val="24"/>
+        </w:rPr>
+      </w:pPr>
+      <w:r>
+        <w:rPr>
+          <w:rFonts w:ascii="Times New Roman" w:eastAsia="Times New Roman" w:hAnsi="Times New Roman" w:cs="Times New Roman"/>
+          <w:sz w:val="24"/>
+          <w:szCs w:val="24"/>
+        </w:rPr>
+        <w:t xml:space="preserve">Let's begin with </w:t>
+      </w:r>
+      <w:r>
+        <w:rPr>
+          <w:rFonts w:ascii="Times New Roman" w:eastAsia="Times New Roman" w:hAnsi="Times New Roman" w:cs="Times New Roman"/>
+          <w:b/>
+          <w:bCs/>
+          <w:sz w:val="24"/>
+          <w:szCs w:val="24"/>
+        </w:rPr>
+        <w:t>Module 1: Setup &amp; Environment</w:t>
+      </w:r>
+      <w:r>
+        <w:rPr>
+          <w:rFonts w:ascii="Times New Roman" w:eastAsia="Times New Roman" w:hAnsi="Times New Roman" w:cs="Times New Roman"/>
+          <w:sz w:val="24"/>
+          <w:szCs w:val="24"/>
+        </w:rPr>
+        <w:t>.</w:t>
+      </w:r>
+    </w:p>
+    <w:p>
+      <w:pPr>
+        <w:spacing w:before="100" w:beforeAutospacing="1" w:after="100" w:afterAutospacing="1" w:line="240" w:lineRule="auto"/>
+        <w:rPr>
+          <w:rFonts w:ascii="Times New Roman" w:eastAsia="Times New Roman" w:hAnsi="Times New Roman" w:cs="Times New Roman"/>
+          <w:sz w:val="24"/>
+          <w:szCs w:val="24"/>
+        </w:rPr>
+      </w:pPr>
+      <w:r>
+        <w:rPr>
+          <w:rFonts w:ascii="Times New Roman" w:eastAsia="Times New Roman" w:hAnsi="Times New Roman" w:cs="Times New Roman"/>
+          <w:sz w:val="24"/>
+          <w:szCs w:val="24"/>
+        </w:rPr>
+        <w:t>Are you ready to create your project folder and set up the environment?</w:t>
+      </w:r>
+    </w:p>
+    <w:p/>
     <w:sectPr>
       <w:pgSz w:w="12240" w:h="15840"/>
       <w:pgMar w:top="1440" w:right="1440" w:bottom="1440" w:left="1440" w:header="708" w:footer="708" w:gutter="0"/>
@@ -7425,6 +14441,155 @@
 <file path=word/numbering.xml><?xml version="1.0" encoding="utf-8"?>
 <w:numbering xmlns:wpc="http://schemas.microsoft.com/office/word/2010/wordprocessingCanvas" xmlns:mc="http://schemas.openxmlformats.org/markup-compatibility/2006" xmlns:o="urn:schemas-microsoft-com:office:office" xmlns:r="http://schemas.openxmlformats.org/officeDocument/2006/relationships" xmlns:m="http://schemas.openxmlformats.org/officeDocument/2006/math" xmlns:v="urn:schemas-microsoft-com:vml" xmlns:wp14="http://schemas.microsoft.com/office/word/2010/wordprocessingDrawing" xmlns:wp="http://schemas.openxmlformats.org/drawingml/2006/wordprocessingDrawing" xmlns:w10="urn:schemas-microsoft-com:office:word" xmlns:w="http://schemas.openxmlformats.org/wordprocessingml/2006/main" xmlns:w14="http://schemas.microsoft.com/office/word/2010/wordml" xmlns:w15="http://schemas.microsoft.com/office/word/2012/wordml" xmlns:wpg="http://schemas.microsoft.com/office/word/2010/wordprocessingGroup" xmlns:wpi="http://schemas.microsoft.com/office/word/2010/wordprocessingInk" xmlns:wne="http://schemas.microsoft.com/office/word/2006/wordml" xmlns:wps="http://schemas.microsoft.com/office/word/2010/wordprocessingShape" mc:Ignorable="w14 w15 wp14">
   <w:abstractNum w:abstractNumId="0">
+    <w:nsid w:val="02356643"/>
+    <w:multiLevelType w:val="multilevel"/>
+    <w:tmpl w:val="B9267E1E"/>
+    <w:lvl w:ilvl="0">
+      <w:start w:val="1"/>
+      <w:numFmt w:val="bullet"/>
+      <w:lvlText w:val=""/>
+      <w:lvlJc w:val="left"/>
+      <w:pPr>
+        <w:tabs>
+          <w:tab w:val="num" w:pos="720"/>
+        </w:tabs>
+        <w:ind w:left="720" w:hanging="360"/>
+      </w:pPr>
+      <w:rPr>
+        <w:rFonts w:ascii="Symbol" w:hAnsi="Symbol" w:hint="default"/>
+        <w:sz w:val="20"/>
+      </w:rPr>
+    </w:lvl>
+    <w:lvl w:ilvl="1" w:tentative="1">
+      <w:start w:val="1"/>
+      <w:numFmt w:val="bullet"/>
+      <w:lvlText w:val="o"/>
+      <w:lvlJc w:val="left"/>
+      <w:pPr>
+        <w:tabs>
+          <w:tab w:val="num" w:pos="1440"/>
+        </w:tabs>
+        <w:ind w:left="1440" w:hanging="360"/>
+      </w:pPr>
+      <w:rPr>
+        <w:rFonts w:ascii="Courier New" w:hAnsi="Courier New" w:hint="default"/>
+        <w:sz w:val="20"/>
+      </w:rPr>
+    </w:lvl>
+    <w:lvl w:ilvl="2" w:tentative="1">
+      <w:start w:val="1"/>
+      <w:numFmt w:val="bullet"/>
+      <w:lvlText w:val=""/>
+      <w:lvlJc w:val="left"/>
+      <w:pPr>
+        <w:tabs>
+          <w:tab w:val="num" w:pos="2160"/>
+        </w:tabs>
+        <w:ind w:left="2160" w:hanging="360"/>
+      </w:pPr>
+      <w:rPr>
+        <w:rFonts w:ascii="Wingdings" w:hAnsi="Wingdings" w:hint="default"/>
+        <w:sz w:val="20"/>
+      </w:rPr>
+    </w:lvl>
+    <w:lvl w:ilvl="3" w:tentative="1">
+      <w:start w:val="1"/>
+      <w:numFmt w:val="bullet"/>
+      <w:lvlText w:val=""/>
+      <w:lvlJc w:val="left"/>
+      <w:pPr>
+        <w:tabs>
+          <w:tab w:val="num" w:pos="2880"/>
+        </w:tabs>
+        <w:ind w:left="2880" w:hanging="360"/>
+      </w:pPr>
+      <w:rPr>
+        <w:rFonts w:ascii="Wingdings" w:hAnsi="Wingdings" w:hint="default"/>
+        <w:sz w:val="20"/>
+      </w:rPr>
+    </w:lvl>
+    <w:lvl w:ilvl="4" w:tentative="1">
+      <w:start w:val="1"/>
+      <w:numFmt w:val="bullet"/>
+      <w:lvlText w:val=""/>
+      <w:lvlJc w:val="left"/>
+      <w:pPr>
+        <w:tabs>
+          <w:tab w:val="num" w:pos="3600"/>
+        </w:tabs>
+        <w:ind w:left="3600" w:hanging="360"/>
+      </w:pPr>
+      <w:rPr>
+        <w:rFonts w:ascii="Wingdings" w:hAnsi="Wingdings" w:hint="default"/>
+        <w:sz w:val="20"/>
+      </w:rPr>
+    </w:lvl>
+    <w:lvl w:ilvl="5" w:tentative="1">
+      <w:start w:val="1"/>
+      <w:numFmt w:val="bullet"/>
+      <w:lvlText w:val=""/>
+      <w:lvlJc w:val="left"/>
+      <w:pPr>
+        <w:tabs>
+          <w:tab w:val="num" w:pos="4320"/>
+        </w:tabs>
+        <w:ind w:left="4320" w:hanging="360"/>
+      </w:pPr>
+      <w:rPr>
+        <w:rFonts w:ascii="Wingdings" w:hAnsi="Wingdings" w:hint="default"/>
+        <w:sz w:val="20"/>
+      </w:rPr>
+    </w:lvl>
+    <w:lvl w:ilvl="6" w:tentative="1">
+      <w:start w:val="1"/>
+      <w:numFmt w:val="bullet"/>
+      <w:lvlText w:val=""/>
+      <w:lvlJc w:val="left"/>
+      <w:pPr>
+        <w:tabs>
+          <w:tab w:val="num" w:pos="5040"/>
+        </w:tabs>
+        <w:ind w:left="5040" w:hanging="360"/>
+      </w:pPr>
+      <w:rPr>
+        <w:rFonts w:ascii="Wingdings" w:hAnsi="Wingdings" w:hint="default"/>
+        <w:sz w:val="20"/>
+      </w:rPr>
+    </w:lvl>
+    <w:lvl w:ilvl="7" w:tentative="1">
+      <w:start w:val="1"/>
+      <w:numFmt w:val="bullet"/>
+      <w:lvlText w:val=""/>
+      <w:lvlJc w:val="left"/>
+      <w:pPr>
+        <w:tabs>
+          <w:tab w:val="num" w:pos="5760"/>
+        </w:tabs>
+        <w:ind w:left="5760" w:hanging="360"/>
+      </w:pPr>
+      <w:rPr>
+        <w:rFonts w:ascii="Wingdings" w:hAnsi="Wingdings" w:hint="default"/>
+        <w:sz w:val="20"/>
+      </w:rPr>
+    </w:lvl>
+    <w:lvl w:ilvl="8" w:tentative="1">
+      <w:start w:val="1"/>
+      <w:numFmt w:val="bullet"/>
+      <w:lvlText w:val=""/>
+      <w:lvlJc w:val="left"/>
+      <w:pPr>
+        <w:tabs>
+          <w:tab w:val="num" w:pos="6480"/>
+        </w:tabs>
+        <w:ind w:left="6480" w:hanging="360"/>
+      </w:pPr>
+      <w:rPr>
+        <w:rFonts w:ascii="Wingdings" w:hAnsi="Wingdings" w:hint="default"/>
+        <w:sz w:val="20"/>
+      </w:rPr>
+    </w:lvl>
+  </w:abstractNum>
+  <w:abstractNum w:abstractNumId="1">
     <w:nsid w:val="06965857"/>
     <w:multiLevelType w:val="multilevel"/>
     <w:tmpl w:val="844CE23E"/>
@@ -7573,7 +14738,156 @@
       </w:rPr>
     </w:lvl>
   </w:abstractNum>
-  <w:abstractNum w:abstractNumId="1">
+  <w:abstractNum w:abstractNumId="2">
+    <w:nsid w:val="1C5E7034"/>
+    <w:multiLevelType w:val="multilevel"/>
+    <w:tmpl w:val="AE0EEC28"/>
+    <w:lvl w:ilvl="0">
+      <w:start w:val="1"/>
+      <w:numFmt w:val="bullet"/>
+      <w:lvlText w:val=""/>
+      <w:lvlJc w:val="left"/>
+      <w:pPr>
+        <w:tabs>
+          <w:tab w:val="num" w:pos="720"/>
+        </w:tabs>
+        <w:ind w:left="720" w:hanging="360"/>
+      </w:pPr>
+      <w:rPr>
+        <w:rFonts w:ascii="Symbol" w:hAnsi="Symbol" w:hint="default"/>
+        <w:sz w:val="20"/>
+      </w:rPr>
+    </w:lvl>
+    <w:lvl w:ilvl="1" w:tentative="1">
+      <w:start w:val="1"/>
+      <w:numFmt w:val="bullet"/>
+      <w:lvlText w:val="o"/>
+      <w:lvlJc w:val="left"/>
+      <w:pPr>
+        <w:tabs>
+          <w:tab w:val="num" w:pos="1440"/>
+        </w:tabs>
+        <w:ind w:left="1440" w:hanging="360"/>
+      </w:pPr>
+      <w:rPr>
+        <w:rFonts w:ascii="Courier New" w:hAnsi="Courier New" w:hint="default"/>
+        <w:sz w:val="20"/>
+      </w:rPr>
+    </w:lvl>
+    <w:lvl w:ilvl="2" w:tentative="1">
+      <w:start w:val="1"/>
+      <w:numFmt w:val="bullet"/>
+      <w:lvlText w:val=""/>
+      <w:lvlJc w:val="left"/>
+      <w:pPr>
+        <w:tabs>
+          <w:tab w:val="num" w:pos="2160"/>
+        </w:tabs>
+        <w:ind w:left="2160" w:hanging="360"/>
+      </w:pPr>
+      <w:rPr>
+        <w:rFonts w:ascii="Wingdings" w:hAnsi="Wingdings" w:hint="default"/>
+        <w:sz w:val="20"/>
+      </w:rPr>
+    </w:lvl>
+    <w:lvl w:ilvl="3" w:tentative="1">
+      <w:start w:val="1"/>
+      <w:numFmt w:val="bullet"/>
+      <w:lvlText w:val=""/>
+      <w:lvlJc w:val="left"/>
+      <w:pPr>
+        <w:tabs>
+          <w:tab w:val="num" w:pos="2880"/>
+        </w:tabs>
+        <w:ind w:left="2880" w:hanging="360"/>
+      </w:pPr>
+      <w:rPr>
+        <w:rFonts w:ascii="Wingdings" w:hAnsi="Wingdings" w:hint="default"/>
+        <w:sz w:val="20"/>
+      </w:rPr>
+    </w:lvl>
+    <w:lvl w:ilvl="4" w:tentative="1">
+      <w:start w:val="1"/>
+      <w:numFmt w:val="bullet"/>
+      <w:lvlText w:val=""/>
+      <w:lvlJc w:val="left"/>
+      <w:pPr>
+        <w:tabs>
+          <w:tab w:val="num" w:pos="3600"/>
+        </w:tabs>
+        <w:ind w:left="3600" w:hanging="360"/>
+      </w:pPr>
+      <w:rPr>
+        <w:rFonts w:ascii="Wingdings" w:hAnsi="Wingdings" w:hint="default"/>
+        <w:sz w:val="20"/>
+      </w:rPr>
+    </w:lvl>
+    <w:lvl w:ilvl="5" w:tentative="1">
+      <w:start w:val="1"/>
+      <w:numFmt w:val="bullet"/>
+      <w:lvlText w:val=""/>
+      <w:lvlJc w:val="left"/>
+      <w:pPr>
+        <w:tabs>
+          <w:tab w:val="num" w:pos="4320"/>
+        </w:tabs>
+        <w:ind w:left="4320" w:hanging="360"/>
+      </w:pPr>
+      <w:rPr>
+        <w:rFonts w:ascii="Wingdings" w:hAnsi="Wingdings" w:hint="default"/>
+        <w:sz w:val="20"/>
+      </w:rPr>
+    </w:lvl>
+    <w:lvl w:ilvl="6" w:tentative="1">
+      <w:start w:val="1"/>
+      <w:numFmt w:val="bullet"/>
+      <w:lvlText w:val=""/>
+      <w:lvlJc w:val="left"/>
+      <w:pPr>
+        <w:tabs>
+          <w:tab w:val="num" w:pos="5040"/>
+        </w:tabs>
+        <w:ind w:left="5040" w:hanging="360"/>
+      </w:pPr>
+      <w:rPr>
+        <w:rFonts w:ascii="Wingdings" w:hAnsi="Wingdings" w:hint="default"/>
+        <w:sz w:val="20"/>
+      </w:rPr>
+    </w:lvl>
+    <w:lvl w:ilvl="7" w:tentative="1">
+      <w:start w:val="1"/>
+      <w:numFmt w:val="bullet"/>
+      <w:lvlText w:val=""/>
+      <w:lvlJc w:val="left"/>
+      <w:pPr>
+        <w:tabs>
+          <w:tab w:val="num" w:pos="5760"/>
+        </w:tabs>
+        <w:ind w:left="5760" w:hanging="360"/>
+      </w:pPr>
+      <w:rPr>
+        <w:rFonts w:ascii="Wingdings" w:hAnsi="Wingdings" w:hint="default"/>
+        <w:sz w:val="20"/>
+      </w:rPr>
+    </w:lvl>
+    <w:lvl w:ilvl="8" w:tentative="1">
+      <w:start w:val="1"/>
+      <w:numFmt w:val="bullet"/>
+      <w:lvlText w:val=""/>
+      <w:lvlJc w:val="left"/>
+      <w:pPr>
+        <w:tabs>
+          <w:tab w:val="num" w:pos="6480"/>
+        </w:tabs>
+        <w:ind w:left="6480" w:hanging="360"/>
+      </w:pPr>
+      <w:rPr>
+        <w:rFonts w:ascii="Wingdings" w:hAnsi="Wingdings" w:hint="default"/>
+        <w:sz w:val="20"/>
+      </w:rPr>
+    </w:lvl>
+  </w:abstractNum>
+  <w:abstractNum w:abstractNumId="3">
     <w:nsid w:val="237A31A4"/>
     <w:multiLevelType w:val="multilevel"/>
     <w:tmpl w:val="5D145050"/>
@@ -7722,7 +15036,156 @@
       </w:rPr>
     </w:lvl>
   </w:abstractNum>
-  <w:abstractNum w:abstractNumId="2">
+  <w:abstractNum w:abstractNumId="4">
+    <w:nsid w:val="25043B07"/>
+    <w:multiLevelType w:val="multilevel"/>
+    <w:tmpl w:val="93161FAA"/>
+    <w:lvl w:ilvl="0">
+      <w:start w:val="1"/>
+      <w:numFmt w:val="bullet"/>
+      <w:lvlText w:val=""/>
+      <w:lvlJc w:val="left"/>
+      <w:pPr>
+        <w:tabs>
+          <w:tab w:val="num" w:pos="720"/>
+        </w:tabs>
+        <w:ind w:left="720" w:hanging="360"/>
+      </w:pPr>
+      <w:rPr>
+        <w:rFonts w:ascii="Symbol" w:hAnsi="Symbol" w:hint="default"/>
+        <w:sz w:val="20"/>
+      </w:rPr>
+    </w:lvl>
+    <w:lvl w:ilvl="1" w:tentative="1">
+      <w:start w:val="1"/>
+      <w:numFmt w:val="bullet"/>
+      <w:lvlText w:val="o"/>
+      <w:lvlJc w:val="left"/>
+      <w:pPr>
+        <w:tabs>
+          <w:tab w:val="num" w:pos="1440"/>
+        </w:tabs>
+        <w:ind w:left="1440" w:hanging="360"/>
+      </w:pPr>
+      <w:rPr>
+        <w:rFonts w:ascii="Courier New" w:hAnsi="Courier New" w:hint="default"/>
+        <w:sz w:val="20"/>
+      </w:rPr>
+    </w:lvl>
+    <w:lvl w:ilvl="2" w:tentative="1">
+      <w:start w:val="1"/>
+      <w:numFmt w:val="bullet"/>
+      <w:lvlText w:val=""/>
+      <w:lvlJc w:val="left"/>
+      <w:pPr>
+        <w:tabs>
+          <w:tab w:val="num" w:pos="2160"/>
+        </w:tabs>
+        <w:ind w:left="2160" w:hanging="360"/>
+      </w:pPr>
+      <w:rPr>
+        <w:rFonts w:ascii="Wingdings" w:hAnsi="Wingdings" w:hint="default"/>
+        <w:sz w:val="20"/>
+      </w:rPr>
+    </w:lvl>
+    <w:lvl w:ilvl="3" w:tentative="1">
+      <w:start w:val="1"/>
+      <w:numFmt w:val="bullet"/>
+      <w:lvlText w:val=""/>
+      <w:lvlJc w:val="left"/>
+      <w:pPr>
+        <w:tabs>
+          <w:tab w:val="num" w:pos="2880"/>
+        </w:tabs>
+        <w:ind w:left="2880" w:hanging="360"/>
+      </w:pPr>
+      <w:rPr>
+        <w:rFonts w:ascii="Wingdings" w:hAnsi="Wingdings" w:hint="default"/>
+        <w:sz w:val="20"/>
+      </w:rPr>
+    </w:lvl>
+    <w:lvl w:ilvl="4" w:tentative="1">
+      <w:start w:val="1"/>
+      <w:numFmt w:val="bullet"/>
+      <w:lvlText w:val=""/>
+      <w:lvlJc w:val="left"/>
+      <w:pPr>
+        <w:tabs>
+          <w:tab w:val="num" w:pos="3600"/>
+        </w:tabs>
+        <w:ind w:left="3600" w:hanging="360"/>
+      </w:pPr>
+      <w:rPr>
+        <w:rFonts w:ascii="Wingdings" w:hAnsi="Wingdings" w:hint="default"/>
+        <w:sz w:val="20"/>
+      </w:rPr>
+    </w:lvl>
+    <w:lvl w:ilvl="5" w:tentative="1">
+      <w:start w:val="1"/>
+      <w:numFmt w:val="bullet"/>
+      <w:lvlText w:val=""/>
+      <w:lvlJc w:val="left"/>
+      <w:pPr>
+        <w:tabs>
+          <w:tab w:val="num" w:pos="4320"/>
+        </w:tabs>
+        <w:ind w:left="4320" w:hanging="360"/>
+      </w:pPr>
+      <w:rPr>
+        <w:rFonts w:ascii="Wingdings" w:hAnsi="Wingdings" w:hint="default"/>
+        <w:sz w:val="20"/>
+      </w:rPr>
+    </w:lvl>
+    <w:lvl w:ilvl="6" w:tentative="1">
+      <w:start w:val="1"/>
+      <w:numFmt w:val="bullet"/>
+      <w:lvlText w:val=""/>
+      <w:lvlJc w:val="left"/>
+      <w:pPr>
+        <w:tabs>
+          <w:tab w:val="num" w:pos="5040"/>
+        </w:tabs>
+        <w:ind w:left="5040" w:hanging="360"/>
+      </w:pPr>
+      <w:rPr>
+        <w:rFonts w:ascii="Wingdings" w:hAnsi="Wingdings" w:hint="default"/>
+        <w:sz w:val="20"/>
+      </w:rPr>
+    </w:lvl>
+    <w:lvl w:ilvl="7" w:tentative="1">
+      <w:start w:val="1"/>
+      <w:numFmt w:val="bullet"/>
+      <w:lvlText w:val=""/>
+      <w:lvlJc w:val="left"/>
+      <w:pPr>
+        <w:tabs>
+          <w:tab w:val="num" w:pos="5760"/>
+        </w:tabs>
+        <w:ind w:left="5760" w:hanging="360"/>
+      </w:pPr>
+      <w:rPr>
+        <w:rFonts w:ascii="Wingdings" w:hAnsi="Wingdings" w:hint="default"/>
+        <w:sz w:val="20"/>
+      </w:rPr>
+    </w:lvl>
+    <w:lvl w:ilvl="8" w:tentative="1">
+      <w:start w:val="1"/>
+      <w:numFmt w:val="bullet"/>
+      <w:lvlText w:val=""/>
+      <w:lvlJc w:val="left"/>
+      <w:pPr>
+        <w:tabs>
+          <w:tab w:val="num" w:pos="6480"/>
+        </w:tabs>
+        <w:ind w:left="6480" w:hanging="360"/>
+      </w:pPr>
+      <w:rPr>
+        <w:rFonts w:ascii="Wingdings" w:hAnsi="Wingdings" w:hint="default"/>
+        <w:sz w:val="20"/>
+      </w:rPr>
+    </w:lvl>
+  </w:abstractNum>
+  <w:abstractNum w:abstractNumId="5">
     <w:nsid w:val="268B5ED1"/>
     <w:multiLevelType w:val="multilevel"/>
     <w:tmpl w:val="930811C0"/>
@@ -7871,7 +15334,156 @@
       </w:rPr>
     </w:lvl>
   </w:abstractNum>
-  <w:abstractNum w:abstractNumId="3">
+  <w:abstractNum w:abstractNumId="6">
+    <w:nsid w:val="2D111D13"/>
+    <w:multiLevelType w:val="multilevel"/>
+    <w:tmpl w:val="279AB6FA"/>
+    <w:lvl w:ilvl="0">
+      <w:start w:val="1"/>
+      <w:numFmt w:val="bullet"/>
+      <w:lvlText w:val=""/>
+      <w:lvlJc w:val="left"/>
+      <w:pPr>
+        <w:tabs>
+          <w:tab w:val="num" w:pos="720"/>
+        </w:tabs>
+        <w:ind w:left="720" w:hanging="360"/>
+      </w:pPr>
+      <w:rPr>
+        <w:rFonts w:ascii="Symbol" w:hAnsi="Symbol" w:hint="default"/>
+        <w:sz w:val="20"/>
+      </w:rPr>
+    </w:lvl>
+    <w:lvl w:ilvl="1">
+      <w:start w:val="1"/>
+      <w:numFmt w:val="bullet"/>
+      <w:lvlText w:val="o"/>
+      <w:lvlJc w:val="left"/>
+      <w:pPr>
+        <w:tabs>
+          <w:tab w:val="num" w:pos="1440"/>
+        </w:tabs>
+        <w:ind w:left="1440" w:hanging="360"/>
+      </w:pPr>
+      <w:rPr>
+        <w:rFonts w:ascii="Courier New" w:hAnsi="Courier New" w:hint="default"/>
+        <w:sz w:val="20"/>
+      </w:rPr>
+    </w:lvl>
+    <w:lvl w:ilvl="2" w:tentative="1">
+      <w:start w:val="1"/>
+      <w:numFmt w:val="bullet"/>
+      <w:lvlText w:val=""/>
+      <w:lvlJc w:val="left"/>
+      <w:pPr>
+        <w:tabs>
+          <w:tab w:val="num" w:pos="2160"/>
+        </w:tabs>
+        <w:ind w:left="2160" w:hanging="360"/>
+      </w:pPr>
+      <w:rPr>
+        <w:rFonts w:ascii="Wingdings" w:hAnsi="Wingdings" w:hint="default"/>
+        <w:sz w:val="20"/>
+      </w:rPr>
+    </w:lvl>
+    <w:lvl w:ilvl="3" w:tentative="1">
+      <w:start w:val="1"/>
+      <w:numFmt w:val="bullet"/>
+      <w:lvlText w:val=""/>
+      <w:lvlJc w:val="left"/>
+      <w:pPr>
+        <w:tabs>
+          <w:tab w:val="num" w:pos="2880"/>
+        </w:tabs>
+        <w:ind w:left="2880" w:hanging="360"/>
+      </w:pPr>
+      <w:rPr>
+        <w:rFonts w:ascii="Wingdings" w:hAnsi="Wingdings" w:hint="default"/>
+        <w:sz w:val="20"/>
+      </w:rPr>
+    </w:lvl>
+    <w:lvl w:ilvl="4" w:tentative="1">
+      <w:start w:val="1"/>
+      <w:numFmt w:val="bullet"/>
+      <w:lvlText w:val=""/>
+      <w:lvlJc w:val="left"/>
+      <w:pPr>
+        <w:tabs>
+          <w:tab w:val="num" w:pos="3600"/>
+        </w:tabs>
+        <w:ind w:left="3600" w:hanging="360"/>
+      </w:pPr>
+      <w:rPr>
+        <w:rFonts w:ascii="Wingdings" w:hAnsi="Wingdings" w:hint="default"/>
+        <w:sz w:val="20"/>
+      </w:rPr>
+    </w:lvl>
+    <w:lvl w:ilvl="5" w:tentative="1">
+      <w:start w:val="1"/>
+      <w:numFmt w:val="bullet"/>
+      <w:lvlText w:val=""/>
+      <w:lvlJc w:val="left"/>
+      <w:pPr>
+        <w:tabs>
+          <w:tab w:val="num" w:pos="4320"/>
+        </w:tabs>
+        <w:ind w:left="4320" w:hanging="360"/>
+      </w:pPr>
+      <w:rPr>
+        <w:rFonts w:ascii="Wingdings" w:hAnsi="Wingdings" w:hint="default"/>
+        <w:sz w:val="20"/>
+      </w:rPr>
+    </w:lvl>
+    <w:lvl w:ilvl="6" w:tentative="1">
+      <w:start w:val="1"/>
+      <w:numFmt w:val="bullet"/>
+      <w:lvlText w:val=""/>
+      <w:lvlJc w:val="left"/>
+      <w:pPr>
+        <w:tabs>
+          <w:tab w:val="num" w:pos="5040"/>
+        </w:tabs>
+        <w:ind w:left="5040" w:hanging="360"/>
+      </w:pPr>
+      <w:rPr>
+        <w:rFonts w:ascii="Wingdings" w:hAnsi="Wingdings" w:hint="default"/>
+        <w:sz w:val="20"/>
+      </w:rPr>
+    </w:lvl>
+    <w:lvl w:ilvl="7" w:tentative="1">
+      <w:start w:val="1"/>
+      <w:numFmt w:val="bullet"/>
+      <w:lvlText w:val=""/>
+      <w:lvlJc w:val="left"/>
+      <w:pPr>
+        <w:tabs>
+          <w:tab w:val="num" w:pos="5760"/>
+        </w:tabs>
+        <w:ind w:left="5760" w:hanging="360"/>
+      </w:pPr>
+      <w:rPr>
+        <w:rFonts w:ascii="Wingdings" w:hAnsi="Wingdings" w:hint="default"/>
+        <w:sz w:val="20"/>
+      </w:rPr>
+    </w:lvl>
+    <w:lvl w:ilvl="8" w:tentative="1">
+      <w:start w:val="1"/>
+      <w:numFmt w:val="bullet"/>
+      <w:lvlText w:val=""/>
+      <w:lvlJc w:val="left"/>
+      <w:pPr>
+        <w:tabs>
+          <w:tab w:val="num" w:pos="6480"/>
+        </w:tabs>
+        <w:ind w:left="6480" w:hanging="360"/>
+      </w:pPr>
+      <w:rPr>
+        <w:rFonts w:ascii="Wingdings" w:hAnsi="Wingdings" w:hint="default"/>
+        <w:sz w:val="20"/>
+      </w:rPr>
+    </w:lvl>
+  </w:abstractNum>
+  <w:abstractNum w:abstractNumId="7">
     <w:nsid w:val="3036562D"/>
     <w:multiLevelType w:val="multilevel"/>
     <w:tmpl w:val="967C9092"/>
@@ -8020,7 +15632,7 @@
       </w:rPr>
     </w:lvl>
   </w:abstractNum>
-  <w:abstractNum w:abstractNumId="4">
+  <w:abstractNum w:abstractNumId="8">
     <w:nsid w:val="31472C44"/>
     <w:multiLevelType w:val="multilevel"/>
     <w:tmpl w:val="D58E66EC"/>
@@ -8169,7 +15781,305 @@
       </w:rPr>
     </w:lvl>
   </w:abstractNum>
-  <w:abstractNum w:abstractNumId="5">
+  <w:abstractNum w:abstractNumId="9">
+    <w:nsid w:val="3E3B1B31"/>
+    <w:multiLevelType w:val="multilevel"/>
+    <w:tmpl w:val="DE1EC35E"/>
+    <w:lvl w:ilvl="0">
+      <w:start w:val="1"/>
+      <w:numFmt w:val="bullet"/>
+      <w:lvlText w:val=""/>
+      <w:lvlJc w:val="left"/>
+      <w:pPr>
+        <w:tabs>
+          <w:tab w:val="num" w:pos="720"/>
+        </w:tabs>
+        <w:ind w:left="720" w:hanging="360"/>
+      </w:pPr>
+      <w:rPr>
+        <w:rFonts w:ascii="Symbol" w:hAnsi="Symbol" w:hint="default"/>
+        <w:sz w:val="20"/>
+      </w:rPr>
+    </w:lvl>
+    <w:lvl w:ilvl="1" w:tentative="1">
+      <w:start w:val="1"/>
+      <w:numFmt w:val="bullet"/>
+      <w:lvlText w:val="o"/>
+      <w:lvlJc w:val="left"/>
+      <w:pPr>
+        <w:tabs>
+          <w:tab w:val="num" w:pos="1440"/>
+        </w:tabs>
+        <w:ind w:left="1440" w:hanging="360"/>
+      </w:pPr>
+      <w:rPr>
+        <w:rFonts w:ascii="Courier New" w:hAnsi="Courier New" w:hint="default"/>
+        <w:sz w:val="20"/>
+      </w:rPr>
+    </w:lvl>
+    <w:lvl w:ilvl="2" w:tentative="1">
+      <w:start w:val="1"/>
+      <w:numFmt w:val="bullet"/>
+      <w:lvlText w:val=""/>
+      <w:lvlJc w:val="left"/>
+      <w:pPr>
+        <w:tabs>
+          <w:tab w:val="num" w:pos="2160"/>
+        </w:tabs>
+        <w:ind w:left="2160" w:hanging="360"/>
+      </w:pPr>
+      <w:rPr>
+        <w:rFonts w:ascii="Wingdings" w:hAnsi="Wingdings" w:hint="default"/>
+        <w:sz w:val="20"/>
+      </w:rPr>
+    </w:lvl>
+    <w:lvl w:ilvl="3" w:tentative="1">
+      <w:start w:val="1"/>
+      <w:numFmt w:val="bullet"/>
+      <w:lvlText w:val=""/>
+      <w:lvlJc w:val="left"/>
+      <w:pPr>
+        <w:tabs>
+          <w:tab w:val="num" w:pos="2880"/>
+        </w:tabs>
+        <w:ind w:left="2880" w:hanging="360"/>
+      </w:pPr>
+      <w:rPr>
+        <w:rFonts w:ascii="Wingdings" w:hAnsi="Wingdings" w:hint="default"/>
+        <w:sz w:val="20"/>
+      </w:rPr>
+    </w:lvl>
+    <w:lvl w:ilvl="4" w:tentative="1">
+      <w:start w:val="1"/>
+      <w:numFmt w:val="bullet"/>
+      <w:lvlText w:val=""/>
+      <w:lvlJc w:val="left"/>
+      <w:pPr>
+        <w:tabs>
+          <w:tab w:val="num" w:pos="3600"/>
+        </w:tabs>
+        <w:ind w:left="3600" w:hanging="360"/>
+      </w:pPr>
+      <w:rPr>
+        <w:rFonts w:ascii="Wingdings" w:hAnsi="Wingdings" w:hint="default"/>
+        <w:sz w:val="20"/>
+      </w:rPr>
+    </w:lvl>
+    <w:lvl w:ilvl="5" w:tentative="1">
+      <w:start w:val="1"/>
+      <w:numFmt w:val="bullet"/>
+      <w:lvlText w:val=""/>
+      <w:lvlJc w:val="left"/>
+      <w:pPr>
+        <w:tabs>
+          <w:tab w:val="num" w:pos="4320"/>
+        </w:tabs>
+        <w:ind w:left="4320" w:hanging="360"/>
+      </w:pPr>
+      <w:rPr>
+        <w:rFonts w:ascii="Wingdings" w:hAnsi="Wingdings" w:hint="default"/>
+        <w:sz w:val="20"/>
+      </w:rPr>
+    </w:lvl>
+    <w:lvl w:ilvl="6" w:tentative="1">
+      <w:start w:val="1"/>
+      <w:numFmt w:val="bullet"/>
+      <w:lvlText w:val=""/>
+      <w:lvlJc w:val="left"/>
+      <w:pPr>
+        <w:tabs>
+          <w:tab w:val="num" w:pos="5040"/>
+        </w:tabs>
+        <w:ind w:left="5040" w:hanging="360"/>
+      </w:pPr>
+      <w:rPr>
+        <w:rFonts w:ascii="Wingdings" w:hAnsi="Wingdings" w:hint="default"/>
+        <w:sz w:val="20"/>
+      </w:rPr>
+    </w:lvl>
+    <w:lvl w:ilvl="7" w:tentative="1">
+      <w:start w:val="1"/>
+      <w:numFmt w:val="bullet"/>
+      <w:lvlText w:val=""/>
+      <w:lvlJc w:val="left"/>
+      <w:pPr>
+        <w:tabs>
+          <w:tab w:val="num" w:pos="5760"/>
+        </w:tabs>
+        <w:ind w:left="5760" w:hanging="360"/>
+      </w:pPr>
+      <w:rPr>
+        <w:rFonts w:ascii="Wingdings" w:hAnsi="Wingdings" w:hint="default"/>
+        <w:sz w:val="20"/>
+      </w:rPr>
+    </w:lvl>
+    <w:lvl w:ilvl="8" w:tentative="1">
+      <w:start w:val="1"/>
+      <w:numFmt w:val="bullet"/>
+      <w:lvlText w:val=""/>
+      <w:lvlJc w:val="left"/>
+      <w:pPr>
+        <w:tabs>
+          <w:tab w:val="num" w:pos="6480"/>
+        </w:tabs>
+        <w:ind w:left="6480" w:hanging="360"/>
+      </w:pPr>
+      <w:rPr>
+        <w:rFonts w:ascii="Wingdings" w:hAnsi="Wingdings" w:hint="default"/>
+        <w:sz w:val="20"/>
+      </w:rPr>
+    </w:lvl>
+  </w:abstractNum>
+  <w:abstractNum w:abstractNumId="10">
+    <w:nsid w:val="3E772B75"/>
+    <w:multiLevelType w:val="multilevel"/>
+    <w:tmpl w:val="D922A994"/>
+    <w:lvl w:ilvl="0">
+      <w:start w:val="1"/>
+      <w:numFmt w:val="bullet"/>
+      <w:lvlText w:val=""/>
+      <w:lvlJc w:val="left"/>
+      <w:pPr>
+        <w:tabs>
+          <w:tab w:val="num" w:pos="720"/>
+        </w:tabs>
+        <w:ind w:left="720" w:hanging="360"/>
+      </w:pPr>
+      <w:rPr>
+        <w:rFonts w:ascii="Symbol" w:hAnsi="Symbol" w:hint="default"/>
+        <w:sz w:val="20"/>
+      </w:rPr>
+    </w:lvl>
+    <w:lvl w:ilvl="1" w:tentative="1">
+      <w:start w:val="1"/>
+      <w:numFmt w:val="bullet"/>
+      <w:lvlText w:val="o"/>
+      <w:lvlJc w:val="left"/>
+      <w:pPr>
+        <w:tabs>
+          <w:tab w:val="num" w:pos="1440"/>
+        </w:tabs>
+        <w:ind w:left="1440" w:hanging="360"/>
+      </w:pPr>
+      <w:rPr>
+        <w:rFonts w:ascii="Courier New" w:hAnsi="Courier New" w:hint="default"/>
+        <w:sz w:val="20"/>
+      </w:rPr>
+    </w:lvl>
+    <w:lvl w:ilvl="2" w:tentative="1">
+      <w:start w:val="1"/>
+      <w:numFmt w:val="bullet"/>
+      <w:lvlText w:val=""/>
+      <w:lvlJc w:val="left"/>
+      <w:pPr>
+        <w:tabs>
+          <w:tab w:val="num" w:pos="2160"/>
+        </w:tabs>
+        <w:ind w:left="2160" w:hanging="360"/>
+      </w:pPr>
+      <w:rPr>
+        <w:rFonts w:ascii="Wingdings" w:hAnsi="Wingdings" w:hint="default"/>
+        <w:sz w:val="20"/>
+      </w:rPr>
+    </w:lvl>
+    <w:lvl w:ilvl="3" w:tentative="1">
+      <w:start w:val="1"/>
+      <w:numFmt w:val="bullet"/>
+      <w:lvlText w:val=""/>
+      <w:lvlJc w:val="left"/>
+      <w:pPr>
+        <w:tabs>
+          <w:tab w:val="num" w:pos="2880"/>
+        </w:tabs>
+        <w:ind w:left="2880" w:hanging="360"/>
+      </w:pPr>
+      <w:rPr>
+        <w:rFonts w:ascii="Wingdings" w:hAnsi="Wingdings" w:hint="default"/>
+        <w:sz w:val="20"/>
+      </w:rPr>
+    </w:lvl>
+    <w:lvl w:ilvl="4" w:tentative="1">
+      <w:start w:val="1"/>
+      <w:numFmt w:val="bullet"/>
+      <w:lvlText w:val=""/>
+      <w:lvlJc w:val="left"/>
+      <w:pPr>
+        <w:tabs>
+          <w:tab w:val="num" w:pos="3600"/>
+        </w:tabs>
+        <w:ind w:left="3600" w:hanging="360"/>
+      </w:pPr>
+      <w:rPr>
+        <w:rFonts w:ascii="Wingdings" w:hAnsi="Wingdings" w:hint="default"/>
+        <w:sz w:val="20"/>
+      </w:rPr>
+    </w:lvl>
+    <w:lvl w:ilvl="5" w:tentative="1">
+      <w:start w:val="1"/>
+      <w:numFmt w:val="bullet"/>
+      <w:lvlText w:val=""/>
+      <w:lvlJc w:val="left"/>
+      <w:pPr>
+        <w:tabs>
+          <w:tab w:val="num" w:pos="4320"/>
+        </w:tabs>
+        <w:ind w:left="4320" w:hanging="360"/>
+      </w:pPr>
+      <w:rPr>
+        <w:rFonts w:ascii="Wingdings" w:hAnsi="Wingdings" w:hint="default"/>
+        <w:sz w:val="20"/>
+      </w:rPr>
+    </w:lvl>
+    <w:lvl w:ilvl="6" w:tentative="1">
+      <w:start w:val="1"/>
+      <w:numFmt w:val="bullet"/>
+      <w:lvlText w:val=""/>
+      <w:lvlJc w:val="left"/>
+      <w:pPr>
+        <w:tabs>
+          <w:tab w:val="num" w:pos="5040"/>
+        </w:tabs>
+        <w:ind w:left="5040" w:hanging="360"/>
+      </w:pPr>
+      <w:rPr>
+        <w:rFonts w:ascii="Wingdings" w:hAnsi="Wingdings" w:hint="default"/>
+        <w:sz w:val="20"/>
+      </w:rPr>
+    </w:lvl>
+    <w:lvl w:ilvl="7" w:tentative="1">
+      <w:start w:val="1"/>
+      <w:numFmt w:val="bullet"/>
+      <w:lvlText w:val=""/>
+      <w:lvlJc w:val="left"/>
+      <w:pPr>
+        <w:tabs>
+          <w:tab w:val="num" w:pos="5760"/>
+        </w:tabs>
+        <w:ind w:left="5760" w:hanging="360"/>
+      </w:pPr>
+      <w:rPr>
+        <w:rFonts w:ascii="Wingdings" w:hAnsi="Wingdings" w:hint="default"/>
+        <w:sz w:val="20"/>
+      </w:rPr>
+    </w:lvl>
+    <w:lvl w:ilvl="8" w:tentative="1">
+      <w:start w:val="1"/>
+      <w:numFmt w:val="bullet"/>
+      <w:lvlText w:val=""/>
+      <w:lvlJc w:val="left"/>
+      <w:pPr>
+        <w:tabs>
+          <w:tab w:val="num" w:pos="6480"/>
+        </w:tabs>
+        <w:ind w:left="6480" w:hanging="360"/>
+      </w:pPr>
+      <w:rPr>
+        <w:rFonts w:ascii="Wingdings" w:hAnsi="Wingdings" w:hint="default"/>
+        <w:sz w:val="20"/>
+      </w:rPr>
+    </w:lvl>
+  </w:abstractNum>
+  <w:abstractNum w:abstractNumId="11">
     <w:nsid w:val="47D74B4A"/>
     <w:multiLevelType w:val="multilevel"/>
     <w:tmpl w:val="331E6CBA"/>
@@ -8318,7 +16228,7 @@
       </w:rPr>
     </w:lvl>
   </w:abstractNum>
-  <w:abstractNum w:abstractNumId="6">
+  <w:abstractNum w:abstractNumId="12">
     <w:nsid w:val="4AA86487"/>
     <w:multiLevelType w:val="multilevel"/>
     <w:tmpl w:val="AE043F1A"/>
@@ -8467,7 +16377,156 @@
       </w:rPr>
     </w:lvl>
   </w:abstractNum>
-  <w:abstractNum w:abstractNumId="7">
+  <w:abstractNum w:abstractNumId="13">
+    <w:nsid w:val="68BB1DE5"/>
+    <w:multiLevelType w:val="multilevel"/>
+    <w:tmpl w:val="2196F1FE"/>
+    <w:lvl w:ilvl="0">
+      <w:start w:val="1"/>
+      <w:numFmt w:val="bullet"/>
+      <w:lvlText w:val=""/>
+      <w:lvlJc w:val="left"/>
+      <w:pPr>
+        <w:tabs>
+          <w:tab w:val="num" w:pos="720"/>
+        </w:tabs>
+        <w:ind w:left="720" w:hanging="360"/>
+      </w:pPr>
+      <w:rPr>
+        <w:rFonts w:ascii="Symbol" w:hAnsi="Symbol" w:hint="default"/>
+        <w:sz w:val="20"/>
+      </w:rPr>
+    </w:lvl>
+    <w:lvl w:ilvl="1" w:tentative="1">
+      <w:start w:val="1"/>
+      <w:numFmt w:val="bullet"/>
+      <w:lvlText w:val="o"/>
+      <w:lvlJc w:val="left"/>
+      <w:pPr>
+        <w:tabs>
+          <w:tab w:val="num" w:pos="1440"/>
+        </w:tabs>
+        <w:ind w:left="1440" w:hanging="360"/>
+      </w:pPr>
+      <w:rPr>
+        <w:rFonts w:ascii="Courier New" w:hAnsi="Courier New" w:hint="default"/>
+        <w:sz w:val="20"/>
+      </w:rPr>
+    </w:lvl>
+    <w:lvl w:ilvl="2" w:tentative="1">
+      <w:start w:val="1"/>
+      <w:numFmt w:val="bullet"/>
+      <w:lvlText w:val=""/>
+      <w:lvlJc w:val="left"/>
+      <w:pPr>
+        <w:tabs>
+          <w:tab w:val="num" w:pos="2160"/>
+        </w:tabs>
+        <w:ind w:left="2160" w:hanging="360"/>
+      </w:pPr>
+      <w:rPr>
+        <w:rFonts w:ascii="Wingdings" w:hAnsi="Wingdings" w:hint="default"/>
+        <w:sz w:val="20"/>
+      </w:rPr>
+    </w:lvl>
+    <w:lvl w:ilvl="3" w:tentative="1">
+      <w:start w:val="1"/>
+      <w:numFmt w:val="bullet"/>
+      <w:lvlText w:val=""/>
+      <w:lvlJc w:val="left"/>
+      <w:pPr>
+        <w:tabs>
+          <w:tab w:val="num" w:pos="2880"/>
+        </w:tabs>
+        <w:ind w:left="2880" w:hanging="360"/>
+      </w:pPr>
+      <w:rPr>
+        <w:rFonts w:ascii="Wingdings" w:hAnsi="Wingdings" w:hint="default"/>
+        <w:sz w:val="20"/>
+      </w:rPr>
+    </w:lvl>
+    <w:lvl w:ilvl="4" w:tentative="1">
+      <w:start w:val="1"/>
+      <w:numFmt w:val="bullet"/>
+      <w:lvlText w:val=""/>
+      <w:lvlJc w:val="left"/>
+      <w:pPr>
+        <w:tabs>
+          <w:tab w:val="num" w:pos="3600"/>
+        </w:tabs>
+        <w:ind w:left="3600" w:hanging="360"/>
+      </w:pPr>
+      <w:rPr>
+        <w:rFonts w:ascii="Wingdings" w:hAnsi="Wingdings" w:hint="default"/>
+        <w:sz w:val="20"/>
+      </w:rPr>
+    </w:lvl>
+    <w:lvl w:ilvl="5" w:tentative="1">
+      <w:start w:val="1"/>
+      <w:numFmt w:val="bullet"/>
+      <w:lvlText w:val=""/>
+      <w:lvlJc w:val="left"/>
+      <w:pPr>
+        <w:tabs>
+          <w:tab w:val="num" w:pos="4320"/>
+        </w:tabs>
+        <w:ind w:left="4320" w:hanging="360"/>
+      </w:pPr>
+      <w:rPr>
+        <w:rFonts w:ascii="Wingdings" w:hAnsi="Wingdings" w:hint="default"/>
+        <w:sz w:val="20"/>
+      </w:rPr>
+    </w:lvl>
+    <w:lvl w:ilvl="6" w:tentative="1">
+      <w:start w:val="1"/>
+      <w:numFmt w:val="bullet"/>
+      <w:lvlText w:val=""/>
+      <w:lvlJc w:val="left"/>
+      <w:pPr>
+        <w:tabs>
+          <w:tab w:val="num" w:pos="5040"/>
+        </w:tabs>
+        <w:ind w:left="5040" w:hanging="360"/>
+      </w:pPr>
+      <w:rPr>
+        <w:rFonts w:ascii="Wingdings" w:hAnsi="Wingdings" w:hint="default"/>
+        <w:sz w:val="20"/>
+      </w:rPr>
+    </w:lvl>
+    <w:lvl w:ilvl="7" w:tentative="1">
+      <w:start w:val="1"/>
+      <w:numFmt w:val="bullet"/>
+      <w:lvlText w:val=""/>
+      <w:lvlJc w:val="left"/>
+      <w:pPr>
+        <w:tabs>
+          <w:tab w:val="num" w:pos="5760"/>
+        </w:tabs>
+        <w:ind w:left="5760" w:hanging="360"/>
+      </w:pPr>
+      <w:rPr>
+        <w:rFonts w:ascii="Wingdings" w:hAnsi="Wingdings" w:hint="default"/>
+        <w:sz w:val="20"/>
+      </w:rPr>
+    </w:lvl>
+    <w:lvl w:ilvl="8" w:tentative="1">
+      <w:start w:val="1"/>
+      <w:numFmt w:val="bullet"/>
+      <w:lvlText w:val=""/>
+      <w:lvlJc w:val="left"/>
+      <w:pPr>
+        <w:tabs>
+          <w:tab w:val="num" w:pos="6480"/>
+        </w:tabs>
+        <w:ind w:left="6480" w:hanging="360"/>
+      </w:pPr>
+      <w:rPr>
+        <w:rFonts w:ascii="Wingdings" w:hAnsi="Wingdings" w:hint="default"/>
+        <w:sz w:val="20"/>
+      </w:rPr>
+    </w:lvl>
+  </w:abstractNum>
+  <w:abstractNum w:abstractNumId="14">
     <w:nsid w:val="69CA29FA"/>
     <w:multiLevelType w:val="multilevel"/>
     <w:tmpl w:val="2B5E27E2"/>
@@ -8616,7 +16675,7 @@
       </w:rPr>
     </w:lvl>
   </w:abstractNum>
-  <w:abstractNum w:abstractNumId="8">
+  <w:abstractNum w:abstractNumId="15">
     <w:nsid w:val="6FEE44F4"/>
     <w:multiLevelType w:val="multilevel"/>
     <w:tmpl w:val="F6ACCB66"/>
@@ -8765,7 +16824,7 @@
       </w:rPr>
     </w:lvl>
   </w:abstractNum>
-  <w:abstractNum w:abstractNumId="9">
+  <w:abstractNum w:abstractNumId="16">
     <w:nsid w:val="71065032"/>
     <w:multiLevelType w:val="multilevel"/>
     <w:tmpl w:val="860ACC64"/>
@@ -8914,7 +16973,7 @@
       </w:rPr>
     </w:lvl>
   </w:abstractNum>
-  <w:abstractNum w:abstractNumId="10">
+  <w:abstractNum w:abstractNumId="17">
     <w:nsid w:val="74BE6604"/>
     <w:multiLevelType w:val="multilevel"/>
     <w:tmpl w:val="C972BB5A"/>
@@ -9063,7 +17122,7 @@
       </w:rPr>
     </w:lvl>
   </w:abstractNum>
-  <w:abstractNum w:abstractNumId="11">
+  <w:abstractNum w:abstractNumId="18">
     <w:nsid w:val="77D163AA"/>
     <w:multiLevelType w:val="multilevel"/>
     <w:tmpl w:val="9418FABA"/>
@@ -9212,7 +17271,156 @@
       </w:rPr>
     </w:lvl>
   </w:abstractNum>
-  <w:abstractNum w:abstractNumId="12">
+  <w:abstractNum w:abstractNumId="19">
+    <w:nsid w:val="7AB24DCE"/>
+    <w:multiLevelType w:val="multilevel"/>
+    <w:tmpl w:val="55CE3E76"/>
+    <w:lvl w:ilvl="0">
+      <w:start w:val="1"/>
+      <w:numFmt w:val="bullet"/>
+      <w:lvlText w:val=""/>
+      <w:lvlJc w:val="left"/>
+      <w:pPr>
+        <w:tabs>
+          <w:tab w:val="num" w:pos="720"/>
+        </w:tabs>
+        <w:ind w:left="720" w:hanging="360"/>
+      </w:pPr>
+      <w:rPr>
+        <w:rFonts w:ascii="Symbol" w:hAnsi="Symbol" w:hint="default"/>
+        <w:sz w:val="20"/>
+      </w:rPr>
+    </w:lvl>
+    <w:lvl w:ilvl="1">
+      <w:start w:val="1"/>
+      <w:numFmt w:val="bullet"/>
+      <w:lvlText w:val="o"/>
+      <w:lvlJc w:val="left"/>
+      <w:pPr>
+        <w:tabs>
+          <w:tab w:val="num" w:pos="1440"/>
+        </w:tabs>
+        <w:ind w:left="1440" w:hanging="360"/>
+      </w:pPr>
+      <w:rPr>
+        <w:rFonts w:ascii="Courier New" w:hAnsi="Courier New" w:hint="default"/>
+        <w:sz w:val="20"/>
+      </w:rPr>
+    </w:lvl>
+    <w:lvl w:ilvl="2" w:tentative="1">
+      <w:start w:val="1"/>
+      <w:numFmt w:val="bullet"/>
+      <w:lvlText w:val=""/>
+      <w:lvlJc w:val="left"/>
+      <w:pPr>
+        <w:tabs>
+          <w:tab w:val="num" w:pos="2160"/>
+        </w:tabs>
+        <w:ind w:left="2160" w:hanging="360"/>
+      </w:pPr>
+      <w:rPr>
+        <w:rFonts w:ascii="Wingdings" w:hAnsi="Wingdings" w:hint="default"/>
+        <w:sz w:val="20"/>
+      </w:rPr>
+    </w:lvl>
+    <w:lvl w:ilvl="3" w:tentative="1">
+      <w:start w:val="1"/>
+      <w:numFmt w:val="bullet"/>
+      <w:lvlText w:val=""/>
+      <w:lvlJc w:val="left"/>
+      <w:pPr>
+        <w:tabs>
+          <w:tab w:val="num" w:pos="2880"/>
+        </w:tabs>
+        <w:ind w:left="2880" w:hanging="360"/>
+      </w:pPr>
+      <w:rPr>
+        <w:rFonts w:ascii="Wingdings" w:hAnsi="Wingdings" w:hint="default"/>
+        <w:sz w:val="20"/>
+      </w:rPr>
+    </w:lvl>
+    <w:lvl w:ilvl="4" w:tentative="1">
+      <w:start w:val="1"/>
+      <w:numFmt w:val="bullet"/>
+      <w:lvlText w:val=""/>
+      <w:lvlJc w:val="left"/>
+      <w:pPr>
+        <w:tabs>
+          <w:tab w:val="num" w:pos="3600"/>
+        </w:tabs>
+        <w:ind w:left="3600" w:hanging="360"/>
+      </w:pPr>
+      <w:rPr>
+        <w:rFonts w:ascii="Wingdings" w:hAnsi="Wingdings" w:hint="default"/>
+        <w:sz w:val="20"/>
+      </w:rPr>
+    </w:lvl>
+    <w:lvl w:ilvl="5" w:tentative="1">
+      <w:start w:val="1"/>
+      <w:numFmt w:val="bullet"/>
+      <w:lvlText w:val=""/>
+      <w:lvlJc w:val="left"/>
+      <w:pPr>
+        <w:tabs>
+          <w:tab w:val="num" w:pos="4320"/>
+        </w:tabs>
+        <w:ind w:left="4320" w:hanging="360"/>
+      </w:pPr>
+      <w:rPr>
+        <w:rFonts w:ascii="Wingdings" w:hAnsi="Wingdings" w:hint="default"/>
+        <w:sz w:val="20"/>
+      </w:rPr>
+    </w:lvl>
+    <w:lvl w:ilvl="6" w:tentative="1">
+      <w:start w:val="1"/>
+      <w:numFmt w:val="bullet"/>
+      <w:lvlText w:val=""/>
+      <w:lvlJc w:val="left"/>
+      <w:pPr>
+        <w:tabs>
+          <w:tab w:val="num" w:pos="5040"/>
+        </w:tabs>
+        <w:ind w:left="5040" w:hanging="360"/>
+      </w:pPr>
+      <w:rPr>
+        <w:rFonts w:ascii="Wingdings" w:hAnsi="Wingdings" w:hint="default"/>
+        <w:sz w:val="20"/>
+      </w:rPr>
+    </w:lvl>
+    <w:lvl w:ilvl="7" w:tentative="1">
+      <w:start w:val="1"/>
+      <w:numFmt w:val="bullet"/>
+      <w:lvlText w:val=""/>
+      <w:lvlJc w:val="left"/>
+      <w:pPr>
+        <w:tabs>
+          <w:tab w:val="num" w:pos="5760"/>
+        </w:tabs>
+        <w:ind w:left="5760" w:hanging="360"/>
+      </w:pPr>
+      <w:rPr>
+        <w:rFonts w:ascii="Wingdings" w:hAnsi="Wingdings" w:hint="default"/>
+        <w:sz w:val="20"/>
+      </w:rPr>
+    </w:lvl>
+    <w:lvl w:ilvl="8" w:tentative="1">
+      <w:start w:val="1"/>
+      <w:numFmt w:val="bullet"/>
+      <w:lvlText w:val=""/>
+      <w:lvlJc w:val="left"/>
+      <w:pPr>
+        <w:tabs>
+          <w:tab w:val="num" w:pos="6480"/>
+        </w:tabs>
+        <w:ind w:left="6480" w:hanging="360"/>
+      </w:pPr>
+      <w:rPr>
+        <w:rFonts w:ascii="Wingdings" w:hAnsi="Wingdings" w:hint="default"/>
+        <w:sz w:val="20"/>
+      </w:rPr>
+    </w:lvl>
+  </w:abstractNum>
+  <w:abstractNum w:abstractNumId="20">
     <w:nsid w:val="7F407FBD"/>
     <w:multiLevelType w:val="multilevel"/>
     <w:tmpl w:val="804EBDE8"/>
@@ -9362,43 +17570,67 @@
     </w:lvl>
   </w:abstractNum>
   <w:num w:numId="1">
+    <w:abstractNumId w:val="5"/>
+  </w:num>
+  <w:num w:numId="2">
+    <w:abstractNumId w:val="14"/>
+  </w:num>
+  <w:num w:numId="3">
+    <w:abstractNumId w:val="20"/>
+  </w:num>
+  <w:num w:numId="4">
+    <w:abstractNumId w:val="7"/>
+  </w:num>
+  <w:num w:numId="5">
+    <w:abstractNumId w:val="16"/>
+  </w:num>
+  <w:num w:numId="6">
+    <w:abstractNumId w:val="17"/>
+  </w:num>
+  <w:num w:numId="7">
+    <w:abstractNumId w:val="15"/>
+  </w:num>
+  <w:num w:numId="8">
+    <w:abstractNumId w:val="12"/>
+  </w:num>
+  <w:num w:numId="9">
+    <w:abstractNumId w:val="8"/>
+  </w:num>
+  <w:num w:numId="10">
+    <w:abstractNumId w:val="1"/>
+  </w:num>
+  <w:num w:numId="11">
+    <w:abstractNumId w:val="18"/>
+  </w:num>
+  <w:num w:numId="12">
+    <w:abstractNumId w:val="3"/>
+  </w:num>
+  <w:num w:numId="13">
+    <w:abstractNumId w:val="11"/>
+  </w:num>
+  <w:num w:numId="14">
+    <w:abstractNumId w:val="9"/>
+  </w:num>
+  <w:num w:numId="15">
+    <w:abstractNumId w:val="0"/>
+  </w:num>
+  <w:num w:numId="16">
+    <w:abstractNumId w:val="13"/>
+  </w:num>
+  <w:num w:numId="17">
+    <w:abstractNumId w:val="10"/>
+  </w:num>
+  <w:num w:numId="18">
     <w:abstractNumId w:val="2"/>
   </w:num>
-  <w:num w:numId="2">
-    <w:abstractNumId w:val="7"/>
-  </w:num>
-  <w:num w:numId="3">
-    <w:abstractNumId w:val="12"/>
-  </w:num>
-  <w:num w:numId="4">
-    <w:abstractNumId w:val="3"/>
-  </w:num>
-  <w:num w:numId="5">
-    <w:abstractNumId w:val="9"/>
-  </w:num>
-  <w:num w:numId="6">
-    <w:abstractNumId w:val="10"/>
-  </w:num>
-  <w:num w:numId="7">
-    <w:abstractNumId w:val="8"/>
-  </w:num>
-  <w:num w:numId="8">
+  <w:num w:numId="19">
     <w:abstractNumId w:val="6"/>
   </w:num>
-  <w:num w:numId="9">
+  <w:num w:numId="20">
+    <w:abstractNumId w:val="19"/>
+  </w:num>
+  <w:num w:numId="21">
     <w:abstractNumId w:val="4"/>
-  </w:num>
-  <w:num w:numId="10">
-    <w:abstractNumId w:val="0"/>
-  </w:num>
-  <w:num w:numId="11">
-    <w:abstractNumId w:val="11"/>
-  </w:num>
-  <w:num w:numId="12">
-    <w:abstractNumId w:val="1"/>
-  </w:num>
-  <w:num w:numId="13">
-    <w:abstractNumId w:val="5"/>
   </w:num>
 </w:numbering>
 </file>
@@ -10039,6 +18271,24 @@
       <w:szCs w:val="24"/>
     </w:rPr>
   </w:style>
+  <w:style w:type="paragraph" w:customStyle="1" w:styleId="isselectedend">
+    <w:name w:val="isselectedend"/>
+    <w:basedOn w:val="Normal"/>
+    <w:rsid w:val="00D33757"/>
+    <w:pPr>
+      <w:spacing w:before="100" w:beforeAutospacing="1" w:after="100" w:afterAutospacing="1" w:line="240" w:lineRule="auto"/>
+    </w:pPr>
+    <w:rPr>
+      <w:rFonts w:ascii="Times New Roman" w:eastAsia="Times New Roman" w:hAnsi="Times New Roman" w:cs="Times New Roman"/>
+      <w:sz w:val="24"/>
+      <w:szCs w:val="24"/>
+    </w:rPr>
+  </w:style>
+  <w:style w:type="character" w:customStyle="1" w:styleId="text-token-text-primary">
+    <w:name w:val="text-token-text-primary"/>
+    <w:basedOn w:val="DefaultParagraphFont"/>
+    <w:rsid w:val="00D33757"/>
+  </w:style>
 </w:styles>
 </file>
 
